--- a/COMP1003 - AY2526 - Assessments Specification Document_moderatedfinal.docx
+++ b/COMP1003 - AY2526 - Assessments Specification Document_moderatedfinal.docx
@@ -1,6 +1,6 @@
 
 <file path=word/document.xml><?xml version="1.0" encoding="utf-8"?>
-<w:document xmlns:wpc="http://schemas.microsoft.com/office/word/2010/wordprocessingCanvas" xmlns:cx="http://schemas.microsoft.com/office/drawing/2014/chartex" xmlns:cx1="http://schemas.microsoft.com/office/drawing/2015/9/8/chartex" xmlns:cx2="http://schemas.microsoft.com/office/drawing/2015/10/21/chartex" xmlns:cx3="http://schemas.microsoft.com/office/drawing/2016/5/9/chartex" xmlns:cx4="http://schemas.microsoft.com/office/drawing/2016/5/10/chartex" xmlns:cx5="http://schemas.microsoft.com/office/drawing/2016/5/11/chartex" xmlns:cx6="http://schemas.microsoft.com/office/drawing/2016/5/12/chartex" xmlns:cx7="http://schemas.microsoft.com/office/drawing/2016/5/13/chartex" xmlns:cx8="http://schemas.microsoft.com/office/drawing/2016/5/14/chartex" xmlns:mc="http://schemas.openxmlformats.org/markup-compatibility/2006" xmlns:aink="http://schemas.microsoft.com/office/drawing/2016/ink" xmlns:am3d="http://schemas.microsoft.com/office/drawing/2017/model3d" xmlns:o="urn:schemas-microsoft-com:office:office" xmlns:r="http://schemas.openxmlformats.org/officeDocument/2006/relationships" xmlns:m="http://schemas.openxmlformats.org/officeDocument/2006/math" xmlns:v="urn:schemas-microsoft-com:vml" xmlns:wp14="http://schemas.microsoft.com/office/word/2010/wordprocessingDrawing" xmlns:wp="http://schemas.openxmlformats.org/drawingml/2006/wordprocessingDrawing" xmlns:w10="urn:schemas-microsoft-com:office:word" xmlns:w="http://schemas.openxmlformats.org/wordprocessingml/2006/main" xmlns:w14="http://schemas.microsoft.com/office/word/2010/wordml" xmlns:w15="http://schemas.microsoft.com/office/word/2012/wordml" xmlns:w16cid="http://schemas.microsoft.com/office/word/2016/wordml/cid" xmlns:w16se="http://schemas.microsoft.com/office/word/2015/wordml/symex" xmlns:wpg="http://schemas.microsoft.com/office/word/2010/wordprocessingGroup" xmlns:wpi="http://schemas.microsoft.com/office/word/2010/wordprocessingInk" xmlns:wne="http://schemas.microsoft.com/office/word/2006/wordml" xmlns:wps="http://schemas.microsoft.com/office/word/2010/wordprocessingShape" mc:Ignorable="w14 w15 w16se w16cid wp14">
+<w:document xmlns:wpc="http://schemas.microsoft.com/office/word/2010/wordprocessingCanvas" xmlns:cx="http://schemas.microsoft.com/office/drawing/2014/chartex" xmlns:cx1="http://schemas.microsoft.com/office/drawing/2015/9/8/chartex" xmlns:cx2="http://schemas.microsoft.com/office/drawing/2015/10/21/chartex" xmlns:cx3="http://schemas.microsoft.com/office/drawing/2016/5/9/chartex" xmlns:cx4="http://schemas.microsoft.com/office/drawing/2016/5/10/chartex" xmlns:cx5="http://schemas.microsoft.com/office/drawing/2016/5/11/chartex" xmlns:cx6="http://schemas.microsoft.com/office/drawing/2016/5/12/chartex" xmlns:cx7="http://schemas.microsoft.com/office/drawing/2016/5/13/chartex" xmlns:cx8="http://schemas.microsoft.com/office/drawing/2016/5/14/chartex" xmlns:mc="http://schemas.openxmlformats.org/markup-compatibility/2006" xmlns:aink="http://schemas.microsoft.com/office/drawing/2016/ink" xmlns:am3d="http://schemas.microsoft.com/office/drawing/2017/model3d" xmlns:o="urn:schemas-microsoft-com:office:office" xmlns:oel="http://schemas.microsoft.com/office/2019/extlst" xmlns:r="http://schemas.openxmlformats.org/officeDocument/2006/relationships" xmlns:m="http://schemas.openxmlformats.org/officeDocument/2006/math" xmlns:v="urn:schemas-microsoft-com:vml" xmlns:wp14="http://schemas.microsoft.com/office/word/2010/wordprocessingDrawing" xmlns:wp="http://schemas.openxmlformats.org/drawingml/2006/wordprocessingDrawing" xmlns:w10="urn:schemas-microsoft-com:office:word" xmlns:w="http://schemas.openxmlformats.org/wordprocessingml/2006/main" xmlns:w14="http://schemas.microsoft.com/office/word/2010/wordml" xmlns:w15="http://schemas.microsoft.com/office/word/2012/wordml" xmlns:w16cex="http://schemas.microsoft.com/office/word/2018/wordml/cex" xmlns:w16cid="http://schemas.microsoft.com/office/word/2016/wordml/cid" xmlns:w16="http://schemas.microsoft.com/office/word/2018/wordml" xmlns:w16du="http://schemas.microsoft.com/office/word/2023/wordml/word16du" xmlns:w16sdtdh="http://schemas.microsoft.com/office/word/2020/wordml/sdtdatahash" xmlns:w16sdtfl="http://schemas.microsoft.com/office/word/2024/wordml/sdtformatlock" xmlns:w16se="http://schemas.microsoft.com/office/word/2015/wordml/symex" xmlns:wpg="http://schemas.microsoft.com/office/word/2010/wordprocessingGroup" xmlns:wpi="http://schemas.microsoft.com/office/word/2010/wordprocessingInk" xmlns:wne="http://schemas.microsoft.com/office/word/2006/wordml" xmlns:wps="http://schemas.microsoft.com/office/word/2010/wordprocessingShape" mc:Ignorable="w14 w15 w16se w16cid w16 w16cex w16sdtdh w16sdtfl w16du wp14">
   <w:body>
     <w:p>
       <w:pPr>
@@ -356,15 +356,7 @@
         <w:t>then the last element</w:t>
       </w:r>
       <w:r>
-        <w:t xml:space="preserve"> also </w:t>
-      </w:r>
-      <w:proofErr w:type="gramStart"/>
-      <w:r>
-        <w:t>forget</w:t>
-      </w:r>
-      <w:proofErr w:type="gramEnd"/>
-      <w:r>
-        <w:t xml:space="preserve"> the last number if this one is bigger</w:t>
+        <w:t xml:space="preserve"> also forget the last number if this one is bigger</w:t>
       </w:r>
       <w:r>
         <w:t>.</w:t>
@@ -488,7 +480,7 @@
         <mc:AlternateContent>
           <mc:Choice Requires="wpg">
             <w:drawing>
-              <wp:anchor distT="0" distB="0" distL="114300" distR="114300" simplePos="0" relativeHeight="251660288" behindDoc="0" locked="0" layoutInCell="1" allowOverlap="1" wp14:anchorId="73983F82" wp14:editId="32C959B6">
+              <wp:anchor distT="0" distB="0" distL="114300" distR="114300" simplePos="0" relativeHeight="251660288" behindDoc="0" locked="0" layoutInCell="1" allowOverlap="1" wp14:anchorId="5E6A7CF2" wp14:editId="36482D20">
                 <wp:simplePos x="0" y="0"/>
                 <wp:positionH relativeFrom="page">
                   <wp:posOffset>914400</wp:posOffset>
@@ -600,91 +592,56 @@
       <w:pPr>
         <w:ind w:left="1090" w:right="57"/>
       </w:pPr>
-      <w:proofErr w:type="gramStart"/>
-      <w:r>
-        <w:t>PUSH(</w:t>
-      </w:r>
-      <w:proofErr w:type="gramEnd"/>
-      <w:r>
-        <w:t xml:space="preserve">10) </w:t>
+      <w:r>
+        <w:t xml:space="preserve">PUSH(10) </w:t>
       </w:r>
     </w:p>
     <w:p>
       <w:pPr>
         <w:ind w:left="1090" w:right="57"/>
       </w:pPr>
-      <w:proofErr w:type="gramStart"/>
-      <w:r>
-        <w:t>PUSH(</w:t>
-      </w:r>
-      <w:proofErr w:type="gramEnd"/>
-      <w:r>
-        <w:t xml:space="preserve">20) </w:t>
+      <w:r>
+        <w:t xml:space="preserve">PUSH(20) </w:t>
       </w:r>
     </w:p>
     <w:p>
       <w:pPr>
         <w:ind w:left="1090" w:right="7987"/>
       </w:pPr>
-      <w:proofErr w:type="gramStart"/>
-      <w:r>
-        <w:t>PUSH(</w:t>
-      </w:r>
-      <w:proofErr w:type="gramEnd"/>
-      <w:r>
-        <w:t xml:space="preserve">30) POP() </w:t>
+      <w:r>
+        <w:t xml:space="preserve">PUSH(30) POP() </w:t>
       </w:r>
     </w:p>
     <w:p>
       <w:pPr>
         <w:ind w:left="1090" w:right="57"/>
       </w:pPr>
-      <w:proofErr w:type="gramStart"/>
-      <w:r>
-        <w:t>PUSH(</w:t>
-      </w:r>
-      <w:proofErr w:type="gramEnd"/>
-      <w:r>
-        <w:t xml:space="preserve">40) </w:t>
+      <w:r>
+        <w:t xml:space="preserve">PUSH(40) </w:t>
       </w:r>
     </w:p>
     <w:p>
       <w:pPr>
         <w:ind w:left="1090" w:right="57"/>
       </w:pPr>
-      <w:proofErr w:type="gramStart"/>
-      <w:r>
-        <w:t>PUSH(</w:t>
-      </w:r>
-      <w:proofErr w:type="gramEnd"/>
-      <w:r>
-        <w:t xml:space="preserve">50) </w:t>
+      <w:r>
+        <w:t xml:space="preserve">PUSH(50) </w:t>
       </w:r>
     </w:p>
     <w:p>
       <w:pPr>
         <w:ind w:left="1090" w:right="57"/>
       </w:pPr>
-      <w:proofErr w:type="gramStart"/>
-      <w:r>
-        <w:t>POP(</w:t>
-      </w:r>
-      <w:proofErr w:type="gramEnd"/>
-      <w:r>
-        <w:t xml:space="preserve">) </w:t>
+      <w:r>
+        <w:t xml:space="preserve">POP() </w:t>
       </w:r>
     </w:p>
     <w:p>
       <w:pPr>
         <w:ind w:left="1090" w:right="57"/>
       </w:pPr>
-      <w:proofErr w:type="gramStart"/>
-      <w:r>
-        <w:t>POP(</w:t>
-      </w:r>
-      <w:proofErr w:type="gramEnd"/>
-      <w:r>
-        <w:t xml:space="preserve">)                           </w:t>
+      <w:r>
+        <w:t xml:space="preserve">POP()                           </w:t>
       </w:r>
     </w:p>
     <w:p>
@@ -761,13 +718,8 @@
             <w:pPr>
               <w:ind w:left="0" w:right="57" w:firstLine="0"/>
             </w:pPr>
-            <w:proofErr w:type="gramStart"/>
-            <w:r>
-              <w:t>PUSH(</w:t>
-            </w:r>
-            <w:proofErr w:type="gramEnd"/>
-            <w:r>
-              <w:t>10)</w:t>
+            <w:r>
+              <w:t>PUSH(10)</w:t>
             </w:r>
           </w:p>
         </w:tc>
@@ -779,16 +731,8 @@
             <w:pPr>
               <w:ind w:left="0" w:right="57" w:firstLine="0"/>
             </w:pPr>
-            <w:proofErr w:type="gramStart"/>
-            <w:r>
-              <w:t>PUSH</w:t>
-            </w:r>
-            <w:r>
-              <w:t>(</w:t>
-            </w:r>
-            <w:proofErr w:type="gramEnd"/>
-            <w:r>
-              <w:t>20)</w:t>
+            <w:r>
+              <w:t>PUSH(20)</w:t>
             </w:r>
           </w:p>
         </w:tc>
@@ -800,16 +744,8 @@
             <w:pPr>
               <w:ind w:left="0" w:right="57" w:firstLine="0"/>
             </w:pPr>
-            <w:proofErr w:type="gramStart"/>
-            <w:r>
-              <w:t>PUSH(</w:t>
-            </w:r>
-            <w:proofErr w:type="gramEnd"/>
-            <w:r>
-              <w:t>30</w:t>
-            </w:r>
-            <w:r>
-              <w:t>)</w:t>
+            <w:r>
+              <w:t>PUSH(30)</w:t>
             </w:r>
           </w:p>
         </w:tc>
@@ -821,13 +757,8 @@
             <w:pPr>
               <w:ind w:left="0" w:right="57" w:firstLine="0"/>
             </w:pPr>
-            <w:proofErr w:type="gramStart"/>
-            <w:r>
-              <w:t>POP(</w:t>
-            </w:r>
-            <w:proofErr w:type="gramEnd"/>
-            <w:r>
-              <w:t>)</w:t>
+            <w:r>
+              <w:t>POP()</w:t>
             </w:r>
           </w:p>
         </w:tc>
@@ -839,16 +770,8 @@
             <w:pPr>
               <w:ind w:left="0" w:right="57" w:firstLine="0"/>
             </w:pPr>
-            <w:proofErr w:type="gramStart"/>
-            <w:r>
-              <w:t>PUSH(</w:t>
-            </w:r>
-            <w:proofErr w:type="gramEnd"/>
-            <w:r>
-              <w:t>4</w:t>
-            </w:r>
-            <w:r>
-              <w:t>0)</w:t>
+            <w:r>
+              <w:t>PUSH(40)</w:t>
             </w:r>
           </w:p>
         </w:tc>
@@ -860,16 +783,8 @@
             <w:pPr>
               <w:ind w:left="0" w:right="57" w:firstLine="0"/>
             </w:pPr>
-            <w:proofErr w:type="gramStart"/>
-            <w:r>
-              <w:t>PUSH(</w:t>
-            </w:r>
-            <w:proofErr w:type="gramEnd"/>
-            <w:r>
-              <w:t>5</w:t>
-            </w:r>
-            <w:r>
-              <w:t>0)</w:t>
+            <w:r>
+              <w:t>PUSH(50)</w:t>
             </w:r>
           </w:p>
         </w:tc>
@@ -881,13 +796,8 @@
             <w:pPr>
               <w:ind w:left="0" w:right="57" w:firstLine="0"/>
             </w:pPr>
-            <w:proofErr w:type="gramStart"/>
-            <w:r>
-              <w:t>POP(</w:t>
-            </w:r>
-            <w:proofErr w:type="gramEnd"/>
-            <w:r>
-              <w:t>)</w:t>
+            <w:r>
+              <w:t>POP()</w:t>
             </w:r>
           </w:p>
         </w:tc>
@@ -899,13 +809,8 @@
             <w:pPr>
               <w:ind w:left="0" w:right="57" w:firstLine="0"/>
             </w:pPr>
-            <w:proofErr w:type="gramStart"/>
-            <w:r>
-              <w:t>POP(</w:t>
-            </w:r>
-            <w:proofErr w:type="gramEnd"/>
-            <w:r>
-              <w:t>)</w:t>
+            <w:r>
+              <w:t>POP()</w:t>
             </w:r>
           </w:p>
         </w:tc>
@@ -1595,21 +1500,34 @@
     </w:p>
     <w:p>
       <w:pPr>
+        <w:numPr>
+          <w:ilvl w:val="0"/>
+          <w:numId w:val="3"/>
+        </w:numPr>
+        <w:ind w:right="57" w:hanging="360"/>
+      </w:pPr>
+    </w:p>
+    <w:p>
+      <w:pPr>
         <w:ind w:left="720" w:right="57" w:firstLine="0"/>
       </w:pPr>
       <w:r>
-        <w:t xml:space="preserve">This is the fact that when you stack it is first in last out, this means that the first element that is inputted is considered the first element and the element that is last in </w:t>
-      </w:r>
-      <w:r>
-        <w:t xml:space="preserve">the stack when the operation is a </w:t>
-      </w:r>
-      <w:proofErr w:type="gramStart"/>
-      <w:r>
-        <w:t>POP(</w:t>
-      </w:r>
-      <w:proofErr w:type="gramEnd"/>
-      <w:r>
-        <w:t>) it removes that element.</w:t>
+        <w:t xml:space="preserve">This is the fact that when you stack it is </w:t>
+      </w:r>
+      <w:r>
+        <w:t>last in first out</w:t>
+      </w:r>
+      <w:r>
+        <w:t xml:space="preserve">, this means that the element that is last in </w:t>
+      </w:r>
+      <w:r>
+        <w:t>the stack when the operation is a POP() it removes that element</w:t>
+      </w:r>
+      <w:r>
+        <w:t xml:space="preserve"> as it is the first out</w:t>
+      </w:r>
+      <w:r>
+        <w:t>.</w:t>
       </w:r>
     </w:p>
     <w:p>
@@ -1704,19 +1622,16 @@
         <w:t xml:space="preserve"> be directly accessed as you have to </w:t>
       </w:r>
       <w:r>
-        <w:t xml:space="preserve">take out box E first then, box D </w:t>
-      </w:r>
-      <w:proofErr w:type="gramStart"/>
-      <w:r>
-        <w:t>and  then</w:t>
-      </w:r>
-      <w:proofErr w:type="gramEnd"/>
-      <w:r>
-        <w:t xml:space="preserve"> box C you can access it.</w:t>
+        <w:t>take out box E first then, box D and  then box C you can access it.</w:t>
       </w:r>
       <w:r>
         <w:t xml:space="preserve"> </w:t>
       </w:r>
+    </w:p>
+    <w:p>
+      <w:pPr>
+        <w:ind w:right="57"/>
+      </w:pPr>
     </w:p>
     <w:p>
       <w:pPr>
@@ -1837,13 +1752,8 @@
             <w:pPr>
               <w:ind w:left="0" w:right="57" w:firstLine="0"/>
             </w:pPr>
-            <w:proofErr w:type="gramStart"/>
-            <w:r>
-              <w:t>POP(</w:t>
-            </w:r>
-            <w:proofErr w:type="gramEnd"/>
-            <w:r>
-              <w:t>)</w:t>
+            <w:r>
+              <w:t>POP()</w:t>
             </w:r>
           </w:p>
         </w:tc>
@@ -1855,13 +1765,8 @@
             <w:pPr>
               <w:ind w:left="0" w:right="57" w:firstLine="0"/>
             </w:pPr>
-            <w:proofErr w:type="gramStart"/>
-            <w:r>
-              <w:t>POP(</w:t>
-            </w:r>
-            <w:proofErr w:type="gramEnd"/>
-            <w:r>
-              <w:t>)</w:t>
+            <w:r>
+              <w:t>POP()</w:t>
             </w:r>
           </w:p>
         </w:tc>
@@ -1873,13 +1778,8 @@
             <w:pPr>
               <w:ind w:left="0" w:right="57" w:firstLine="0"/>
             </w:pPr>
-            <w:proofErr w:type="gramStart"/>
-            <w:r>
-              <w:t>POP(</w:t>
-            </w:r>
-            <w:proofErr w:type="gramEnd"/>
-            <w:r>
-              <w:t>)</w:t>
+            <w:r>
+              <w:t>POP()</w:t>
             </w:r>
           </w:p>
         </w:tc>
@@ -1891,13 +1791,8 @@
             <w:pPr>
               <w:ind w:left="0" w:right="57" w:firstLine="0"/>
             </w:pPr>
-            <w:proofErr w:type="gramStart"/>
-            <w:r>
-              <w:t>POP(</w:t>
-            </w:r>
-            <w:proofErr w:type="gramEnd"/>
-            <w:r>
-              <w:t>)</w:t>
+            <w:r>
+              <w:t>POP()</w:t>
             </w:r>
           </w:p>
         </w:tc>
@@ -2236,7 +2131,22 @@
         <w:t>This represents</w:t>
       </w:r>
       <w:r>
-        <w:t xml:space="preserve"> the limitation which using a stack, the limitation is that because it is first in last out, this means that it is not very efficient when you have to access elements nearer the bottom as you have to complete a lot of steps to get them. </w:t>
+        <w:t xml:space="preserve"> the limitation which using a stack, the limitation is that because it is </w:t>
+      </w:r>
+      <w:r>
+        <w:t>last in</w:t>
+      </w:r>
+      <w:r>
+        <w:t xml:space="preserve"> first out</w:t>
+      </w:r>
+      <w:r>
+        <w:t>, this means that it is not very efficient when you have to access elements nearer the bottom as you have to complete a lot of steps to get them</w:t>
+      </w:r>
+      <w:r>
+        <w:t xml:space="preserve"> as you have to pop out all the other element before you can access it</w:t>
+      </w:r>
+      <w:r>
+        <w:t xml:space="preserve">. </w:t>
       </w:r>
       <w:r>
         <w:t xml:space="preserve"> </w:t>
@@ -2247,15 +2157,7 @@
         <w:ind w:right="57"/>
       </w:pPr>
       <w:r>
-        <w:t xml:space="preserve">Another data structure that you could use is an array as you can uses this data structure efficiently when removing items. This is because an array is a linear data structure that uses </w:t>
-      </w:r>
-      <w:proofErr w:type="gramStart"/>
-      <w:r>
-        <w:t>a</w:t>
-      </w:r>
-      <w:proofErr w:type="gramEnd"/>
-      <w:r>
-        <w:t xml:space="preserve"> index so each element has a index number that corresponds with it. This allows for data to be remove from anywhere in the array and input anywhere in it.</w:t>
+        <w:t>Another data structure that you could use is an array as you can uses this data structure efficiently when removing items. This is because an array is a linear data structure that uses a index so each element has a index number that corresponds with it. This allows for data to be remove from anywhere in the array and input anywhere in it.</w:t>
       </w:r>
     </w:p>
     <w:p>
@@ -2326,78 +2228,48 @@
       <w:pPr>
         <w:ind w:left="1090" w:right="57"/>
       </w:pPr>
-      <w:proofErr w:type="gramStart"/>
-      <w:r>
-        <w:t>ENQUEUE(</w:t>
-      </w:r>
-      <w:proofErr w:type="gramEnd"/>
-      <w:r>
-        <w:t xml:space="preserve">5) </w:t>
+      <w:r>
+        <w:t xml:space="preserve">ENQUEUE(5) </w:t>
       </w:r>
     </w:p>
     <w:p>
       <w:pPr>
         <w:ind w:left="1090" w:right="57"/>
       </w:pPr>
-      <w:proofErr w:type="gramStart"/>
-      <w:r>
-        <w:t>ENQUEUE(</w:t>
-      </w:r>
-      <w:proofErr w:type="gramEnd"/>
-      <w:r>
-        <w:t xml:space="preserve">10) </w:t>
+      <w:r>
+        <w:t xml:space="preserve">ENQUEUE(10) </w:t>
       </w:r>
     </w:p>
     <w:p>
       <w:pPr>
         <w:ind w:left="1090" w:right="6787"/>
       </w:pPr>
-      <w:proofErr w:type="gramStart"/>
-      <w:r>
-        <w:t>ENQUEUE(</w:t>
-      </w:r>
-      <w:proofErr w:type="gramEnd"/>
-      <w:r>
-        <w:t xml:space="preserve">15) DEQUEUE() </w:t>
+      <w:r>
+        <w:t xml:space="preserve">ENQUEUE(15) DEQUEUE() </w:t>
       </w:r>
     </w:p>
     <w:p>
       <w:pPr>
         <w:ind w:left="1090" w:right="57"/>
       </w:pPr>
-      <w:proofErr w:type="gramStart"/>
-      <w:r>
-        <w:t>ENQUEUE(</w:t>
-      </w:r>
-      <w:proofErr w:type="gramEnd"/>
-      <w:r>
-        <w:t xml:space="preserve">20) </w:t>
+      <w:r>
+        <w:t xml:space="preserve">ENQUEUE(20) </w:t>
       </w:r>
     </w:p>
     <w:p>
       <w:pPr>
         <w:ind w:left="1090" w:right="6787"/>
       </w:pPr>
-      <w:proofErr w:type="gramStart"/>
-      <w:r>
-        <w:t>ENQUEUE(</w:t>
-      </w:r>
-      <w:proofErr w:type="gramEnd"/>
-      <w:r>
-        <w:t xml:space="preserve">25) DEQUEUE() </w:t>
+      <w:r>
+        <w:t xml:space="preserve">ENQUEUE(25) DEQUEUE() </w:t>
       </w:r>
     </w:p>
     <w:p>
       <w:pPr>
         <w:ind w:left="1090" w:right="57"/>
       </w:pPr>
-      <w:proofErr w:type="gramStart"/>
-      <w:r>
-        <w:t>ENQUEUE(</w:t>
-      </w:r>
-      <w:proofErr w:type="gramEnd"/>
-      <w:r>
-        <w:t>30)</w:t>
+      <w:r>
+        <w:t>ENQUEUE(30)</w:t>
       </w:r>
       <w:r>
         <w:rPr>
@@ -2421,7 +2293,7 @@
         <mc:AlternateContent>
           <mc:Choice Requires="wpg">
             <w:drawing>
-              <wp:anchor distT="0" distB="0" distL="114300" distR="114300" simplePos="0" relativeHeight="251661312" behindDoc="0" locked="0" layoutInCell="1" allowOverlap="1" wp14:anchorId="71835BC7" wp14:editId="5764D821">
+              <wp:anchor distT="0" distB="0" distL="114300" distR="114300" simplePos="0" relativeHeight="251661312" behindDoc="0" locked="0" layoutInCell="1" allowOverlap="1" wp14:anchorId="09F7FCF8" wp14:editId="09B06F7E">
                 <wp:simplePos x="0" y="0"/>
                 <wp:positionH relativeFrom="page">
                   <wp:posOffset>914400</wp:posOffset>
@@ -2565,7 +2437,7 @@
         <mc:AlternateContent>
           <mc:Choice Requires="wpg">
             <w:drawing>
-              <wp:anchor distT="0" distB="0" distL="114300" distR="114300" simplePos="0" relativeHeight="251662336" behindDoc="0" locked="0" layoutInCell="1" allowOverlap="1" wp14:anchorId="52C44720" wp14:editId="4EE967FF">
+              <wp:anchor distT="0" distB="0" distL="114300" distR="114300" simplePos="0" relativeHeight="251662336" behindDoc="0" locked="0" layoutInCell="1" allowOverlap="1" wp14:anchorId="50B1ED7E" wp14:editId="54F0E7DE">
                 <wp:simplePos x="0" y="0"/>
                 <wp:positionH relativeFrom="page">
                   <wp:align>right</wp:align>
@@ -2853,13 +2725,7 @@
               <w:ind w:left="0" w:right="57" w:firstLine="0"/>
             </w:pPr>
             <w:r>
-              <w:t>(</w:t>
-            </w:r>
-            <w:r>
-              <w:t>10</w:t>
-            </w:r>
-            <w:r>
-              <w:t>)</w:t>
+              <w:t>(10)</w:t>
             </w:r>
           </w:p>
         </w:tc>
@@ -3106,8 +2972,6 @@
             <w:r>
               <w:t>30</w:t>
             </w:r>
-            <w:bookmarkStart w:id="0" w:name="_GoBack"/>
-            <w:bookmarkEnd w:id="0"/>
           </w:p>
         </w:tc>
       </w:tr>
@@ -3350,6 +3214,7 @@
               <w:ind w:left="0" w:right="57" w:firstLine="0"/>
             </w:pPr>
             <w:r>
+              <w:lastRenderedPageBreak/>
               <w:t>1</w:t>
             </w:r>
           </w:p>
@@ -3474,9 +3339,26 @@
         <w:ind w:right="57" w:hanging="360"/>
       </w:pPr>
       <w:r>
-        <w:lastRenderedPageBreak/>
         <w:t xml:space="preserve">What is the element at the front and at the rear after all operations? </w:t>
       </w:r>
+    </w:p>
+    <w:p>
+      <w:pPr>
+        <w:ind w:right="57"/>
+      </w:pPr>
+    </w:p>
+    <w:p>
+      <w:pPr>
+        <w:ind w:right="57"/>
+      </w:pPr>
+      <w:r>
+        <w:t>The element at the front is 15 and the element in the rear is 30.</w:t>
+      </w:r>
+    </w:p>
+    <w:p>
+      <w:pPr>
+        <w:ind w:right="57"/>
+      </w:pPr>
     </w:p>
     <w:p>
       <w:pPr>
@@ -3492,6 +3374,24 @@
     </w:p>
     <w:p>
       <w:pPr>
+        <w:ind w:right="57"/>
+      </w:pPr>
+    </w:p>
+    <w:p>
+      <w:pPr>
+        <w:ind w:right="57"/>
+      </w:pPr>
+      <w:r>
+        <w:t>The elements where, 5 and 10.</w:t>
+      </w:r>
+    </w:p>
+    <w:p>
+      <w:pPr>
+        <w:ind w:right="57"/>
+      </w:pPr>
+    </w:p>
+    <w:p>
+      <w:pPr>
         <w:numPr>
           <w:ilvl w:val="0"/>
           <w:numId w:val="4"/>
@@ -3504,6 +3404,14 @@
     </w:p>
     <w:p>
       <w:pPr>
+        <w:ind w:right="57"/>
+      </w:pPr>
+      <w:r>
+        <w:t>There where 6 elements added and 2 elements removed.</w:t>
+      </w:r>
+    </w:p>
+    <w:p>
+      <w:pPr>
         <w:numPr>
           <w:ilvl w:val="0"/>
           <w:numId w:val="4"/>
@@ -3516,6 +3424,14 @@
     </w:p>
     <w:p>
       <w:pPr>
+        <w:ind w:right="57"/>
+      </w:pPr>
+      <w:r>
+        <w:t>The que is a type of data structure has a first in first out property, this means that the first element that is enqueued is the first element that goes in and the first element to be removed when dequeueing.</w:t>
+      </w:r>
+    </w:p>
+    <w:p>
+      <w:pPr>
         <w:spacing w:after="263" w:line="259" w:lineRule="auto"/>
         <w:ind w:left="10" w:right="52"/>
         <w:jc w:val="right"/>
@@ -3539,15 +3455,7 @@
         <w:t xml:space="preserve">Part B: </w:t>
       </w:r>
       <w:r>
-        <w:t xml:space="preserve">A customer service </w:t>
-      </w:r>
-      <w:proofErr w:type="spellStart"/>
-      <w:r>
-        <w:t>center</w:t>
-      </w:r>
-      <w:proofErr w:type="spellEnd"/>
-      <w:r>
-        <w:t xml:space="preserve"> receives calls from customers. Calls are attended in the order they are received. Questions: </w:t>
+        <w:t xml:space="preserve">A customer service center receives calls from customers. Calls are attended in the order they are received. Questions: </w:t>
       </w:r>
     </w:p>
     <w:p>
@@ -3559,7 +3467,18 @@
         <w:ind w:right="57" w:hanging="360"/>
       </w:pPr>
       <w:r>
-        <w:t xml:space="preserve">Why is a queue the correct data structure for this system? </w:t>
+        <w:t>Why is a queue the correct data structure for this system?</w:t>
+      </w:r>
+    </w:p>
+    <w:p>
+      <w:pPr>
+        <w:ind w:right="57"/>
+      </w:pPr>
+      <w:r>
+        <w:t>This is because a queue also uses the first in first out system, where the first element that is queued is the first in the queue and the first out when it is dequeued, so it could be used to store data for this system and how it where the first call is the first one received.</w:t>
+      </w:r>
+      <w:r>
+        <w:t xml:space="preserve"> </w:t>
       </w:r>
     </w:p>
     <w:p>
@@ -3576,6 +3495,26 @@
     </w:p>
     <w:p>
       <w:pPr>
+        <w:ind w:right="57"/>
+      </w:pPr>
+      <w:r>
+        <w:t xml:space="preserve">The problem would be that you would get the last call received first as a stack uses a </w:t>
+      </w:r>
+      <w:r>
+        <w:t>last</w:t>
+      </w:r>
+      <w:r>
+        <w:t xml:space="preserve"> in </w:t>
+      </w:r>
+      <w:r>
+        <w:t>first</w:t>
+      </w:r>
+      <w:r>
+        <w:t xml:space="preserve"> out , so the last call would be the first out, so it would be very unefficant as you would have to pop all the elements before you could get to the one you want each time.</w:t>
+      </w:r>
+    </w:p>
+    <w:p>
+      <w:pPr>
         <w:numPr>
           <w:ilvl w:val="0"/>
           <w:numId w:val="5"/>
@@ -3583,7 +3522,21 @@
         <w:ind w:right="57" w:hanging="360"/>
       </w:pPr>
       <w:r>
-        <w:t xml:space="preserve">Explain in your own words how a queue helps ensure fairness in customer handling. </w:t>
+        <w:t>Explain in your own words how a queue helps ensure fairness in customer handling.</w:t>
+      </w:r>
+    </w:p>
+    <w:p>
+      <w:pPr>
+        <w:ind w:right="57"/>
+      </w:pPr>
+      <w:r>
+        <w:t>A queue allows</w:t>
+      </w:r>
+      <w:r>
+        <w:t xml:space="preserve"> the first customer in the queue to got through and the customers after are all in the order they call so the customers that ring earlyest gets to be first in the que. This makes it fare as they are all in the order they call so this far.</w:t>
+      </w:r>
+      <w:r>
+        <w:t xml:space="preserve"> </w:t>
       </w:r>
     </w:p>
     <w:p>
@@ -3605,19 +3558,11 @@
         <w:ind w:left="10" w:right="52"/>
         <w:jc w:val="right"/>
       </w:pPr>
-      <w:proofErr w:type="gramStart"/>
       <w:r>
         <w:rPr>
           <w:b/>
         </w:rPr>
-        <w:t>( 1</w:t>
-      </w:r>
-      <w:proofErr w:type="gramEnd"/>
-      <w:r>
-        <w:rPr>
-          <w:b/>
-        </w:rPr>
-        <w:t xml:space="preserve">+1+2=4marks) </w:t>
+        <w:t xml:space="preserve">( 1+1+2=4marks) </w:t>
       </w:r>
     </w:p>
     <w:p>
@@ -3638,20 +3583,18 @@
     <w:tbl>
       <w:tblPr>
         <w:tblStyle w:val="TableGrid"/>
-        <w:tblW w:w="8784" w:type="dxa"/>
+        <w:tblW w:w="10970" w:type="dxa"/>
         <w:tblInd w:w="365" w:type="dxa"/>
         <w:tblCellMar>
           <w:top w:w="71" w:type="dxa"/>
           <w:left w:w="14" w:type="dxa"/>
-          <w:bottom w:w="0" w:type="dxa"/>
-          <w:right w:w="0" w:type="dxa"/>
         </w:tblCellMar>
         <w:tblLook w:val="04A0" w:firstRow="1" w:lastRow="0" w:firstColumn="1" w:lastColumn="0" w:noHBand="0" w:noVBand="1"/>
       </w:tblPr>
       <w:tblGrid>
         <w:gridCol w:w="4666"/>
         <w:gridCol w:w="2688"/>
-        <w:gridCol w:w="1430"/>
+        <w:gridCol w:w="3616"/>
       </w:tblGrid>
       <w:tr>
         <w:trPr>
@@ -3700,7 +3643,7 @@
         </w:tc>
         <w:tc>
           <w:tcPr>
-            <w:tcW w:w="1430" w:type="dxa"/>
+            <w:tcW w:w="3616" w:type="dxa"/>
             <w:tcBorders>
               <w:top w:val="single" w:sz="4" w:space="0" w:color="000000"/>
               <w:left w:val="single" w:sz="4" w:space="0" w:color="000000"/>
@@ -3764,11 +3707,14 @@
             <w:r>
               <w:t xml:space="preserve"> </w:t>
             </w:r>
-          </w:p>
-        </w:tc>
-        <w:tc>
-          <w:tcPr>
-            <w:tcW w:w="1430" w:type="dxa"/>
+            <w:r>
+              <w:t>queue</w:t>
+            </w:r>
+          </w:p>
+        </w:tc>
+        <w:tc>
+          <w:tcPr>
+            <w:tcW w:w="3616" w:type="dxa"/>
             <w:tcBorders>
               <w:top w:val="single" w:sz="4" w:space="0" w:color="000000"/>
               <w:left w:val="single" w:sz="4" w:space="0" w:color="000000"/>
@@ -3782,6 +3728,9 @@
               <w:ind w:left="92" w:firstLine="0"/>
               <w:jc w:val="center"/>
             </w:pPr>
+            <w:r>
+              <w:t>This is because when you go back you are more likely to need to go to the previos page first, so this means you need a first in first out so that it goes back in order of what you opened. This is also more userfreidly.</w:t>
+            </w:r>
             <w:r>
               <w:t xml:space="preserve"> </w:t>
             </w:r>
@@ -3809,6 +3758,7 @@
               <w:jc w:val="right"/>
             </w:pPr>
             <w:r>
+              <w:lastRenderedPageBreak/>
               <w:t xml:space="preserve">2. Print job management in a printer </w:t>
             </w:r>
           </w:p>
@@ -3830,13 +3780,13 @@
               <w:jc w:val="left"/>
             </w:pPr>
             <w:r>
-              <w:t xml:space="preserve"> </w:t>
-            </w:r>
-          </w:p>
-        </w:tc>
-        <w:tc>
-          <w:tcPr>
-            <w:tcW w:w="1430" w:type="dxa"/>
+              <w:t xml:space="preserve"> queue</w:t>
+            </w:r>
+          </w:p>
+        </w:tc>
+        <w:tc>
+          <w:tcPr>
+            <w:tcW w:w="3616" w:type="dxa"/>
             <w:tcBorders>
               <w:top w:val="single" w:sz="4" w:space="0" w:color="000000"/>
               <w:left w:val="single" w:sz="4" w:space="0" w:color="000000"/>
@@ -3851,7 +3801,29 @@
               <w:jc w:val="center"/>
             </w:pPr>
             <w:r>
-              <w:t xml:space="preserve"> </w:t>
+              <w:t xml:space="preserve">This is because when you </w:t>
+            </w:r>
+            <w:r>
+              <w:t>print something off however put the request to the print first should get theres printed of first</w:t>
+            </w:r>
+            <w:r>
+              <w:t xml:space="preserve">, so this means you need a first in first out so that it </w:t>
+            </w:r>
+            <w:r>
+              <w:t>will let whoever sent the first request get theres first and then the rest in order</w:t>
+            </w:r>
+            <w:r>
+              <w:t xml:space="preserve">. </w:t>
+            </w:r>
+          </w:p>
+          <w:p>
+            <w:pPr>
+              <w:spacing w:after="0" w:line="259" w:lineRule="auto"/>
+              <w:ind w:left="92" w:firstLine="0"/>
+              <w:jc w:val="center"/>
+            </w:pPr>
+            <w:r>
+              <w:t>You want this also so there is fareness with how the printer works.</w:t>
             </w:r>
           </w:p>
         </w:tc>
@@ -3898,13 +3870,13 @@
               <w:jc w:val="left"/>
             </w:pPr>
             <w:r>
-              <w:t xml:space="preserve"> </w:t>
-            </w:r>
-          </w:p>
-        </w:tc>
-        <w:tc>
-          <w:tcPr>
-            <w:tcW w:w="1430" w:type="dxa"/>
+              <w:t xml:space="preserve"> queue</w:t>
+            </w:r>
+          </w:p>
+        </w:tc>
+        <w:tc>
+          <w:tcPr>
+            <w:tcW w:w="3616" w:type="dxa"/>
             <w:tcBorders>
               <w:top w:val="single" w:sz="4" w:space="0" w:color="000000"/>
               <w:left w:val="single" w:sz="4" w:space="0" w:color="000000"/>
@@ -3919,7 +3891,13 @@
               <w:jc w:val="center"/>
             </w:pPr>
             <w:r>
-              <w:t xml:space="preserve"> </w:t>
+              <w:t xml:space="preserve">This is because when you go back you are more likely to need to go to the </w:t>
+            </w:r>
+            <w:r>
+              <w:t>what they where typing as you are more likely to make a mistake then want to go back to how it periouviosly was then to the start</w:t>
+            </w:r>
+            <w:r>
+              <w:t xml:space="preserve">, so this means you need a first in first out so that it goes back in order of what you opened. This is also more userfreidly. </w:t>
             </w:r>
           </w:p>
         </w:tc>
@@ -3971,7 +3949,7 @@
         </w:tc>
         <w:tc>
           <w:tcPr>
-            <w:tcW w:w="1430" w:type="dxa"/>
+            <w:tcW w:w="3616" w:type="dxa"/>
             <w:tcBorders>
               <w:top w:val="single" w:sz="4" w:space="0" w:color="000000"/>
               <w:left w:val="single" w:sz="4" w:space="0" w:color="000000"/>
@@ -4033,13 +4011,13 @@
               <w:jc w:val="left"/>
             </w:pPr>
             <w:r>
-              <w:t xml:space="preserve"> </w:t>
-            </w:r>
-          </w:p>
-        </w:tc>
-        <w:tc>
-          <w:tcPr>
-            <w:tcW w:w="1430" w:type="dxa"/>
+              <w:t xml:space="preserve"> queue</w:t>
+            </w:r>
+          </w:p>
+        </w:tc>
+        <w:tc>
+          <w:tcPr>
+            <w:tcW w:w="3616" w:type="dxa"/>
             <w:tcBorders>
               <w:top w:val="single" w:sz="4" w:space="0" w:color="000000"/>
               <w:left w:val="single" w:sz="4" w:space="0" w:color="000000"/>
@@ -4054,7 +4032,41 @@
               <w:jc w:val="center"/>
             </w:pPr>
             <w:r>
+              <w:t xml:space="preserve">This is because when you </w:t>
+            </w:r>
+            <w:r>
+              <w:t>book a ticket it has to save the seat on the train(sometimes) and it neads to know how many passengers are on it to not over book.</w:t>
+            </w:r>
+            <w:r>
               <w:t xml:space="preserve"> </w:t>
+            </w:r>
+            <w:r>
+              <w:t>S</w:t>
+            </w:r>
+            <w:r>
+              <w:t xml:space="preserve">o this means you need a first in first out so that it will let whoever </w:t>
+            </w:r>
+            <w:r>
+              <w:t>books the first ticket have there info recored first and the others in booking time order</w:t>
+            </w:r>
+            <w:r>
+              <w:t>.</w:t>
+            </w:r>
+            <w:r>
+              <w:t xml:space="preserve"> </w:t>
+            </w:r>
+            <w:r>
+              <w:t xml:space="preserve"> </w:t>
+            </w:r>
+          </w:p>
+          <w:p>
+            <w:pPr>
+              <w:spacing w:after="0" w:line="259" w:lineRule="auto"/>
+              <w:ind w:left="92" w:firstLine="0"/>
+              <w:jc w:val="center"/>
+            </w:pPr>
+            <w:r>
+              <w:t xml:space="preserve">This is so the system can show what seats are avable and recored how many people are on the train. </w:t>
             </w:r>
           </w:p>
         </w:tc>
@@ -4171,6 +4183,7 @@
         <w:ind w:right="57" w:hanging="360"/>
       </w:pPr>
       <w:r>
+        <w:lastRenderedPageBreak/>
         <w:t>What will be the contents of the list if a new node with value 25 is inserted after the node containing 20? (</w:t>
       </w:r>
       <w:r>
@@ -4180,7 +4193,48 @@
         <w:t>3 marks</w:t>
       </w:r>
       <w:r>
-        <w:t xml:space="preserve">)  </w:t>
+        <w:t xml:space="preserve">) </w:t>
+      </w:r>
+    </w:p>
+    <w:p>
+      <w:pPr>
+        <w:ind w:right="57"/>
+      </w:pPr>
+      <w:r>
+        <w:t xml:space="preserve"> </w:t>
+      </w:r>
+      <w:r>
+        <w:t xml:space="preserve">10 </w:t>
+      </w:r>
+      <w:r>
+        <w:t>→</w:t>
+      </w:r>
+      <w:r>
+        <w:t xml:space="preserve"> 20</w:t>
+      </w:r>
+      <w:r>
+        <w:t>→</w:t>
+      </w:r>
+      <w:r>
+        <w:t>25</w:t>
+      </w:r>
+      <w:r>
+        <w:t>→</w:t>
+      </w:r>
+      <w:r>
+        <w:t>30</w:t>
+      </w:r>
+      <w:r>
+        <w:t>→</w:t>
+      </w:r>
+      <w:r>
+        <w:t>40</w:t>
+      </w:r>
+      <w:r>
+        <w:t>→</w:t>
+      </w:r>
+      <w:r>
+        <w:t>NULL</w:t>
       </w:r>
     </w:p>
     <w:p>
@@ -4206,6 +4260,22 @@
     </w:p>
     <w:p>
       <w:pPr>
+        <w:ind w:right="57"/>
+      </w:pPr>
+      <w:r>
+        <w:t>5</w:t>
+      </w:r>
+      <w:r>
+        <w:t>→ 10 → 20→30→40→NULL</w:t>
+      </w:r>
+    </w:p>
+    <w:p>
+      <w:pPr>
+        <w:ind w:right="57"/>
+      </w:pPr>
+    </w:p>
+    <w:p>
+      <w:pPr>
         <w:numPr>
           <w:ilvl w:val="0"/>
           <w:numId w:val="6"/>
@@ -4227,6 +4297,17 @@
     </w:p>
     <w:p>
       <w:pPr>
+        <w:ind w:right="57"/>
+      </w:pPr>
+      <w:r>
+        <w:t>I would first print the first element</w:t>
+      </w:r>
+      <w:r>
+        <w:t>, then u would use the pointer to fined the next node and show that then repeat using the point to find and print the next node untill I get to NULL which is where I would stop.</w:t>
+      </w:r>
+    </w:p>
+    <w:p>
+      <w:pPr>
         <w:numPr>
           <w:ilvl w:val="0"/>
           <w:numId w:val="6"/>
@@ -4248,6 +4329,19 @@
     </w:p>
     <w:p>
       <w:pPr>
+        <w:pStyle w:val="ListParagraph"/>
+      </w:pPr>
+      <w:r>
+        <w:t xml:space="preserve">1 pointers would be needed to be updated as it just needs to update the node before it so that node points to the next. </w:t>
+      </w:r>
+    </w:p>
+    <w:p>
+      <w:pPr>
+        <w:ind w:right="57"/>
+      </w:pPr>
+    </w:p>
+    <w:p>
+      <w:pPr>
         <w:numPr>
           <w:ilvl w:val="0"/>
           <w:numId w:val="6"/>
@@ -4269,6 +4363,14 @@
     </w:p>
     <w:p>
       <w:pPr>
+        <w:ind w:right="57"/>
+      </w:pPr>
+      <w:r>
+        <w:t>This is because they only have pointers to the next node along and not the node before so you would not have to information to find the node before , which would allow you to move backwards.</w:t>
+      </w:r>
+    </w:p>
+    <w:p>
+      <w:pPr>
         <w:spacing w:after="3" w:line="259" w:lineRule="auto"/>
         <w:ind w:left="10" w:right="53"/>
         <w:jc w:val="right"/>
@@ -4307,7 +4409,6 @@
         <w:ind w:left="355"/>
       </w:pPr>
       <w:r>
-        <w:lastRenderedPageBreak/>
         <w:t>Question 5</w:t>
       </w:r>
       <w:r>
@@ -4328,31 +4429,7 @@
         <w:t xml:space="preserve">(Part A) </w:t>
       </w:r>
       <w:r>
-        <w:t xml:space="preserve">List the (a) </w:t>
-      </w:r>
-      <w:proofErr w:type="spellStart"/>
-      <w:r>
-        <w:t>postorder</w:t>
-      </w:r>
-      <w:proofErr w:type="spellEnd"/>
-      <w:r>
-        <w:t xml:space="preserve">, (b) </w:t>
-      </w:r>
-      <w:proofErr w:type="spellStart"/>
-      <w:r>
-        <w:t>preorder</w:t>
-      </w:r>
-      <w:proofErr w:type="spellEnd"/>
-      <w:r>
-        <w:t xml:space="preserve">, and (c) </w:t>
-      </w:r>
-      <w:proofErr w:type="spellStart"/>
-      <w:r>
-        <w:t>inorder</w:t>
-      </w:r>
-      <w:proofErr w:type="spellEnd"/>
-      <w:r>
-        <w:t xml:space="preserve"> traversals of the given tree structure.</w:t>
+        <w:t>List the (a) postorder, (b) preorder, and (c) inorder traversals of the given tree structure.</w:t>
       </w:r>
       <w:r>
         <w:rPr>
@@ -4366,6 +4443,9 @@
         <w:spacing w:after="0" w:line="259" w:lineRule="auto"/>
         <w:ind w:left="10" w:right="52"/>
         <w:jc w:val="right"/>
+        <w:rPr>
+          <w:b/>
+        </w:rPr>
       </w:pPr>
       <w:r>
         <w:rPr>
@@ -4377,6 +4457,69 @@
     <w:p>
       <w:pPr>
         <w:spacing w:after="0" w:line="259" w:lineRule="auto"/>
+        <w:ind w:left="10" w:right="52"/>
+      </w:pPr>
+      <w:r>
+        <w:t>A)</w:t>
+      </w:r>
+    </w:p>
+    <w:p>
+      <w:pPr>
+        <w:spacing w:after="0" w:line="259" w:lineRule="auto"/>
+        <w:ind w:left="359" w:firstLine="0"/>
+        <w:jc w:val="center"/>
+      </w:pPr>
+    </w:p>
+    <w:p>
+      <w:pPr>
+        <w:spacing w:after="0" w:line="259" w:lineRule="auto"/>
+        <w:ind w:left="359" w:firstLine="0"/>
+        <w:jc w:val="center"/>
+      </w:pPr>
+    </w:p>
+    <w:p>
+      <w:pPr>
+        <w:spacing w:after="0" w:line="259" w:lineRule="auto"/>
+        <w:ind w:left="359" w:firstLine="0"/>
+        <w:jc w:val="center"/>
+      </w:pPr>
+    </w:p>
+    <w:p>
+      <w:pPr>
+        <w:spacing w:after="0" w:line="259" w:lineRule="auto"/>
+        <w:ind w:left="359" w:firstLine="0"/>
+        <w:jc w:val="center"/>
+      </w:pPr>
+    </w:p>
+    <w:p>
+      <w:pPr>
+        <w:spacing w:after="0" w:line="259" w:lineRule="auto"/>
+        <w:ind w:left="359" w:firstLine="0"/>
+        <w:jc w:val="center"/>
+      </w:pPr>
+    </w:p>
+    <w:p>
+      <w:pPr>
+        <w:spacing w:after="0" w:line="259" w:lineRule="auto"/>
+        <w:ind w:left="359" w:firstLine="0"/>
+        <w:jc w:val="center"/>
+      </w:pPr>
+    </w:p>
+    <w:p>
+      <w:pPr>
+        <w:spacing w:after="0" w:line="259" w:lineRule="auto"/>
+        <w:ind w:left="359" w:firstLine="0"/>
+        <w:jc w:val="center"/>
+      </w:pPr>
+    </w:p>
+    <w:p>
+      <w:pPr>
+        <w:spacing w:after="0" w:line="259" w:lineRule="auto"/>
+      </w:pPr>
+    </w:p>
+    <w:p>
+      <w:pPr>
+        <w:spacing w:after="0" w:line="259" w:lineRule="auto"/>
         <w:ind w:left="359" w:firstLine="0"/>
         <w:jc w:val="center"/>
       </w:pPr>
@@ -4385,16 +4528,16 @@
           <w:noProof/>
         </w:rPr>
         <w:drawing>
-          <wp:inline distT="0" distB="0" distL="0" distR="0" wp14:anchorId="6B478584" wp14:editId="31D9F7AA">
+          <wp:inline distT="0" distB="0" distL="0" distR="0" wp14:anchorId="77871AC6" wp14:editId="6F5E3F23">
             <wp:extent cx="2578735" cy="2296160"/>
             <wp:effectExtent l="0" t="0" r="0" b="0"/>
-            <wp:docPr id="873" name="Picture 873"/>
+            <wp:docPr id="873" name="Picture 873" descr="A diagram of a triangle&#10;&#10;AI-generated content may be incorrect."/>
             <wp:cNvGraphicFramePr/>
             <a:graphic xmlns:a="http://schemas.openxmlformats.org/drawingml/2006/main">
               <a:graphicData uri="http://schemas.openxmlformats.org/drawingml/2006/picture">
                 <pic:pic xmlns:pic="http://schemas.openxmlformats.org/drawingml/2006/picture">
                   <pic:nvPicPr>
-                    <pic:cNvPr id="873" name="Picture 873"/>
+                    <pic:cNvPr id="873" name="Picture 873" descr="A diagram of a triangle&#10;&#10;AI-generated content may be incorrect."/>
                     <pic:cNvPicPr/>
                   </pic:nvPicPr>
                   <pic:blipFill>
@@ -4418,8 +4561,146 @@
           </wp:inline>
         </w:drawing>
       </w:r>
+    </w:p>
+    <w:p>
+      <w:pPr>
+        <w:spacing w:after="0" w:line="259" w:lineRule="auto"/>
+        <w:ind w:left="359" w:firstLine="0"/>
+        <w:jc w:val="center"/>
+      </w:pPr>
+      <w:r>
+        <w:lastRenderedPageBreak/>
+        <w:t>4, 5, 2, 1, 3, 6, 7</w:t>
+      </w:r>
+    </w:p>
+    <w:p>
+      <w:pPr>
+        <w:spacing w:after="0" w:line="259" w:lineRule="auto"/>
+        <w:ind w:left="359" w:firstLine="0"/>
+        <w:jc w:val="center"/>
+      </w:pPr>
+      <w:r>
+        <w:t>b)</w:t>
+      </w:r>
+    </w:p>
+    <w:p>
+      <w:pPr>
+        <w:spacing w:after="0" w:line="259" w:lineRule="auto"/>
+        <w:ind w:left="359" w:firstLine="0"/>
+        <w:jc w:val="center"/>
+      </w:pPr>
       <w:r>
         <w:t xml:space="preserve"> </w:t>
+      </w:r>
+    </w:p>
+    <w:p>
+      <w:pPr>
+        <w:spacing w:after="0" w:line="259" w:lineRule="auto"/>
+        <w:ind w:left="359" w:firstLine="0"/>
+        <w:jc w:val="center"/>
+      </w:pPr>
+      <w:r>
+        <w:rPr>
+          <w:noProof/>
+        </w:rPr>
+        <w:drawing>
+          <wp:inline distT="0" distB="0" distL="0" distR="0" wp14:anchorId="36AB4C0C" wp14:editId="4B595059">
+            <wp:extent cx="2578735" cy="2296160"/>
+            <wp:effectExtent l="0" t="0" r="0" b="0"/>
+            <wp:docPr id="799073725" name="Picture 799073725" descr="A diagram of a triangle&#10;&#10;AI-generated content may be incorrect."/>
+            <wp:cNvGraphicFramePr/>
+            <a:graphic xmlns:a="http://schemas.openxmlformats.org/drawingml/2006/main">
+              <a:graphicData uri="http://schemas.openxmlformats.org/drawingml/2006/picture">
+                <pic:pic xmlns:pic="http://schemas.openxmlformats.org/drawingml/2006/picture">
+                  <pic:nvPicPr>
+                    <pic:cNvPr id="799073725" name="Picture 799073725" descr="A diagram of a triangle&#10;&#10;AI-generated content may be incorrect."/>
+                    <pic:cNvPicPr/>
+                  </pic:nvPicPr>
+                  <pic:blipFill>
+                    <a:blip r:embed="rId6"/>
+                    <a:stretch>
+                      <a:fillRect/>
+                    </a:stretch>
+                  </pic:blipFill>
+                  <pic:spPr>
+                    <a:xfrm>
+                      <a:off x="0" y="0"/>
+                      <a:ext cx="2578735" cy="2296160"/>
+                    </a:xfrm>
+                    <a:prstGeom prst="rect">
+                      <a:avLst/>
+                    </a:prstGeom>
+                  </pic:spPr>
+                </pic:pic>
+              </a:graphicData>
+            </a:graphic>
+          </wp:inline>
+        </w:drawing>
+      </w:r>
+    </w:p>
+    <w:p>
+      <w:pPr>
+        <w:spacing w:after="0" w:line="259" w:lineRule="auto"/>
+        <w:ind w:left="359" w:firstLine="0"/>
+        <w:jc w:val="center"/>
+      </w:pPr>
+      <w:r>
+        <w:t>1, 2, 4, 5, 3, 6, 7</w:t>
+      </w:r>
+    </w:p>
+    <w:p>
+      <w:pPr>
+        <w:spacing w:after="0" w:line="259" w:lineRule="auto"/>
+        <w:ind w:left="359" w:firstLine="0"/>
+        <w:jc w:val="center"/>
+      </w:pPr>
+      <w:r>
+        <w:t>c)</w:t>
+      </w:r>
+    </w:p>
+    <w:p>
+      <w:pPr>
+        <w:spacing w:after="0" w:line="259" w:lineRule="auto"/>
+        <w:ind w:left="359" w:firstLine="0"/>
+        <w:jc w:val="center"/>
+      </w:pPr>
+      <w:r>
+        <w:rPr>
+          <w:noProof/>
+        </w:rPr>
+        <w:drawing>
+          <wp:inline distT="0" distB="0" distL="0" distR="0" wp14:anchorId="03F64D78" wp14:editId="3C6C518E">
+            <wp:extent cx="2578735" cy="2296160"/>
+            <wp:effectExtent l="0" t="0" r="0" b="0"/>
+            <wp:docPr id="1819317000" name="Picture 1819317000" descr="A diagram of a triangle&#10;&#10;AI-generated content may be incorrect."/>
+            <wp:cNvGraphicFramePr/>
+            <a:graphic xmlns:a="http://schemas.openxmlformats.org/drawingml/2006/main">
+              <a:graphicData uri="http://schemas.openxmlformats.org/drawingml/2006/picture">
+                <pic:pic xmlns:pic="http://schemas.openxmlformats.org/drawingml/2006/picture">
+                  <pic:nvPicPr>
+                    <pic:cNvPr id="1819317000" name="Picture 1819317000" descr="A diagram of a triangle&#10;&#10;AI-generated content may be incorrect."/>
+                    <pic:cNvPicPr/>
+                  </pic:nvPicPr>
+                  <pic:blipFill>
+                    <a:blip r:embed="rId6"/>
+                    <a:stretch>
+                      <a:fillRect/>
+                    </a:stretch>
+                  </pic:blipFill>
+                  <pic:spPr>
+                    <a:xfrm>
+                      <a:off x="0" y="0"/>
+                      <a:ext cx="2578735" cy="2296160"/>
+                    </a:xfrm>
+                    <a:prstGeom prst="rect">
+                      <a:avLst/>
+                    </a:prstGeom>
+                  </pic:spPr>
+                </pic:pic>
+              </a:graphicData>
+            </a:graphic>
+          </wp:inline>
+        </w:drawing>
       </w:r>
     </w:p>
     <w:p>
@@ -4429,8 +4710,15 @@
         <w:jc w:val="center"/>
       </w:pPr>
       <w:r>
-        <w:t xml:space="preserve"> </w:t>
-      </w:r>
+        <w:t>4, 2, 5, 1, 6, 3, 7</w:t>
+      </w:r>
+    </w:p>
+    <w:p>
+      <w:pPr>
+        <w:spacing w:after="19" w:line="259" w:lineRule="auto"/>
+        <w:ind w:left="360" w:firstLine="0"/>
+        <w:jc w:val="center"/>
+      </w:pPr>
     </w:p>
     <w:p>
       <w:pPr>
@@ -4463,7 +4751,7 @@
           <w:noProof/>
         </w:rPr>
         <w:drawing>
-          <wp:inline distT="0" distB="0" distL="0" distR="0" wp14:anchorId="11FEFF04" wp14:editId="7E89F026">
+          <wp:inline distT="0" distB="0" distL="0" distR="0" wp14:anchorId="0DFF8EC8" wp14:editId="201543B5">
             <wp:extent cx="1985645" cy="1767840"/>
             <wp:effectExtent l="0" t="0" r="0" b="0"/>
             <wp:docPr id="993" name="Picture 993"/>
@@ -4526,6 +4814,23 @@
     </w:p>
     <w:p>
       <w:pPr>
+        <w:ind w:right="57"/>
+      </w:pPr>
+      <w:r>
+        <w:t>A binary search tree has a root element which is the first element</w:t>
+      </w:r>
+      <w:r>
+        <w:t xml:space="preserve"> and then there have to be children nodes. The child on the left of the root must be smaller then the root and the child on the right must be bigger then the root</w:t>
+      </w:r>
+      <w:r>
+        <w:t xml:space="preserve"> </w:t>
+      </w:r>
+      <w:r>
+        <w:t>. it can have as many nodes as needed.</w:t>
+      </w:r>
+    </w:p>
+    <w:p>
+      <w:pPr>
         <w:numPr>
           <w:ilvl w:val="0"/>
           <w:numId w:val="7"/>
@@ -4533,6 +4838,7 @@
         <w:ind w:right="57" w:hanging="360"/>
       </w:pPr>
       <w:r>
+        <w:lastRenderedPageBreak/>
         <w:t>Based on these properties, determine whether it is possible to construct a BST that exactly matches the above structure and node placement (i.e., node 1 as the root, 2 and 3 as its children, and so on as shown). (</w:t>
       </w:r>
       <w:r>
@@ -4543,6 +4849,14 @@
       </w:r>
       <w:r>
         <w:t xml:space="preserve">) </w:t>
+      </w:r>
+    </w:p>
+    <w:p>
+      <w:pPr>
+        <w:ind w:right="57"/>
+      </w:pPr>
+      <w:r>
+        <w:t>Based on these properties you could not construct a BST.</w:t>
       </w:r>
     </w:p>
     <w:p>
@@ -4568,6 +4882,17 @@
     </w:p>
     <w:p>
       <w:pPr>
+        <w:ind w:right="57"/>
+      </w:pPr>
+      <w:r>
+        <w:t>Y</w:t>
+      </w:r>
+      <w:r>
+        <w:t>ou have to have the child node on the left smaller then the root node and the child on the right has to be bigger. This means that with this structure you can not make a BST.</w:t>
+      </w:r>
+    </w:p>
+    <w:p>
+      <w:pPr>
         <w:spacing w:after="38" w:line="259" w:lineRule="auto"/>
         <w:ind w:left="0" w:right="6" w:firstLine="0"/>
         <w:jc w:val="right"/>
@@ -4633,23 +4958,7 @@
         <w:ind w:left="355" w:right="57"/>
       </w:pPr>
       <w:r>
-        <w:t xml:space="preserve">You are given an undirected graph with 12 vertices </w:t>
-      </w:r>
-      <w:proofErr w:type="spellStart"/>
-      <w:r>
-        <w:t>labeled</w:t>
-      </w:r>
-      <w:proofErr w:type="spellEnd"/>
-      <w:r>
-        <w:t xml:space="preserve"> A, B, C, D, E, F, G, G, </w:t>
-      </w:r>
-      <w:proofErr w:type="gramStart"/>
-      <w:r>
-        <w:t>I ,</w:t>
-      </w:r>
-      <w:proofErr w:type="gramEnd"/>
-      <w:r>
-        <w:t xml:space="preserve"> J, K, L and the adjacency list is  </w:t>
+        <w:t xml:space="preserve">You are given an undirected graph with 12 vertices labeled A, B, C, D, E, F, G, G, I , J, K, L and the adjacency list is  </w:t>
       </w:r>
     </w:p>
     <w:p>
@@ -4715,7 +5024,6 @@
         <w:ind w:left="730" w:right="57"/>
       </w:pPr>
       <w:r>
-        <w:lastRenderedPageBreak/>
         <w:t xml:space="preserve">G: D, J   </w:t>
       </w:r>
     </w:p>
@@ -4756,7 +5064,7 @@
         <w:ind w:left="10" w:right="57"/>
       </w:pPr>
       <w:r>
-        <w:t xml:space="preserve">                L: I </w:t>
+        <w:t xml:space="preserve">           L: I </w:t>
       </w:r>
     </w:p>
     <w:p>
@@ -4795,6 +5103,1153 @@
       <w:r>
         <w:t xml:space="preserve"> </w:t>
       </w:r>
+    </w:p>
+    <w:p>
+      <w:pPr>
+        <w:spacing w:after="20" w:line="259" w:lineRule="auto"/>
+        <w:ind w:left="0" w:firstLine="0"/>
+        <w:jc w:val="left"/>
+      </w:pPr>
+      <w:r>
+        <w:rPr>
+          <w:noProof/>
+        </w:rPr>
+        <mc:AlternateContent>
+          <mc:Choice Requires="wpc">
+            <w:drawing>
+              <wp:inline distT="0" distB="0" distL="0" distR="0" wp14:anchorId="1DF74983" wp14:editId="70B80B3E">
+                <wp:extent cx="7058024" cy="3200400"/>
+                <wp:effectExtent l="0" t="0" r="0" b="0"/>
+                <wp:docPr id="1168894655" name="Canvas 1"/>
+                <wp:cNvGraphicFramePr>
+                  <a:graphicFrameLocks xmlns:a="http://schemas.openxmlformats.org/drawingml/2006/main" noChangeAspect="1"/>
+                </wp:cNvGraphicFramePr>
+                <a:graphic xmlns:a="http://schemas.openxmlformats.org/drawingml/2006/main">
+                  <a:graphicData uri="http://schemas.microsoft.com/office/word/2010/wordprocessingCanvas">
+                    <wpc:wpc>
+                      <wpc:bg>
+                        <a:solidFill>
+                          <a:prstClr val="white"/>
+                        </a:solidFill>
+                      </wpc:bg>
+                      <wpc:whole/>
+                      <wps:wsp>
+                        <wps:cNvPr id="1529552594" name="Flowchart: Connector 1529552594"/>
+                        <wps:cNvSpPr/>
+                        <wps:spPr>
+                          <a:xfrm>
+                            <a:off x="3409674" y="152401"/>
+                            <a:ext cx="371751" cy="342900"/>
+                          </a:xfrm>
+                          <a:prstGeom prst="flowChartConnector">
+                            <a:avLst/>
+                          </a:prstGeom>
+                        </wps:spPr>
+                        <wps:style>
+                          <a:lnRef idx="2">
+                            <a:schemeClr val="accent1">
+                              <a:shade val="15000"/>
+                            </a:schemeClr>
+                          </a:lnRef>
+                          <a:fillRef idx="1">
+                            <a:schemeClr val="accent1"/>
+                          </a:fillRef>
+                          <a:effectRef idx="0">
+                            <a:schemeClr val="accent1"/>
+                          </a:effectRef>
+                          <a:fontRef idx="minor">
+                            <a:schemeClr val="lt1"/>
+                          </a:fontRef>
+                        </wps:style>
+                        <wps:txbx>
+                          <w:txbxContent>
+                            <w:p>
+                              <w:pPr>
+                                <w:ind w:left="0"/>
+                                <w:jc w:val="center"/>
+                              </w:pPr>
+                              <w:r>
+                                <w:t>A</w:t>
+                              </w:r>
+                            </w:p>
+                          </w:txbxContent>
+                        </wps:txbx>
+                        <wps:bodyPr rot="0" spcFirstLastPara="0" vertOverflow="overflow" horzOverflow="overflow" vert="horz" wrap="square" lIns="91440" tIns="45720" rIns="91440" bIns="45720" numCol="1" spcCol="0" rtlCol="0" fromWordArt="0" anchor="ctr" anchorCtr="0" forceAA="0" compatLnSpc="1">
+                          <a:prstTxWarp prst="textNoShape">
+                            <a:avLst/>
+                          </a:prstTxWarp>
+                          <a:noAutofit/>
+                        </wps:bodyPr>
+                      </wps:wsp>
+                      <wps:wsp>
+                        <wps:cNvPr id="941756288" name="Flowchart: Connector 941756288"/>
+                        <wps:cNvSpPr/>
+                        <wps:spPr>
+                          <a:xfrm>
+                            <a:off x="3009645" y="771525"/>
+                            <a:ext cx="400050" cy="371475"/>
+                          </a:xfrm>
+                          <a:prstGeom prst="flowChartConnector">
+                            <a:avLst/>
+                          </a:prstGeom>
+                        </wps:spPr>
+                        <wps:style>
+                          <a:lnRef idx="2">
+                            <a:schemeClr val="accent1">
+                              <a:shade val="15000"/>
+                            </a:schemeClr>
+                          </a:lnRef>
+                          <a:fillRef idx="1">
+                            <a:schemeClr val="accent1"/>
+                          </a:fillRef>
+                          <a:effectRef idx="0">
+                            <a:schemeClr val="accent1"/>
+                          </a:effectRef>
+                          <a:fontRef idx="minor">
+                            <a:schemeClr val="lt1"/>
+                          </a:fontRef>
+                        </wps:style>
+                        <wps:txbx>
+                          <w:txbxContent>
+                            <w:p>
+                              <w:pPr>
+                                <w:ind w:left="0"/>
+                                <w:jc w:val="center"/>
+                              </w:pPr>
+                              <w:r>
+                                <w:t>B</w:t>
+                              </w:r>
+                            </w:p>
+                          </w:txbxContent>
+                        </wps:txbx>
+                        <wps:bodyPr rot="0" spcFirstLastPara="0" vertOverflow="overflow" horzOverflow="overflow" vert="horz" wrap="square" lIns="91440" tIns="45720" rIns="91440" bIns="45720" numCol="1" spcCol="0" rtlCol="0" fromWordArt="0" anchor="ctr" anchorCtr="0" forceAA="0" compatLnSpc="1">
+                          <a:prstTxWarp prst="textNoShape">
+                            <a:avLst/>
+                          </a:prstTxWarp>
+                          <a:noAutofit/>
+                        </wps:bodyPr>
+                      </wps:wsp>
+                      <wps:wsp>
+                        <wps:cNvPr id="1826344283" name="Flowchart: Connector 1826344283"/>
+                        <wps:cNvSpPr/>
+                        <wps:spPr>
+                          <a:xfrm>
+                            <a:off x="3951900" y="732450"/>
+                            <a:ext cx="399415" cy="371475"/>
+                          </a:xfrm>
+                          <a:prstGeom prst="flowChartConnector">
+                            <a:avLst/>
+                          </a:prstGeom>
+                        </wps:spPr>
+                        <wps:style>
+                          <a:lnRef idx="2">
+                            <a:schemeClr val="accent1">
+                              <a:shade val="15000"/>
+                            </a:schemeClr>
+                          </a:lnRef>
+                          <a:fillRef idx="1">
+                            <a:schemeClr val="accent1"/>
+                          </a:fillRef>
+                          <a:effectRef idx="0">
+                            <a:schemeClr val="accent1"/>
+                          </a:effectRef>
+                          <a:fontRef idx="minor">
+                            <a:schemeClr val="lt1"/>
+                          </a:fontRef>
+                        </wps:style>
+                        <wps:txbx>
+                          <w:txbxContent>
+                            <w:p>
+                              <w:pPr>
+                                <w:ind w:left="0"/>
+                                <w:jc w:val="center"/>
+                              </w:pPr>
+                              <w:r>
+                                <w:t>C</w:t>
+                              </w:r>
+                            </w:p>
+                          </w:txbxContent>
+                        </wps:txbx>
+                        <wps:bodyPr rot="0" spcFirstLastPara="0" vert="horz" wrap="square" lIns="91440" tIns="45720" rIns="91440" bIns="45720" numCol="1" spcCol="0" rtlCol="0" fromWordArt="0" anchor="ctr" anchorCtr="0" forceAA="0" compatLnSpc="1">
+                          <a:prstTxWarp prst="textNoShape">
+                            <a:avLst/>
+                          </a:prstTxWarp>
+                          <a:noAutofit/>
+                        </wps:bodyPr>
+                      </wps:wsp>
+                      <wps:wsp>
+                        <wps:cNvPr id="729874083" name="Flowchart: Connector 729874083"/>
+                        <wps:cNvSpPr/>
+                        <wps:spPr>
+                          <a:xfrm>
+                            <a:off x="2684216" y="1294425"/>
+                            <a:ext cx="399415" cy="371475"/>
+                          </a:xfrm>
+                          <a:prstGeom prst="flowChartConnector">
+                            <a:avLst/>
+                          </a:prstGeom>
+                        </wps:spPr>
+                        <wps:style>
+                          <a:lnRef idx="2">
+                            <a:schemeClr val="accent1">
+                              <a:shade val="15000"/>
+                            </a:schemeClr>
+                          </a:lnRef>
+                          <a:fillRef idx="1">
+                            <a:schemeClr val="accent1"/>
+                          </a:fillRef>
+                          <a:effectRef idx="0">
+                            <a:schemeClr val="accent1"/>
+                          </a:effectRef>
+                          <a:fontRef idx="minor">
+                            <a:schemeClr val="lt1"/>
+                          </a:fontRef>
+                        </wps:style>
+                        <wps:txbx>
+                          <w:txbxContent>
+                            <w:p>
+                              <w:pPr>
+                                <w:ind w:left="0"/>
+                                <w:jc w:val="center"/>
+                              </w:pPr>
+                              <w:r>
+                                <w:t>DD</w:t>
+                              </w:r>
+                            </w:p>
+                          </w:txbxContent>
+                        </wps:txbx>
+                        <wps:bodyPr rot="0" spcFirstLastPara="0" vert="horz" wrap="square" lIns="91440" tIns="45720" rIns="91440" bIns="45720" numCol="1" spcCol="0" rtlCol="0" fromWordArt="0" anchor="ctr" anchorCtr="0" forceAA="0" compatLnSpc="1">
+                          <a:prstTxWarp prst="textNoShape">
+                            <a:avLst/>
+                          </a:prstTxWarp>
+                          <a:noAutofit/>
+                        </wps:bodyPr>
+                      </wps:wsp>
+                      <wps:wsp>
+                        <wps:cNvPr id="1273005057" name="Flowchart: Connector 1273005057"/>
+                        <wps:cNvSpPr/>
+                        <wps:spPr>
+                          <a:xfrm>
+                            <a:off x="3275625" y="1284900"/>
+                            <a:ext cx="399415" cy="371475"/>
+                          </a:xfrm>
+                          <a:prstGeom prst="flowChartConnector">
+                            <a:avLst/>
+                          </a:prstGeom>
+                        </wps:spPr>
+                        <wps:style>
+                          <a:lnRef idx="2">
+                            <a:schemeClr val="accent1">
+                              <a:shade val="15000"/>
+                            </a:schemeClr>
+                          </a:lnRef>
+                          <a:fillRef idx="1">
+                            <a:schemeClr val="accent1"/>
+                          </a:fillRef>
+                          <a:effectRef idx="0">
+                            <a:schemeClr val="accent1"/>
+                          </a:effectRef>
+                          <a:fontRef idx="minor">
+                            <a:schemeClr val="lt1"/>
+                          </a:fontRef>
+                        </wps:style>
+                        <wps:txbx>
+                          <w:txbxContent>
+                            <w:p>
+                              <w:pPr>
+                                <w:ind w:left="0"/>
+                                <w:jc w:val="center"/>
+                              </w:pPr>
+                              <w:r>
+                                <w:t>E</w:t>
+                              </w:r>
+                            </w:p>
+                          </w:txbxContent>
+                        </wps:txbx>
+                        <wps:bodyPr rot="0" spcFirstLastPara="0" vert="horz" wrap="square" lIns="91440" tIns="45720" rIns="91440" bIns="45720" numCol="1" spcCol="0" rtlCol="0" fromWordArt="0" anchor="ctr" anchorCtr="0" forceAA="0" compatLnSpc="1">
+                          <a:prstTxWarp prst="textNoShape">
+                            <a:avLst/>
+                          </a:prstTxWarp>
+                          <a:noAutofit/>
+                        </wps:bodyPr>
+                      </wps:wsp>
+                      <wps:wsp>
+                        <wps:cNvPr id="1397201460" name="Flowchart: Connector 1397201460"/>
+                        <wps:cNvSpPr/>
+                        <wps:spPr>
+                          <a:xfrm>
+                            <a:off x="3980475" y="1303950"/>
+                            <a:ext cx="399415" cy="371475"/>
+                          </a:xfrm>
+                          <a:prstGeom prst="flowChartConnector">
+                            <a:avLst/>
+                          </a:prstGeom>
+                        </wps:spPr>
+                        <wps:style>
+                          <a:lnRef idx="2">
+                            <a:schemeClr val="accent1">
+                              <a:shade val="15000"/>
+                            </a:schemeClr>
+                          </a:lnRef>
+                          <a:fillRef idx="1">
+                            <a:schemeClr val="accent1"/>
+                          </a:fillRef>
+                          <a:effectRef idx="0">
+                            <a:schemeClr val="accent1"/>
+                          </a:effectRef>
+                          <a:fontRef idx="minor">
+                            <a:schemeClr val="lt1"/>
+                          </a:fontRef>
+                        </wps:style>
+                        <wps:txbx>
+                          <w:txbxContent>
+                            <w:p>
+                              <w:pPr>
+                                <w:ind w:left="0"/>
+                              </w:pPr>
+                              <w:r>
+                                <w:t>F</w:t>
+                              </w:r>
+                            </w:p>
+                          </w:txbxContent>
+                        </wps:txbx>
+                        <wps:bodyPr rot="0" spcFirstLastPara="0" vert="horz" wrap="square" lIns="91440" tIns="45720" rIns="91440" bIns="45720" numCol="1" spcCol="0" rtlCol="0" fromWordArt="0" anchor="ctr" anchorCtr="0" forceAA="0" compatLnSpc="1">
+                          <a:prstTxWarp prst="textNoShape">
+                            <a:avLst/>
+                          </a:prstTxWarp>
+                          <a:noAutofit/>
+                        </wps:bodyPr>
+                      </wps:wsp>
+                      <wps:wsp>
+                        <wps:cNvPr id="398494057" name="Flowchart: Connector 398494057"/>
+                        <wps:cNvSpPr/>
+                        <wps:spPr>
+                          <a:xfrm>
+                            <a:off x="3265827" y="1923075"/>
+                            <a:ext cx="398780" cy="371475"/>
+                          </a:xfrm>
+                          <a:prstGeom prst="flowChartConnector">
+                            <a:avLst/>
+                          </a:prstGeom>
+                        </wps:spPr>
+                        <wps:style>
+                          <a:lnRef idx="2">
+                            <a:schemeClr val="accent1">
+                              <a:shade val="15000"/>
+                            </a:schemeClr>
+                          </a:lnRef>
+                          <a:fillRef idx="1">
+                            <a:schemeClr val="accent1"/>
+                          </a:fillRef>
+                          <a:effectRef idx="0">
+                            <a:schemeClr val="accent1"/>
+                          </a:effectRef>
+                          <a:fontRef idx="minor">
+                            <a:schemeClr val="lt1"/>
+                          </a:fontRef>
+                        </wps:style>
+                        <wps:txbx>
+                          <w:txbxContent>
+                            <w:p>
+                              <w:pPr>
+                                <w:ind w:left="0"/>
+                                <w:jc w:val="center"/>
+                              </w:pPr>
+                              <w:r>
+                                <w:t>H</w:t>
+                              </w:r>
+                            </w:p>
+                          </w:txbxContent>
+                        </wps:txbx>
+                        <wps:bodyPr rot="0" spcFirstLastPara="0" vert="horz" wrap="square" lIns="91440" tIns="45720" rIns="91440" bIns="45720" numCol="1" spcCol="0" rtlCol="0" fromWordArt="0" anchor="ctr" anchorCtr="0" forceAA="0" compatLnSpc="1">
+                          <a:prstTxWarp prst="textNoShape">
+                            <a:avLst/>
+                          </a:prstTxWarp>
+                          <a:noAutofit/>
+                        </wps:bodyPr>
+                      </wps:wsp>
+                      <wps:wsp>
+                        <wps:cNvPr id="1862928258" name="Flowchart: Connector 1862928258"/>
+                        <wps:cNvSpPr/>
+                        <wps:spPr>
+                          <a:xfrm>
+                            <a:off x="2694600" y="1904025"/>
+                            <a:ext cx="398780" cy="371475"/>
+                          </a:xfrm>
+                          <a:prstGeom prst="flowChartConnector">
+                            <a:avLst/>
+                          </a:prstGeom>
+                        </wps:spPr>
+                        <wps:style>
+                          <a:lnRef idx="2">
+                            <a:schemeClr val="accent1">
+                              <a:shade val="15000"/>
+                            </a:schemeClr>
+                          </a:lnRef>
+                          <a:fillRef idx="1">
+                            <a:schemeClr val="accent1"/>
+                          </a:fillRef>
+                          <a:effectRef idx="0">
+                            <a:schemeClr val="accent1"/>
+                          </a:effectRef>
+                          <a:fontRef idx="minor">
+                            <a:schemeClr val="lt1"/>
+                          </a:fontRef>
+                        </wps:style>
+                        <wps:txbx>
+                          <w:txbxContent>
+                            <w:p>
+                              <w:pPr>
+                                <w:ind w:left="0"/>
+                                <w:jc w:val="center"/>
+                              </w:pPr>
+                              <w:r>
+                                <w:t>G</w:t>
+                              </w:r>
+                            </w:p>
+                          </w:txbxContent>
+                        </wps:txbx>
+                        <wps:bodyPr rot="0" spcFirstLastPara="0" vert="horz" wrap="square" lIns="91440" tIns="45720" rIns="91440" bIns="45720" numCol="1" spcCol="0" rtlCol="0" fromWordArt="0" anchor="ctr" anchorCtr="0" forceAA="0" compatLnSpc="1">
+                          <a:prstTxWarp prst="textNoShape">
+                            <a:avLst/>
+                          </a:prstTxWarp>
+                          <a:noAutofit/>
+                        </wps:bodyPr>
+                      </wps:wsp>
+                      <wps:wsp>
+                        <wps:cNvPr id="204363973" name="Flowchart: Connector 204363973"/>
+                        <wps:cNvSpPr/>
+                        <wps:spPr>
+                          <a:xfrm>
+                            <a:off x="2694599" y="2504100"/>
+                            <a:ext cx="398780" cy="371475"/>
+                          </a:xfrm>
+                          <a:prstGeom prst="flowChartConnector">
+                            <a:avLst/>
+                          </a:prstGeom>
+                        </wps:spPr>
+                        <wps:style>
+                          <a:lnRef idx="2">
+                            <a:schemeClr val="accent1">
+                              <a:shade val="15000"/>
+                            </a:schemeClr>
+                          </a:lnRef>
+                          <a:fillRef idx="1">
+                            <a:schemeClr val="accent1"/>
+                          </a:fillRef>
+                          <a:effectRef idx="0">
+                            <a:schemeClr val="accent1"/>
+                          </a:effectRef>
+                          <a:fontRef idx="minor">
+                            <a:schemeClr val="lt1"/>
+                          </a:fontRef>
+                        </wps:style>
+                        <wps:txbx>
+                          <w:txbxContent>
+                            <w:p>
+                              <w:pPr>
+                                <w:ind w:left="0"/>
+                                <w:jc w:val="center"/>
+                              </w:pPr>
+                              <w:r>
+                                <w:t>J</w:t>
+                              </w:r>
+                            </w:p>
+                          </w:txbxContent>
+                        </wps:txbx>
+                        <wps:bodyPr rot="0" spcFirstLastPara="0" vert="horz" wrap="square" lIns="91440" tIns="45720" rIns="91440" bIns="45720" numCol="1" spcCol="0" rtlCol="0" fromWordArt="0" anchor="ctr" anchorCtr="0" forceAA="0" compatLnSpc="1">
+                          <a:prstTxWarp prst="textNoShape">
+                            <a:avLst/>
+                          </a:prstTxWarp>
+                          <a:noAutofit/>
+                        </wps:bodyPr>
+                      </wps:wsp>
+                      <wps:wsp>
+                        <wps:cNvPr id="1595581706" name="Flowchart: Connector 1595581706"/>
+                        <wps:cNvSpPr/>
+                        <wps:spPr>
+                          <a:xfrm>
+                            <a:off x="3276258" y="2475525"/>
+                            <a:ext cx="398780" cy="371475"/>
+                          </a:xfrm>
+                          <a:prstGeom prst="flowChartConnector">
+                            <a:avLst/>
+                          </a:prstGeom>
+                        </wps:spPr>
+                        <wps:style>
+                          <a:lnRef idx="2">
+                            <a:schemeClr val="accent1">
+                              <a:shade val="15000"/>
+                            </a:schemeClr>
+                          </a:lnRef>
+                          <a:fillRef idx="1">
+                            <a:schemeClr val="accent1"/>
+                          </a:fillRef>
+                          <a:effectRef idx="0">
+                            <a:schemeClr val="accent1"/>
+                          </a:effectRef>
+                          <a:fontRef idx="minor">
+                            <a:schemeClr val="lt1"/>
+                          </a:fontRef>
+                        </wps:style>
+                        <wps:txbx>
+                          <w:txbxContent>
+                            <w:p>
+                              <w:pPr>
+                                <w:ind w:left="0"/>
+                                <w:jc w:val="center"/>
+                              </w:pPr>
+                              <w:r>
+                                <w:t>K</w:t>
+                              </w:r>
+                            </w:p>
+                          </w:txbxContent>
+                        </wps:txbx>
+                        <wps:bodyPr rot="0" spcFirstLastPara="0" vert="horz" wrap="square" lIns="91440" tIns="45720" rIns="91440" bIns="45720" numCol="1" spcCol="0" rtlCol="0" fromWordArt="0" anchor="ctr" anchorCtr="0" forceAA="0" compatLnSpc="1">
+                          <a:prstTxWarp prst="textNoShape">
+                            <a:avLst/>
+                          </a:prstTxWarp>
+                          <a:noAutofit/>
+                        </wps:bodyPr>
+                      </wps:wsp>
+                      <wps:wsp>
+                        <wps:cNvPr id="2144335890" name="Flowchart: Connector 2144335890"/>
+                        <wps:cNvSpPr/>
+                        <wps:spPr>
+                          <a:xfrm>
+                            <a:off x="3981113" y="2446950"/>
+                            <a:ext cx="398780" cy="371475"/>
+                          </a:xfrm>
+                          <a:prstGeom prst="flowChartConnector">
+                            <a:avLst/>
+                          </a:prstGeom>
+                        </wps:spPr>
+                        <wps:style>
+                          <a:lnRef idx="2">
+                            <a:schemeClr val="accent1">
+                              <a:shade val="15000"/>
+                            </a:schemeClr>
+                          </a:lnRef>
+                          <a:fillRef idx="1">
+                            <a:schemeClr val="accent1"/>
+                          </a:fillRef>
+                          <a:effectRef idx="0">
+                            <a:schemeClr val="accent1"/>
+                          </a:effectRef>
+                          <a:fontRef idx="minor">
+                            <a:schemeClr val="lt1"/>
+                          </a:fontRef>
+                        </wps:style>
+                        <wps:txbx>
+                          <w:txbxContent>
+                            <w:p>
+                              <w:pPr>
+                                <w:ind w:left="0"/>
+                                <w:jc w:val="center"/>
+                              </w:pPr>
+                              <w:r>
+                                <w:t>L</w:t>
+                              </w:r>
+                            </w:p>
+                          </w:txbxContent>
+                        </wps:txbx>
+                        <wps:bodyPr rot="0" spcFirstLastPara="0" vert="horz" wrap="square" lIns="91440" tIns="45720" rIns="91440" bIns="45720" numCol="1" spcCol="0" rtlCol="0" fromWordArt="0" anchor="ctr" anchorCtr="0" forceAA="0" compatLnSpc="1">
+                          <a:prstTxWarp prst="textNoShape">
+                            <a:avLst/>
+                          </a:prstTxWarp>
+                          <a:noAutofit/>
+                        </wps:bodyPr>
+                      </wps:wsp>
+                      <wps:wsp>
+                        <wps:cNvPr id="112197374" name="Flowchart: Connector 112197374"/>
+                        <wps:cNvSpPr/>
+                        <wps:spPr>
+                          <a:xfrm>
+                            <a:off x="3981103" y="1856400"/>
+                            <a:ext cx="398780" cy="371475"/>
+                          </a:xfrm>
+                          <a:prstGeom prst="flowChartConnector">
+                            <a:avLst/>
+                          </a:prstGeom>
+                        </wps:spPr>
+                        <wps:style>
+                          <a:lnRef idx="2">
+                            <a:schemeClr val="accent1">
+                              <a:shade val="15000"/>
+                            </a:schemeClr>
+                          </a:lnRef>
+                          <a:fillRef idx="1">
+                            <a:schemeClr val="accent1"/>
+                          </a:fillRef>
+                          <a:effectRef idx="0">
+                            <a:schemeClr val="accent1"/>
+                          </a:effectRef>
+                          <a:fontRef idx="minor">
+                            <a:schemeClr val="lt1"/>
+                          </a:fontRef>
+                        </wps:style>
+                        <wps:txbx>
+                          <w:txbxContent>
+                            <w:p>
+                              <w:pPr>
+                                <w:ind w:left="0"/>
+                                <w:jc w:val="center"/>
+                              </w:pPr>
+                              <w:r>
+                                <w:t>I</w:t>
+                              </w:r>
+                            </w:p>
+                          </w:txbxContent>
+                        </wps:txbx>
+                        <wps:bodyPr rot="0" spcFirstLastPara="0" vert="horz" wrap="square" lIns="91440" tIns="45720" rIns="91440" bIns="45720" numCol="1" spcCol="0" rtlCol="0" fromWordArt="0" anchor="ctr" anchorCtr="0" forceAA="0" compatLnSpc="1">
+                          <a:prstTxWarp prst="textNoShape">
+                            <a:avLst/>
+                          </a:prstTxWarp>
+                          <a:noAutofit/>
+                        </wps:bodyPr>
+                      </wps:wsp>
+                      <wps:wsp>
+                        <wps:cNvPr id="895796397" name="Straight Connector 895796397"/>
+                        <wps:cNvCnPr>
+                          <a:stCxn id="941756288" idx="7"/>
+                          <a:endCxn id="1529552594" idx="4"/>
+                        </wps:cNvCnPr>
+                        <wps:spPr>
+                          <a:xfrm flipV="1">
+                            <a:off x="3350808" y="495301"/>
+                            <a:ext cx="244419" cy="330625"/>
+                          </a:xfrm>
+                          <a:prstGeom prst="line">
+                            <a:avLst/>
+                          </a:prstGeom>
+                        </wps:spPr>
+                        <wps:style>
+                          <a:lnRef idx="1">
+                            <a:schemeClr val="accent1"/>
+                          </a:lnRef>
+                          <a:fillRef idx="0">
+                            <a:schemeClr val="accent1"/>
+                          </a:fillRef>
+                          <a:effectRef idx="0">
+                            <a:schemeClr val="accent1"/>
+                          </a:effectRef>
+                          <a:fontRef idx="minor">
+                            <a:schemeClr val="tx1"/>
+                          </a:fontRef>
+                        </wps:style>
+                        <wps:bodyPr/>
+                      </wps:wsp>
+                      <wps:wsp>
+                        <wps:cNvPr id="1032665898" name="Straight Connector 1032665898"/>
+                        <wps:cNvCnPr/>
+                        <wps:spPr>
+                          <a:xfrm flipV="1">
+                            <a:off x="2932725" y="1056300"/>
+                            <a:ext cx="243840" cy="330200"/>
+                          </a:xfrm>
+                          <a:prstGeom prst="line">
+                            <a:avLst/>
+                          </a:prstGeom>
+                        </wps:spPr>
+                        <wps:style>
+                          <a:lnRef idx="1">
+                            <a:schemeClr val="accent1"/>
+                          </a:lnRef>
+                          <a:fillRef idx="0">
+                            <a:schemeClr val="accent1"/>
+                          </a:fillRef>
+                          <a:effectRef idx="0">
+                            <a:schemeClr val="accent1"/>
+                          </a:effectRef>
+                          <a:fontRef idx="minor">
+                            <a:schemeClr val="tx1"/>
+                          </a:fontRef>
+                        </wps:style>
+                        <wps:bodyPr/>
+                      </wps:wsp>
+                      <wps:wsp>
+                        <wps:cNvPr id="1564637093" name="Straight Connector 1564637093"/>
+                        <wps:cNvCnPr>
+                          <a:stCxn id="1273005057" idx="0"/>
+                          <a:endCxn id="941756288" idx="5"/>
+                        </wps:cNvCnPr>
+                        <wps:spPr>
+                          <a:xfrm flipH="1" flipV="1">
+                            <a:off x="3350808" y="1088599"/>
+                            <a:ext cx="124213" cy="196301"/>
+                          </a:xfrm>
+                          <a:prstGeom prst="line">
+                            <a:avLst/>
+                          </a:prstGeom>
+                        </wps:spPr>
+                        <wps:style>
+                          <a:lnRef idx="1">
+                            <a:schemeClr val="accent1"/>
+                          </a:lnRef>
+                          <a:fillRef idx="0">
+                            <a:schemeClr val="accent1"/>
+                          </a:fillRef>
+                          <a:effectRef idx="0">
+                            <a:schemeClr val="accent1"/>
+                          </a:effectRef>
+                          <a:fontRef idx="minor">
+                            <a:schemeClr val="tx1"/>
+                          </a:fontRef>
+                        </wps:style>
+                        <wps:bodyPr/>
+                      </wps:wsp>
+                      <wps:wsp>
+                        <wps:cNvPr id="1913778708" name="Straight Connector 1913778708"/>
+                        <wps:cNvCnPr>
+                          <a:stCxn id="1826344283" idx="0"/>
+                          <a:endCxn id="1529552594" idx="5"/>
+                        </wps:cNvCnPr>
+                        <wps:spPr>
+                          <a:xfrm flipH="1" flipV="1">
+                            <a:off x="3726649" y="445084"/>
+                            <a:ext cx="424586" cy="287366"/>
+                          </a:xfrm>
+                          <a:prstGeom prst="line">
+                            <a:avLst/>
+                          </a:prstGeom>
+                        </wps:spPr>
+                        <wps:style>
+                          <a:lnRef idx="1">
+                            <a:schemeClr val="accent1"/>
+                          </a:lnRef>
+                          <a:fillRef idx="0">
+                            <a:schemeClr val="accent1"/>
+                          </a:fillRef>
+                          <a:effectRef idx="0">
+                            <a:schemeClr val="accent1"/>
+                          </a:effectRef>
+                          <a:fontRef idx="minor">
+                            <a:schemeClr val="tx1"/>
+                          </a:fontRef>
+                        </wps:style>
+                        <wps:bodyPr/>
+                      </wps:wsp>
+                      <wps:wsp>
+                        <wps:cNvPr id="754078412" name="Straight Connector 754078412"/>
+                        <wps:cNvCnPr>
+                          <a:stCxn id="1826344283" idx="4"/>
+                          <a:endCxn id="1397201460" idx="0"/>
+                        </wps:cNvCnPr>
+                        <wps:spPr>
+                          <a:xfrm>
+                            <a:off x="4151235" y="1103925"/>
+                            <a:ext cx="28572" cy="200025"/>
+                          </a:xfrm>
+                          <a:prstGeom prst="line">
+                            <a:avLst/>
+                          </a:prstGeom>
+                        </wps:spPr>
+                        <wps:style>
+                          <a:lnRef idx="1">
+                            <a:schemeClr val="accent1"/>
+                          </a:lnRef>
+                          <a:fillRef idx="0">
+                            <a:schemeClr val="accent1"/>
+                          </a:fillRef>
+                          <a:effectRef idx="0">
+                            <a:schemeClr val="accent1"/>
+                          </a:effectRef>
+                          <a:fontRef idx="minor">
+                            <a:schemeClr val="tx1"/>
+                          </a:fontRef>
+                        </wps:style>
+                        <wps:bodyPr/>
+                      </wps:wsp>
+                      <wps:wsp>
+                        <wps:cNvPr id="481884569" name="Straight Connector 481884569"/>
+                        <wps:cNvCnPr>
+                          <a:stCxn id="112197374" idx="0"/>
+                          <a:endCxn id="1397201460" idx="4"/>
+                        </wps:cNvCnPr>
+                        <wps:spPr>
+                          <a:xfrm flipH="1" flipV="1">
+                            <a:off x="4179807" y="1675425"/>
+                            <a:ext cx="310" cy="180975"/>
+                          </a:xfrm>
+                          <a:prstGeom prst="line">
+                            <a:avLst/>
+                          </a:prstGeom>
+                        </wps:spPr>
+                        <wps:style>
+                          <a:lnRef idx="1">
+                            <a:schemeClr val="accent1"/>
+                          </a:lnRef>
+                          <a:fillRef idx="0">
+                            <a:schemeClr val="accent1"/>
+                          </a:fillRef>
+                          <a:effectRef idx="0">
+                            <a:schemeClr val="accent1"/>
+                          </a:effectRef>
+                          <a:fontRef idx="minor">
+                            <a:schemeClr val="tx1"/>
+                          </a:fontRef>
+                        </wps:style>
+                        <wps:bodyPr/>
+                      </wps:wsp>
+                      <wps:wsp>
+                        <wps:cNvPr id="1409869125" name="Straight Connector 1409869125"/>
+                        <wps:cNvCnPr>
+                          <a:stCxn id="112197374" idx="4"/>
+                          <a:endCxn id="2144335890" idx="0"/>
+                        </wps:cNvCnPr>
+                        <wps:spPr>
+                          <a:xfrm>
+                            <a:off x="4180117" y="2227875"/>
+                            <a:ext cx="10" cy="219075"/>
+                          </a:xfrm>
+                          <a:prstGeom prst="line">
+                            <a:avLst/>
+                          </a:prstGeom>
+                        </wps:spPr>
+                        <wps:style>
+                          <a:lnRef idx="1">
+                            <a:schemeClr val="accent1"/>
+                          </a:lnRef>
+                          <a:fillRef idx="0">
+                            <a:schemeClr val="accent1"/>
+                          </a:fillRef>
+                          <a:effectRef idx="0">
+                            <a:schemeClr val="accent1"/>
+                          </a:effectRef>
+                          <a:fontRef idx="minor">
+                            <a:schemeClr val="tx1"/>
+                          </a:fontRef>
+                        </wps:style>
+                        <wps:bodyPr/>
+                      </wps:wsp>
+                      <wps:wsp>
+                        <wps:cNvPr id="1489314252" name="Straight Connector 1489314252"/>
+                        <wps:cNvCnPr>
+                          <a:stCxn id="729874083" idx="4"/>
+                          <a:endCxn id="204363973" idx="0"/>
+                        </wps:cNvCnPr>
+                        <wps:spPr>
+                          <a:xfrm>
+                            <a:off x="2883665" y="1665900"/>
+                            <a:ext cx="10064" cy="838200"/>
+                          </a:xfrm>
+                          <a:prstGeom prst="line">
+                            <a:avLst/>
+                          </a:prstGeom>
+                        </wps:spPr>
+                        <wps:style>
+                          <a:lnRef idx="1">
+                            <a:schemeClr val="accent1"/>
+                          </a:lnRef>
+                          <a:fillRef idx="0">
+                            <a:schemeClr val="accent1"/>
+                          </a:fillRef>
+                          <a:effectRef idx="0">
+                            <a:schemeClr val="accent1"/>
+                          </a:effectRef>
+                          <a:fontRef idx="minor">
+                            <a:schemeClr val="tx1"/>
+                          </a:fontRef>
+                        </wps:style>
+                        <wps:bodyPr/>
+                      </wps:wsp>
+                      <wps:wsp>
+                        <wps:cNvPr id="587944939" name="Straight Connector 587944939"/>
+                        <wps:cNvCnPr>
+                          <a:stCxn id="1595581706" idx="0"/>
+                          <a:endCxn id="1273005057" idx="4"/>
+                        </wps:cNvCnPr>
+                        <wps:spPr>
+                          <a:xfrm flipH="1" flipV="1">
+                            <a:off x="3475021" y="1656375"/>
+                            <a:ext cx="315" cy="819150"/>
+                          </a:xfrm>
+                          <a:prstGeom prst="line">
+                            <a:avLst/>
+                          </a:prstGeom>
+                        </wps:spPr>
+                        <wps:style>
+                          <a:lnRef idx="1">
+                            <a:schemeClr val="accent1"/>
+                          </a:lnRef>
+                          <a:fillRef idx="0">
+                            <a:schemeClr val="accent1"/>
+                          </a:fillRef>
+                          <a:effectRef idx="0">
+                            <a:schemeClr val="accent1"/>
+                          </a:effectRef>
+                          <a:fontRef idx="minor">
+                            <a:schemeClr val="tx1"/>
+                          </a:fontRef>
+                        </wps:style>
+                        <wps:bodyPr/>
+                      </wps:wsp>
+                    </wpc:wpc>
+                  </a:graphicData>
+                </a:graphic>
+              </wp:inline>
+            </w:drawing>
+          </mc:Choice>
+          <mc:Fallback>
+            <w:pict>
+              <v:group w14:anchorId="1DF74983" id="Canvas 1" o:spid="_x0000_s1026" editas="canvas" style="width:555.75pt;height:252pt;mso-position-horizontal-relative:char;mso-position-vertical-relative:line" coordsize="70573,32004" o:gfxdata="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">
+                <v:shapetype id="_x0000_t75" coordsize="21600,21600" o:spt="75" o:preferrelative="t" path="m@4@5l@4@11@9@11@9@5xe" filled="f" stroked="f">
+                  <v:stroke joinstyle="miter"/>
+                  <v:formulas>
+                    <v:f eqn="if lineDrawn pixelLineWidth 0"/>
+                    <v:f eqn="sum @0 1 0"/>
+                    <v:f eqn="sum 0 0 @1"/>
+                    <v:f eqn="prod @2 1 2"/>
+                    <v:f eqn="prod @3 21600 pixelWidth"/>
+                    <v:f eqn="prod @3 21600 pixelHeight"/>
+                    <v:f eqn="sum @0 0 1"/>
+                    <v:f eqn="prod @6 1 2"/>
+                    <v:f eqn="prod @7 21600 pixelWidth"/>
+                    <v:f eqn="sum @8 21600 0"/>
+                    <v:f eqn="prod @7 21600 pixelHeight"/>
+                    <v:f eqn="sum @10 21600 0"/>
+                  </v:formulas>
+                  <v:path o:extrusionok="f" gradientshapeok="t" o:connecttype="rect"/>
+                  <o:lock v:ext="edit" aspectratio="t"/>
+                </v:shapetype>
+                <v:shape id="_x0000_s1027" type="#_x0000_t75" style="position:absolute;width:70573;height:32004;visibility:visible;mso-wrap-style:square" filled="t">
+                  <v:fill o:detectmouseclick="t"/>
+                  <v:path o:connecttype="none"/>
+                </v:shape>
+                <v:shapetype id="_x0000_t120" coordsize="21600,21600" o:spt="120" path="m10800,qx,10800,10800,21600,21600,10800,10800,xe">
+                  <v:path gradientshapeok="t" o:connecttype="custom" o:connectlocs="10800,0;3163,3163;0,10800;3163,18437;10800,21600;18437,18437;21600,10800;18437,3163" textboxrect="3163,3163,18437,18437"/>
+                </v:shapetype>
+                <v:shape id="Flowchart: Connector 1529552594" o:spid="_x0000_s1028" type="#_x0000_t120" style="position:absolute;left:34096;top:1524;width:3718;height:3429;visibility:visible;mso-wrap-style:square;v-text-anchor:middle" o:gfxdata="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" fillcolor="#4472c4 [3204]" strokecolor="#09101d [484]" strokeweight="1pt">
+                  <v:stroke joinstyle="miter"/>
+                  <v:textbox>
+                    <w:txbxContent>
+                      <w:p>
+                        <w:pPr>
+                          <w:ind w:left="0"/>
+                          <w:jc w:val="center"/>
+                        </w:pPr>
+                        <w:r>
+                          <w:t>A</w:t>
+                        </w:r>
+                      </w:p>
+                    </w:txbxContent>
+                  </v:textbox>
+                </v:shape>
+                <v:shape id="Flowchart: Connector 941756288" o:spid="_x0000_s1029" type="#_x0000_t120" style="position:absolute;left:30096;top:7715;width:4000;height:3715;visibility:visible;mso-wrap-style:square;v-text-anchor:middle" o:gfxdata="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" fillcolor="#4472c4 [3204]" strokecolor="#09101d [484]" strokeweight="1pt">
+                  <v:stroke joinstyle="miter"/>
+                  <v:textbox>
+                    <w:txbxContent>
+                      <w:p>
+                        <w:pPr>
+                          <w:ind w:left="0"/>
+                          <w:jc w:val="center"/>
+                        </w:pPr>
+                        <w:r>
+                          <w:t>B</w:t>
+                        </w:r>
+                      </w:p>
+                    </w:txbxContent>
+                  </v:textbox>
+                </v:shape>
+                <v:shape id="Flowchart: Connector 1826344283" o:spid="_x0000_s1030" type="#_x0000_t120" style="position:absolute;left:39519;top:7324;width:3994;height:3715;visibility:visible;mso-wrap-style:square;v-text-anchor:middle" o:gfxdata="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" fillcolor="#4472c4 [3204]" strokecolor="#09101d [484]" strokeweight="1pt">
+                  <v:stroke joinstyle="miter"/>
+                  <v:textbox>
+                    <w:txbxContent>
+                      <w:p>
+                        <w:pPr>
+                          <w:ind w:left="0"/>
+                          <w:jc w:val="center"/>
+                        </w:pPr>
+                        <w:r>
+                          <w:t>C</w:t>
+                        </w:r>
+                      </w:p>
+                    </w:txbxContent>
+                  </v:textbox>
+                </v:shape>
+                <v:shape id="Flowchart: Connector 729874083" o:spid="_x0000_s1031" type="#_x0000_t120" style="position:absolute;left:26842;top:12944;width:3994;height:3715;visibility:visible;mso-wrap-style:square;v-text-anchor:middle" o:gfxdata="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" fillcolor="#4472c4 [3204]" strokecolor="#09101d [484]" strokeweight="1pt">
+                  <v:stroke joinstyle="miter"/>
+                  <v:textbox>
+                    <w:txbxContent>
+                      <w:p>
+                        <w:pPr>
+                          <w:ind w:left="0"/>
+                          <w:jc w:val="center"/>
+                        </w:pPr>
+                        <w:r>
+                          <w:t>DD</w:t>
+                        </w:r>
+                      </w:p>
+                    </w:txbxContent>
+                  </v:textbox>
+                </v:shape>
+                <v:shape id="Flowchart: Connector 1273005057" o:spid="_x0000_s1032" type="#_x0000_t120" style="position:absolute;left:32756;top:12849;width:3994;height:3714;visibility:visible;mso-wrap-style:square;v-text-anchor:middle" o:gfxdata="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" fillcolor="#4472c4 [3204]" strokecolor="#09101d [484]" strokeweight="1pt">
+                  <v:stroke joinstyle="miter"/>
+                  <v:textbox>
+                    <w:txbxContent>
+                      <w:p>
+                        <w:pPr>
+                          <w:ind w:left="0"/>
+                          <w:jc w:val="center"/>
+                        </w:pPr>
+                        <w:r>
+                          <w:t>E</w:t>
+                        </w:r>
+                      </w:p>
+                    </w:txbxContent>
+                  </v:textbox>
+                </v:shape>
+                <v:shape id="Flowchart: Connector 1397201460" o:spid="_x0000_s1033" type="#_x0000_t120" style="position:absolute;left:39804;top:13039;width:3994;height:3715;visibility:visible;mso-wrap-style:square;v-text-anchor:middle" o:gfxdata="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" fillcolor="#4472c4 [3204]" strokecolor="#09101d [484]" strokeweight="1pt">
+                  <v:stroke joinstyle="miter"/>
+                  <v:textbox>
+                    <w:txbxContent>
+                      <w:p>
+                        <w:pPr>
+                          <w:ind w:left="0"/>
+                        </w:pPr>
+                        <w:r>
+                          <w:t>F</w:t>
+                        </w:r>
+                      </w:p>
+                    </w:txbxContent>
+                  </v:textbox>
+                </v:shape>
+                <v:shape id="Flowchart: Connector 398494057" o:spid="_x0000_s1034" type="#_x0000_t120" style="position:absolute;left:32658;top:19230;width:3988;height:3715;visibility:visible;mso-wrap-style:square;v-text-anchor:middle" o:gfxdata="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" fillcolor="#4472c4 [3204]" strokecolor="#09101d [484]" strokeweight="1pt">
+                  <v:stroke joinstyle="miter"/>
+                  <v:textbox>
+                    <w:txbxContent>
+                      <w:p>
+                        <w:pPr>
+                          <w:ind w:left="0"/>
+                          <w:jc w:val="center"/>
+                        </w:pPr>
+                        <w:r>
+                          <w:t>H</w:t>
+                        </w:r>
+                      </w:p>
+                    </w:txbxContent>
+                  </v:textbox>
+                </v:shape>
+                <v:shape id="Flowchart: Connector 1862928258" o:spid="_x0000_s1035" type="#_x0000_t120" style="position:absolute;left:26946;top:19040;width:3987;height:3715;visibility:visible;mso-wrap-style:square;v-text-anchor:middle" o:gfxdata="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" fillcolor="#4472c4 [3204]" strokecolor="#09101d [484]" strokeweight="1pt">
+                  <v:stroke joinstyle="miter"/>
+                  <v:textbox>
+                    <w:txbxContent>
+                      <w:p>
+                        <w:pPr>
+                          <w:ind w:left="0"/>
+                          <w:jc w:val="center"/>
+                        </w:pPr>
+                        <w:r>
+                          <w:t>G</w:t>
+                        </w:r>
+                      </w:p>
+                    </w:txbxContent>
+                  </v:textbox>
+                </v:shape>
+                <v:shape id="Flowchart: Connector 204363973" o:spid="_x0000_s1036" type="#_x0000_t120" style="position:absolute;left:26945;top:25041;width:3988;height:3714;visibility:visible;mso-wrap-style:square;v-text-anchor:middle" o:gfxdata="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" fillcolor="#4472c4 [3204]" strokecolor="#09101d [484]" strokeweight="1pt">
+                  <v:stroke joinstyle="miter"/>
+                  <v:textbox>
+                    <w:txbxContent>
+                      <w:p>
+                        <w:pPr>
+                          <w:ind w:left="0"/>
+                          <w:jc w:val="center"/>
+                        </w:pPr>
+                        <w:r>
+                          <w:t>J</w:t>
+                        </w:r>
+                      </w:p>
+                    </w:txbxContent>
+                  </v:textbox>
+                </v:shape>
+                <v:shape id="Flowchart: Connector 1595581706" o:spid="_x0000_s1037" type="#_x0000_t120" style="position:absolute;left:32762;top:24755;width:3988;height:3715;visibility:visible;mso-wrap-style:square;v-text-anchor:middle" o:gfxdata="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" fillcolor="#4472c4 [3204]" strokecolor="#09101d [484]" strokeweight="1pt">
+                  <v:stroke joinstyle="miter"/>
+                  <v:textbox>
+                    <w:txbxContent>
+                      <w:p>
+                        <w:pPr>
+                          <w:ind w:left="0"/>
+                          <w:jc w:val="center"/>
+                        </w:pPr>
+                        <w:r>
+                          <w:t>K</w:t>
+                        </w:r>
+                      </w:p>
+                    </w:txbxContent>
+                  </v:textbox>
+                </v:shape>
+                <v:shape id="Flowchart: Connector 2144335890" o:spid="_x0000_s1038" type="#_x0000_t120" style="position:absolute;left:39811;top:24469;width:3987;height:3715;visibility:visible;mso-wrap-style:square;v-text-anchor:middle" o:gfxdata="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" fillcolor="#4472c4 [3204]" strokecolor="#09101d [484]" strokeweight="1pt">
+                  <v:stroke joinstyle="miter"/>
+                  <v:textbox>
+                    <w:txbxContent>
+                      <w:p>
+                        <w:pPr>
+                          <w:ind w:left="0"/>
+                          <w:jc w:val="center"/>
+                        </w:pPr>
+                        <w:r>
+                          <w:t>L</w:t>
+                        </w:r>
+                      </w:p>
+                    </w:txbxContent>
+                  </v:textbox>
+                </v:shape>
+                <v:shape id="Flowchart: Connector 112197374" o:spid="_x0000_s1039" type="#_x0000_t120" style="position:absolute;left:39811;top:18564;width:3987;height:3714;visibility:visible;mso-wrap-style:square;v-text-anchor:middle" o:gfxdata="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" fillcolor="#4472c4 [3204]" strokecolor="#09101d [484]" strokeweight="1pt">
+                  <v:stroke joinstyle="miter"/>
+                  <v:textbox>
+                    <w:txbxContent>
+                      <w:p>
+                        <w:pPr>
+                          <w:ind w:left="0"/>
+                          <w:jc w:val="center"/>
+                        </w:pPr>
+                        <w:r>
+                          <w:t>I</w:t>
+                        </w:r>
+                      </w:p>
+                    </w:txbxContent>
+                  </v:textbox>
+                </v:shape>
+                <v:line id="Straight Connector 895796397" o:spid="_x0000_s1040" style="position:absolute;flip:y;visibility:visible;mso-wrap-style:square" from="33508,4953" to="35952,8259" o:connectortype="straight" o:gfxdata="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" strokecolor="#4472c4 [3204]" strokeweight=".5pt">
+                  <v:stroke joinstyle="miter"/>
+                </v:line>
+                <v:line id="Straight Connector 1032665898" o:spid="_x0000_s1041" style="position:absolute;flip:y;visibility:visible;mso-wrap-style:square" from="29327,10563" to="31765,13865" o:connectortype="straight" o:gfxdata="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" strokecolor="#4472c4 [3204]" strokeweight=".5pt">
+                  <v:stroke joinstyle="miter"/>
+                </v:line>
+                <v:line id="Straight Connector 1564637093" o:spid="_x0000_s1042" style="position:absolute;flip:x y;visibility:visible;mso-wrap-style:square" from="33508,10885" to="34750,12849" o:connectortype="straight" o:gfxdata="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" strokecolor="#4472c4 [3204]" strokeweight=".5pt">
+                  <v:stroke joinstyle="miter"/>
+                </v:line>
+                <v:line id="Straight Connector 1913778708" o:spid="_x0000_s1043" style="position:absolute;flip:x y;visibility:visible;mso-wrap-style:square" from="37266,4450" to="41512,7324" o:connectortype="straight" o:gfxdata="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" strokecolor="#4472c4 [3204]" strokeweight=".5pt">
+                  <v:stroke joinstyle="miter"/>
+                </v:line>
+                <v:line id="Straight Connector 754078412" o:spid="_x0000_s1044" style="position:absolute;visibility:visible;mso-wrap-style:square" from="41512,11039" to="41798,13039" o:connectortype="straight" o:gfxdata="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" strokecolor="#4472c4 [3204]" strokeweight=".5pt">
+                  <v:stroke joinstyle="miter"/>
+                </v:line>
+                <v:line id="Straight Connector 481884569" o:spid="_x0000_s1045" style="position:absolute;flip:x y;visibility:visible;mso-wrap-style:square" from="41798,16754" to="41801,18564" o:connectortype="straight" o:gfxdata="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" strokecolor="#4472c4 [3204]" strokeweight=".5pt">
+                  <v:stroke joinstyle="miter"/>
+                </v:line>
+                <v:line id="Straight Connector 1409869125" o:spid="_x0000_s1046" style="position:absolute;visibility:visible;mso-wrap-style:square" from="41801,22278" to="41801,24469" o:connectortype="straight" o:gfxdata="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" strokecolor="#4472c4 [3204]" strokeweight=".5pt">
+                  <v:stroke joinstyle="miter"/>
+                </v:line>
+                <v:line id="Straight Connector 1489314252" o:spid="_x0000_s1047" style="position:absolute;visibility:visible;mso-wrap-style:square" from="28836,16659" to="28937,25041" o:connectortype="straight" o:gfxdata="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" strokecolor="#4472c4 [3204]" strokeweight=".5pt">
+                  <v:stroke joinstyle="miter"/>
+                </v:line>
+                <v:line id="Straight Connector 587944939" o:spid="_x0000_s1048" style="position:absolute;flip:x y;visibility:visible;mso-wrap-style:square" from="34750,16563" to="34753,24755" o:connectortype="straight" o:gfxdata="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" strokecolor="#4472c4 [3204]" strokeweight=".5pt">
+                  <v:stroke joinstyle="miter"/>
+                </v:line>
+                <w10:anchorlock/>
+              </v:group>
+            </w:pict>
+          </mc:Fallback>
+        </mc:AlternateContent>
+      </w:r>
+    </w:p>
+    <w:p>
+      <w:pPr>
+        <w:spacing w:after="20" w:line="259" w:lineRule="auto"/>
+        <w:ind w:left="0" w:firstLine="0"/>
+        <w:jc w:val="left"/>
+      </w:pPr>
     </w:p>
     <w:p>
       <w:pPr>
@@ -4835,6 +6290,395 @@
     </w:p>
     <w:p>
       <w:pPr>
+        <w:ind w:left="355" w:right="57"/>
+      </w:pPr>
+      <w:r>
+        <w:t>The first step is to visit a and add its nabours to the queue to visit from left to right is the queue would be B, C.</w:t>
+      </w:r>
+    </w:p>
+    <w:p>
+      <w:pPr>
+        <w:ind w:left="355" w:right="57"/>
+      </w:pPr>
+      <w:r>
+        <w:t xml:space="preserve">Then the second step is to then visit the next node in the queue and remove it , then add its nabours into the queue and then you repeat this process untill the queue is emty. </w:t>
+      </w:r>
+    </w:p>
+    <w:p>
+      <w:pPr>
+        <w:ind w:left="355" w:right="57"/>
+      </w:pPr>
+      <w:r>
+        <w:t>Step 1 you vistit A and queue B,C.</w:t>
+      </w:r>
+    </w:p>
+    <w:p>
+      <w:pPr>
+        <w:ind w:left="355" w:right="57"/>
+      </w:pPr>
+      <w:r>
+        <w:t>Step 1 you</w:t>
+      </w:r>
+      <w:r>
+        <w:t xml:space="preserve"> remove B from the queue then</w:t>
+      </w:r>
+      <w:r>
+        <w:t xml:space="preserve"> vistit </w:t>
+      </w:r>
+      <w:r>
+        <w:t>B</w:t>
+      </w:r>
+      <w:r>
+        <w:t xml:space="preserve"> and queue </w:t>
+      </w:r>
+      <w:r>
+        <w:t>D</w:t>
+      </w:r>
+      <w:r>
+        <w:t>,</w:t>
+      </w:r>
+      <w:r>
+        <w:t>E</w:t>
+      </w:r>
+      <w:r>
+        <w:t>.</w:t>
+      </w:r>
+    </w:p>
+    <w:p>
+      <w:pPr>
+        <w:ind w:left="355" w:right="57"/>
+      </w:pPr>
+      <w:r>
+        <w:t xml:space="preserve">Step 1 you remove </w:t>
+      </w:r>
+      <w:r>
+        <w:t>C</w:t>
+      </w:r>
+      <w:r>
+        <w:t xml:space="preserve"> from the queue then you vistit </w:t>
+      </w:r>
+      <w:r>
+        <w:t>C</w:t>
+      </w:r>
+      <w:r>
+        <w:t xml:space="preserve"> and queue </w:t>
+      </w:r>
+      <w:r>
+        <w:t>F</w:t>
+      </w:r>
+      <w:r>
+        <w:t>.</w:t>
+      </w:r>
+    </w:p>
+    <w:p>
+      <w:pPr>
+        <w:ind w:left="355" w:right="57"/>
+      </w:pPr>
+      <w:r>
+        <w:t xml:space="preserve">Step 1 you remove </w:t>
+      </w:r>
+      <w:r>
+        <w:t>D</w:t>
+      </w:r>
+      <w:r>
+        <w:t xml:space="preserve"> from the queue then you vistit </w:t>
+      </w:r>
+      <w:r>
+        <w:t>D</w:t>
+      </w:r>
+      <w:r>
+        <w:t xml:space="preserve"> and queue </w:t>
+      </w:r>
+      <w:r>
+        <w:t>G</w:t>
+      </w:r>
+      <w:r>
+        <w:t>.</w:t>
+      </w:r>
+    </w:p>
+    <w:p>
+      <w:pPr>
+        <w:ind w:left="355" w:right="57"/>
+      </w:pPr>
+      <w:r>
+        <w:t xml:space="preserve">Step 1 you remove </w:t>
+      </w:r>
+      <w:r>
+        <w:t>E</w:t>
+      </w:r>
+      <w:r>
+        <w:t xml:space="preserve"> from the queue then you vistit </w:t>
+      </w:r>
+      <w:r>
+        <w:t>E</w:t>
+      </w:r>
+      <w:r>
+        <w:t xml:space="preserve"> and queue </w:t>
+      </w:r>
+      <w:r>
+        <w:t>H</w:t>
+      </w:r>
+      <w:r>
+        <w:t>.</w:t>
+      </w:r>
+    </w:p>
+    <w:p>
+      <w:pPr>
+        <w:ind w:left="355" w:right="57"/>
+      </w:pPr>
+      <w:r>
+        <w:t xml:space="preserve">Step 1 you remove </w:t>
+      </w:r>
+      <w:r>
+        <w:t>F</w:t>
+      </w:r>
+      <w:r>
+        <w:t xml:space="preserve"> from the queue then you vistit </w:t>
+      </w:r>
+      <w:r>
+        <w:t>F</w:t>
+      </w:r>
+      <w:r>
+        <w:t xml:space="preserve"> and queue </w:t>
+      </w:r>
+      <w:r>
+        <w:t>I</w:t>
+      </w:r>
+      <w:r>
+        <w:t>.</w:t>
+      </w:r>
+    </w:p>
+    <w:p>
+      <w:pPr>
+        <w:ind w:left="355" w:right="57"/>
+      </w:pPr>
+      <w:r>
+        <w:t>Step 1</w:t>
+      </w:r>
+      <w:r>
+        <w:t xml:space="preserve"> </w:t>
+      </w:r>
+      <w:r>
+        <w:t xml:space="preserve">you remove </w:t>
+      </w:r>
+      <w:r>
+        <w:t>G</w:t>
+      </w:r>
+      <w:r>
+        <w:t xml:space="preserve"> from the queue then you vistit </w:t>
+      </w:r>
+      <w:r>
+        <w:t>G</w:t>
+      </w:r>
+      <w:r>
+        <w:t xml:space="preserve"> and queue </w:t>
+      </w:r>
+      <w:r>
+        <w:t>J</w:t>
+      </w:r>
+      <w:r>
+        <w:t>.</w:t>
+      </w:r>
+    </w:p>
+    <w:p>
+      <w:pPr>
+        <w:ind w:left="355" w:right="57"/>
+      </w:pPr>
+      <w:r>
+        <w:t xml:space="preserve">Step 1 you remove </w:t>
+      </w:r>
+      <w:r>
+        <w:t>H</w:t>
+      </w:r>
+      <w:r>
+        <w:t xml:space="preserve"> from the queue then you vistit </w:t>
+      </w:r>
+      <w:r>
+        <w:t>H</w:t>
+      </w:r>
+      <w:r>
+        <w:t xml:space="preserve"> and queue </w:t>
+      </w:r>
+      <w:r>
+        <w:t>K</w:t>
+      </w:r>
+      <w:r>
+        <w:t>.</w:t>
+      </w:r>
+    </w:p>
+    <w:p>
+      <w:pPr>
+        <w:ind w:left="355" w:right="57"/>
+      </w:pPr>
+      <w:r>
+        <w:t xml:space="preserve">Step 1 you remove </w:t>
+      </w:r>
+      <w:r>
+        <w:t>I</w:t>
+      </w:r>
+      <w:r>
+        <w:t xml:space="preserve"> from the queue then you vistit </w:t>
+      </w:r>
+      <w:r>
+        <w:t>I</w:t>
+      </w:r>
+      <w:r>
+        <w:t xml:space="preserve"> and queue </w:t>
+      </w:r>
+      <w:r>
+        <w:t>L</w:t>
+      </w:r>
+      <w:r>
+        <w:t>.</w:t>
+      </w:r>
+    </w:p>
+    <w:p>
+      <w:pPr>
+        <w:ind w:left="355" w:right="57"/>
+      </w:pPr>
+      <w:r>
+        <w:t>Step 1</w:t>
+      </w:r>
+      <w:r>
+        <w:t xml:space="preserve"> </w:t>
+      </w:r>
+      <w:r>
+        <w:t xml:space="preserve">you remove </w:t>
+      </w:r>
+      <w:r>
+        <w:t>J</w:t>
+      </w:r>
+      <w:r>
+        <w:t xml:space="preserve"> from the queue then you vistit </w:t>
+      </w:r>
+      <w:r>
+        <w:t>J</w:t>
+      </w:r>
+      <w:r>
+        <w:t xml:space="preserve"> .</w:t>
+      </w:r>
+    </w:p>
+    <w:p>
+      <w:pPr>
+        <w:ind w:left="355" w:right="57"/>
+      </w:pPr>
+      <w:r>
+        <w:t xml:space="preserve">Step 1 you remove </w:t>
+      </w:r>
+      <w:r>
+        <w:t>K</w:t>
+      </w:r>
+      <w:r>
+        <w:t xml:space="preserve"> from the queue then you vistit </w:t>
+      </w:r>
+      <w:r>
+        <w:t>K</w:t>
+      </w:r>
+      <w:r>
+        <w:t xml:space="preserve"> .</w:t>
+      </w:r>
+    </w:p>
+    <w:p>
+      <w:pPr>
+        <w:ind w:left="355" w:right="57"/>
+      </w:pPr>
+      <w:r>
+        <w:t xml:space="preserve">Step 1 you remove </w:t>
+      </w:r>
+      <w:r>
+        <w:t>L</w:t>
+      </w:r>
+      <w:r>
+        <w:t xml:space="preserve"> from the queue then you vistit </w:t>
+      </w:r>
+      <w:r>
+        <w:t>L</w:t>
+      </w:r>
+      <w:r>
+        <w:t>.</w:t>
+      </w:r>
+    </w:p>
+    <w:p>
+      <w:pPr>
+        <w:ind w:left="355" w:right="57"/>
+      </w:pPr>
+      <w:r>
+        <w:t>The finly line up : A</w:t>
+      </w:r>
+      <w:r>
+        <w:t>→</w:t>
+      </w:r>
+      <w:r>
+        <w:t>B</w:t>
+      </w:r>
+      <w:r>
+        <w:t>→</w:t>
+      </w:r>
+      <w:r>
+        <w:t>C</w:t>
+      </w:r>
+      <w:r>
+        <w:t>→</w:t>
+      </w:r>
+      <w:r>
+        <w:t>D</w:t>
+      </w:r>
+      <w:r>
+        <w:t>→</w:t>
+      </w:r>
+      <w:r>
+        <w:t>E</w:t>
+      </w:r>
+      <w:r>
+        <w:t>→</w:t>
+      </w:r>
+      <w:r>
+        <w:t>F</w:t>
+      </w:r>
+      <w:r>
+        <w:t>→</w:t>
+      </w:r>
+      <w:r>
+        <w:t>G</w:t>
+      </w:r>
+      <w:r>
+        <w:t>→</w:t>
+      </w:r>
+      <w:r>
+        <w:t>H</w:t>
+      </w:r>
+      <w:r>
+        <w:t>→</w:t>
+      </w:r>
+      <w:r>
+        <w:t>I</w:t>
+      </w:r>
+      <w:r>
+        <w:t>→</w:t>
+      </w:r>
+      <w:r>
+        <w:t>J</w:t>
+      </w:r>
+      <w:r>
+        <w:t>→</w:t>
+      </w:r>
+      <w:r>
+        <w:t>K</w:t>
+      </w:r>
+      <w:r>
+        <w:t>→</w:t>
+      </w:r>
+      <w:r>
+        <w:t>L</w:t>
+      </w:r>
+    </w:p>
+    <w:p>
+      <w:pPr>
+        <w:ind w:left="355" w:right="57"/>
+      </w:pPr>
+    </w:p>
+    <w:p>
+      <w:pPr>
         <w:numPr>
           <w:ilvl w:val="0"/>
           <w:numId w:val="8"/>
@@ -4864,6 +6708,352 @@
     </w:p>
     <w:p>
       <w:pPr>
+        <w:ind w:left="355" w:right="57"/>
+      </w:pPr>
+      <w:r>
+        <w:t>Step 1 you vistit A.</w:t>
+      </w:r>
+    </w:p>
+    <w:p>
+      <w:pPr>
+        <w:ind w:left="355" w:right="57"/>
+      </w:pPr>
+      <w:r>
+        <w:t xml:space="preserve">Step </w:t>
+      </w:r>
+      <w:r>
+        <w:t>2</w:t>
+      </w:r>
+      <w:r>
+        <w:t xml:space="preserve"> you vistit </w:t>
+      </w:r>
+      <w:r>
+        <w:t>B</w:t>
+      </w:r>
+      <w:r>
+        <w:t>.</w:t>
+      </w:r>
+    </w:p>
+    <w:p>
+      <w:pPr>
+        <w:ind w:left="355" w:right="57"/>
+      </w:pPr>
+      <w:r>
+        <w:t xml:space="preserve">Step </w:t>
+      </w:r>
+      <w:r>
+        <w:t>3</w:t>
+      </w:r>
+      <w:r>
+        <w:t xml:space="preserve"> you vistit </w:t>
+      </w:r>
+      <w:r>
+        <w:t>D</w:t>
+      </w:r>
+      <w:r>
+        <w:t>.</w:t>
+      </w:r>
+    </w:p>
+    <w:p>
+      <w:pPr>
+        <w:ind w:left="355" w:right="57"/>
+      </w:pPr>
+      <w:r>
+        <w:t xml:space="preserve">Step </w:t>
+      </w:r>
+      <w:r>
+        <w:t>4</w:t>
+      </w:r>
+      <w:r>
+        <w:t xml:space="preserve"> you vistit </w:t>
+      </w:r>
+      <w:r>
+        <w:t>G</w:t>
+      </w:r>
+      <w:r>
+        <w:t>.</w:t>
+      </w:r>
+    </w:p>
+    <w:p>
+      <w:pPr>
+        <w:ind w:left="355" w:right="57"/>
+      </w:pPr>
+      <w:r>
+        <w:t xml:space="preserve">Step </w:t>
+      </w:r>
+      <w:r>
+        <w:t>5</w:t>
+      </w:r>
+      <w:r>
+        <w:t xml:space="preserve"> you vistit </w:t>
+      </w:r>
+      <w:r>
+        <w:t>J</w:t>
+      </w:r>
+      <w:r>
+        <w:t>.</w:t>
+      </w:r>
+    </w:p>
+    <w:p>
+      <w:pPr>
+        <w:ind w:left="355" w:right="57"/>
+      </w:pPr>
+      <w:r>
+        <w:t xml:space="preserve">Step </w:t>
+      </w:r>
+      <w:r>
+        <w:t>6</w:t>
+      </w:r>
+      <w:r>
+        <w:t xml:space="preserve"> </w:t>
+      </w:r>
+      <w:r>
+        <w:t>as there are no nabours of node J, go back to the first node with nabours that are unvisited so go back to B</w:t>
+      </w:r>
+      <w:r>
+        <w:t>.</w:t>
+      </w:r>
+    </w:p>
+    <w:p>
+      <w:pPr>
+        <w:ind w:left="355" w:right="57"/>
+      </w:pPr>
+      <w:r>
+        <w:t xml:space="preserve">Step </w:t>
+      </w:r>
+      <w:r>
+        <w:t>7</w:t>
+      </w:r>
+      <w:r>
+        <w:t xml:space="preserve"> you vistit </w:t>
+      </w:r>
+      <w:r>
+        <w:t>E</w:t>
+      </w:r>
+      <w:r>
+        <w:t>.</w:t>
+      </w:r>
+    </w:p>
+    <w:p>
+      <w:pPr>
+        <w:ind w:left="355" w:right="57"/>
+      </w:pPr>
+      <w:r>
+        <w:t xml:space="preserve">Step </w:t>
+      </w:r>
+      <w:r>
+        <w:t>8</w:t>
+      </w:r>
+      <w:r>
+        <w:t xml:space="preserve"> you vistit </w:t>
+      </w:r>
+      <w:r>
+        <w:t>H</w:t>
+      </w:r>
+      <w:r>
+        <w:t>.</w:t>
+      </w:r>
+    </w:p>
+    <w:p>
+      <w:pPr>
+        <w:ind w:left="355" w:right="57"/>
+      </w:pPr>
+      <w:r>
+        <w:t xml:space="preserve">Step </w:t>
+      </w:r>
+      <w:r>
+        <w:t>9</w:t>
+      </w:r>
+      <w:r>
+        <w:t xml:space="preserve"> you vistit </w:t>
+      </w:r>
+      <w:r>
+        <w:t>K</w:t>
+      </w:r>
+      <w:r>
+        <w:t>.</w:t>
+      </w:r>
+    </w:p>
+    <w:p>
+      <w:pPr>
+        <w:ind w:left="355" w:right="57"/>
+      </w:pPr>
+      <w:r>
+        <w:t>Step 1</w:t>
+      </w:r>
+      <w:r>
+        <w:t>0</w:t>
+      </w:r>
+      <w:r>
+        <w:t xml:space="preserve"> as there are no nabours of node </w:t>
+      </w:r>
+      <w:r>
+        <w:t>K</w:t>
+      </w:r>
+      <w:r>
+        <w:t xml:space="preserve">, go back to the first node with nabours that are unvisited so go back to </w:t>
+      </w:r>
+      <w:r>
+        <w:t>A</w:t>
+      </w:r>
+      <w:r>
+        <w:t>.</w:t>
+      </w:r>
+    </w:p>
+    <w:p>
+      <w:pPr>
+        <w:ind w:left="355" w:right="57"/>
+      </w:pPr>
+      <w:r>
+        <w:t>Step 1</w:t>
+      </w:r>
+      <w:r>
+        <w:t>1</w:t>
+      </w:r>
+      <w:r>
+        <w:t xml:space="preserve"> you vistit </w:t>
+      </w:r>
+      <w:r>
+        <w:t>C</w:t>
+      </w:r>
+      <w:r>
+        <w:t>.</w:t>
+      </w:r>
+    </w:p>
+    <w:p>
+      <w:pPr>
+        <w:ind w:left="355" w:right="57"/>
+      </w:pPr>
+      <w:r>
+        <w:t>Step 1</w:t>
+      </w:r>
+      <w:r>
+        <w:t>2</w:t>
+      </w:r>
+      <w:r>
+        <w:t xml:space="preserve"> you vistit </w:t>
+      </w:r>
+      <w:r>
+        <w:t>F</w:t>
+      </w:r>
+      <w:r>
+        <w:t>.</w:t>
+      </w:r>
+    </w:p>
+    <w:p>
+      <w:pPr>
+        <w:ind w:left="355" w:right="57"/>
+      </w:pPr>
+      <w:r>
+        <w:t>Step 1</w:t>
+      </w:r>
+      <w:r>
+        <w:t>3</w:t>
+      </w:r>
+      <w:r>
+        <w:t xml:space="preserve"> you vistit </w:t>
+      </w:r>
+      <w:r>
+        <w:t>I</w:t>
+      </w:r>
+      <w:r>
+        <w:t>.</w:t>
+      </w:r>
+    </w:p>
+    <w:p>
+      <w:pPr>
+        <w:ind w:left="355" w:right="57"/>
+      </w:pPr>
+      <w:r>
+        <w:t>Step 1</w:t>
+      </w:r>
+      <w:r>
+        <w:t>4</w:t>
+      </w:r>
+      <w:r>
+        <w:t xml:space="preserve"> you vistit </w:t>
+      </w:r>
+      <w:r>
+        <w:t>L</w:t>
+      </w:r>
+      <w:r>
+        <w:t>.</w:t>
+      </w:r>
+    </w:p>
+    <w:p>
+      <w:pPr>
+        <w:ind w:left="355" w:right="57"/>
+      </w:pPr>
+      <w:r>
+        <w:t>The finly line up : A→B→</w:t>
+      </w:r>
+      <w:r>
+        <w:t>D</w:t>
+      </w:r>
+      <w:r>
+        <w:t>→</w:t>
+      </w:r>
+      <w:r>
+        <w:t>G</w:t>
+      </w:r>
+      <w:r>
+        <w:t>→</w:t>
+      </w:r>
+      <w:r>
+        <w:t>J</w:t>
+      </w:r>
+      <w:r>
+        <w:t>→</w:t>
+      </w:r>
+      <w:r>
+        <w:t>E</w:t>
+      </w:r>
+      <w:r>
+        <w:t>→</w:t>
+      </w:r>
+      <w:r>
+        <w:t>H</w:t>
+      </w:r>
+      <w:r>
+        <w:t>→</w:t>
+      </w:r>
+      <w:r>
+        <w:t>K</w:t>
+      </w:r>
+      <w:r>
+        <w:t>→</w:t>
+      </w:r>
+      <w:r>
+        <w:t>C</w:t>
+      </w:r>
+      <w:r>
+        <w:t>→</w:t>
+      </w:r>
+      <w:r>
+        <w:t>F</w:t>
+      </w:r>
+      <w:r>
+        <w:t>→</w:t>
+      </w:r>
+      <w:r>
+        <w:t>I</w:t>
+      </w:r>
+      <w:r>
+        <w:t>→L</w:t>
+      </w:r>
+    </w:p>
+    <w:p>
+      <w:pPr>
+        <w:ind w:left="355" w:right="57"/>
+      </w:pPr>
+    </w:p>
+    <w:p>
+      <w:pPr>
+        <w:ind w:left="355" w:right="57"/>
+      </w:pPr>
+    </w:p>
+    <w:p>
+      <w:pPr>
         <w:numPr>
           <w:ilvl w:val="0"/>
           <w:numId w:val="8"/>
@@ -4891,6 +7081,23 @@
     </w:p>
     <w:p>
       <w:pPr>
+        <w:ind w:left="625" w:right="57" w:firstLine="0"/>
+      </w:pPr>
+      <w:r>
+        <w:rPr>
+          <w:b/>
+        </w:rPr>
+        <w:lastRenderedPageBreak/>
+        <w:t>BFS is typically use in the queue data structure and DFS is typicaly used in the stack data structure.</w:t>
+      </w:r>
+    </w:p>
+    <w:p>
+      <w:pPr>
+        <w:ind w:right="57"/>
+      </w:pPr>
+    </w:p>
+    <w:p>
+      <w:pPr>
         <w:spacing w:after="20" w:line="259" w:lineRule="auto"/>
         <w:ind w:left="360" w:firstLine="0"/>
         <w:jc w:val="left"/>
@@ -4973,6 +7180,98 @@
     </w:p>
     <w:p>
       <w:pPr>
+        <w:ind w:right="57"/>
+      </w:pPr>
+      <w:r>
+        <w:t>First look at the first element 7 , it is not 4 so move on to the next element.</w:t>
+      </w:r>
+    </w:p>
+    <w:p>
+      <w:pPr>
+        <w:ind w:right="57"/>
+      </w:pPr>
+      <w:r>
+        <w:t>Second look at the next element 2 ,</w:t>
+      </w:r>
+      <w:r>
+        <w:t xml:space="preserve"> </w:t>
+      </w:r>
+      <w:r>
+        <w:t>it is not 4 so move on to the next element.</w:t>
+      </w:r>
+    </w:p>
+    <w:p>
+      <w:pPr>
+        <w:ind w:right="57"/>
+      </w:pPr>
+      <w:r>
+        <w:t>third</w:t>
+      </w:r>
+      <w:r>
+        <w:t xml:space="preserve"> look at the next element </w:t>
+      </w:r>
+      <w:r>
+        <w:t>9</w:t>
+      </w:r>
+      <w:r>
+        <w:t xml:space="preserve"> ,</w:t>
+      </w:r>
+      <w:r>
+        <w:t xml:space="preserve"> </w:t>
+      </w:r>
+      <w:r>
+        <w:t>it is not 4 so move on to the next element.</w:t>
+      </w:r>
+    </w:p>
+    <w:p>
+      <w:pPr>
+        <w:ind w:right="57"/>
+      </w:pPr>
+      <w:r>
+        <w:t>fourth</w:t>
+      </w:r>
+      <w:r>
+        <w:t xml:space="preserve"> look at the next element </w:t>
+      </w:r>
+      <w:r>
+        <w:t>4</w:t>
+      </w:r>
+      <w:r>
+        <w:t xml:space="preserve"> ,</w:t>
+      </w:r>
+      <w:r>
+        <w:t xml:space="preserve"> </w:t>
+      </w:r>
+      <w:r>
+        <w:t xml:space="preserve">it is </w:t>
+      </w:r>
+      <w:r>
+        <w:t>4 so the number 4 is present</w:t>
+      </w:r>
+      <w:r>
+        <w:t>.</w:t>
+      </w:r>
+    </w:p>
+    <w:p>
+      <w:pPr>
+        <w:ind w:right="57"/>
+      </w:pPr>
+    </w:p>
+    <w:p>
+      <w:pPr>
+        <w:ind w:right="57"/>
+      </w:pPr>
+      <w:r>
+        <w:t>The worst case amount of comparasons in this case is 4.</w:t>
+      </w:r>
+    </w:p>
+    <w:p>
+      <w:pPr>
+        <w:ind w:right="57"/>
+      </w:pPr>
+    </w:p>
+    <w:p>
+      <w:pPr>
         <w:numPr>
           <w:ilvl w:val="0"/>
           <w:numId w:val="9"/>
@@ -4980,7 +7279,18 @@
         <w:ind w:right="57" w:hanging="360"/>
       </w:pPr>
       <w:r>
-        <w:t xml:space="preserve">Can you use binary search directly on this unsorted array to find the number 4? Why or why not? What should you do before applying binary search? </w:t>
+        <w:t>Can you use binary search directly on this unsorted array to find the number 4? Why or why not? What should you do before applying binary search?</w:t>
+      </w:r>
+    </w:p>
+    <w:p>
+      <w:pPr>
+        <w:ind w:right="57"/>
+      </w:pPr>
+      <w:r>
+        <w:t>No you can not as the array is unsorted you can not. This is because you have to have a sorted array to use a binary search as it works by looing at the element in the middle of the array and check if the number matchs 4. Then if it does it ends and if not it looks left if the number 4 is smaller then the number in the middle . Then if its bigger then it looks right and it repeats these steps until its done, but this only works if the list is sorted.</w:t>
+      </w:r>
+      <w:r>
+        <w:t xml:space="preserve"> </w:t>
       </w:r>
     </w:p>
     <w:p>
@@ -4994,6 +7304,11 @@
       <w:r>
         <w:t xml:space="preserve">Sort the array using insertion sort and show the state of the array after each insertion step. </w:t>
       </w:r>
+    </w:p>
+    <w:p>
+      <w:pPr>
+        <w:ind w:right="57"/>
+      </w:pPr>
     </w:p>
     <w:p>
       <w:pPr>
@@ -5251,15 +7566,7 @@
         <w:ind w:right="57" w:hanging="360"/>
       </w:pPr>
       <w:r>
-        <w:t xml:space="preserve">Contain your </w:t>
-      </w:r>
-      <w:proofErr w:type="gramStart"/>
-      <w:r>
-        <w:t>name  and</w:t>
-      </w:r>
-      <w:proofErr w:type="gramEnd"/>
-      <w:r>
-        <w:t xml:space="preserve"> the module title; </w:t>
+        <w:t xml:space="preserve">Contain your name  and the module title; </w:t>
       </w:r>
     </w:p>
     <w:p>
@@ -5345,23 +7652,7 @@
         <w:ind w:left="355" w:right="57"/>
       </w:pPr>
       <w:r>
-        <w:t xml:space="preserve">If you are unsure about any aspect of this assessment component, please seek the advice of the module leader Dr </w:t>
-      </w:r>
-      <w:proofErr w:type="spellStart"/>
-      <w:r>
-        <w:t>Vassilis</w:t>
-      </w:r>
-      <w:proofErr w:type="spellEnd"/>
-      <w:r>
-        <w:t xml:space="preserve"> </w:t>
-      </w:r>
-      <w:proofErr w:type="spellStart"/>
-      <w:r>
-        <w:t>Cutsuridis</w:t>
-      </w:r>
-      <w:proofErr w:type="spellEnd"/>
-      <w:r>
-        <w:t xml:space="preserve"> &lt;vassilis.cutsuridis@plymouth.ac.uk&gt; </w:t>
+        <w:t xml:space="preserve">If you are unsure about any aspect of this assessment component, please seek the advice of the module leader Dr Vassilis Cutsuridis &lt;vassilis.cutsuridis@plymouth.ac.uk&gt; </w:t>
       </w:r>
     </w:p>
     <w:p>
@@ -5417,15 +7708,7 @@
         <w:ind w:left="355" w:right="57"/>
       </w:pPr>
       <w:r>
-        <w:t xml:space="preserve">The acceptable level of </w:t>
-      </w:r>
-      <w:proofErr w:type="spellStart"/>
-      <w:r>
-        <w:t>GenAI</w:t>
-      </w:r>
-      <w:proofErr w:type="spellEnd"/>
-      <w:r>
-        <w:t xml:space="preserve"> use for this coursework is detailed with the allowed uses listed below. This is split into three categories (</w:t>
+        <w:t>The acceptable level of GenAI use for this coursework is detailed with the allowed uses listed below. This is split into three categories (</w:t>
       </w:r>
       <w:r>
         <w:rPr>
@@ -5471,9 +7754,7 @@
         <w:tblW w:w="10349" w:type="dxa"/>
         <w:tblInd w:w="420" w:type="dxa"/>
         <w:tblCellMar>
-          <w:top w:w="0" w:type="dxa"/>
           <w:left w:w="4" w:type="dxa"/>
-          <w:bottom w:w="0" w:type="dxa"/>
           <w:right w:w="41" w:type="dxa"/>
         </w:tblCellMar>
         <w:tblLook w:val="04A0" w:firstRow="1" w:lastRow="0" w:firstColumn="1" w:lastColumn="0" w:noHBand="0" w:noVBand="1"/>
@@ -5763,13 +8044,8 @@
         <w:spacing w:after="40"/>
         <w:ind w:left="355" w:right="57"/>
       </w:pPr>
-      <w:proofErr w:type="spellStart"/>
-      <w:r>
-        <w:t>Inline</w:t>
-      </w:r>
-      <w:proofErr w:type="spellEnd"/>
-      <w:r>
-        <w:t xml:space="preserve"> with the indicated acceptable level of AI use above, the following uses are acceptable: </w:t>
+      <w:r>
+        <w:t xml:space="preserve">Inline with the indicated acceptable level of AI use above, the following uses are acceptable: </w:t>
       </w:r>
     </w:p>
     <w:p>
@@ -6134,15 +8410,7 @@
         <w:jc w:val="left"/>
       </w:pPr>
       <w:r>
-        <w:t xml:space="preserve">The table below provides the acceptable use categories for </w:t>
-      </w:r>
-      <w:proofErr w:type="spellStart"/>
-      <w:r>
-        <w:t>GenAI</w:t>
-      </w:r>
-      <w:proofErr w:type="spellEnd"/>
-      <w:r>
-        <w:t xml:space="preserve">. Each assessment element may allow different uses. Please check the brief for each element carefully to see what uses are allowed. </w:t>
+        <w:t xml:space="preserve">The table below provides the acceptable use categories for GenAI. Each assessment element may allow different uses. Please check the brief for each element carefully to see what uses are allowed. </w:t>
       </w:r>
     </w:p>
     <w:p>
@@ -6166,7 +8434,6 @@
         <w:tblCellMar>
           <w:top w:w="47" w:type="dxa"/>
           <w:left w:w="4" w:type="dxa"/>
-          <w:bottom w:w="0" w:type="dxa"/>
           <w:right w:w="16" w:type="dxa"/>
         </w:tblCellMar>
         <w:tblLook w:val="04A0" w:firstRow="1" w:lastRow="0" w:firstColumn="1" w:lastColumn="0" w:noHBand="0" w:noVBand="1"/>
@@ -6774,21 +9041,7 @@
               <w:rPr>
                 <w:sz w:val="20"/>
               </w:rPr>
-              <w:t xml:space="preserve">Used to generate example code snippets to understand syntax, explore alternative implementations, or learn new programming paradigms. Students must not submit </w:t>
-            </w:r>
-            <w:proofErr w:type="spellStart"/>
-            <w:r>
-              <w:rPr>
-                <w:sz w:val="20"/>
-              </w:rPr>
-              <w:t>AIgenerated</w:t>
-            </w:r>
-            <w:proofErr w:type="spellEnd"/>
-            <w:r>
-              <w:rPr>
-                <w:sz w:val="20"/>
-              </w:rPr>
-              <w:t xml:space="preserve"> code as their own and must be able to explain how it works.</w:t>
+              <w:t>Used to generate example code snippets to understand syntax, explore alternative implementations, or learn new programming paradigms. Students must not submit AIgenerated code as their own and must be able to explain how it works.</w:t>
             </w:r>
             <w:r>
               <w:rPr>
@@ -7928,21 +10181,7 @@
             <w:color w:val="0000FF"/>
             <w:u w:val="single" w:color="0000FF"/>
           </w:rPr>
-          <w:t>http://</w:t>
-        </w:r>
-        <w:r>
-          <w:rPr>
-            <w:color w:val="0000FF"/>
-            <w:u w:val="single" w:color="0000FF"/>
-          </w:rPr>
-          <w:t>p</w:t>
-        </w:r>
-        <w:r>
-          <w:rPr>
-            <w:color w:val="0000FF"/>
-            <w:u w:val="single" w:color="0000FF"/>
-          </w:rPr>
-          <w:t>lymouth.libguides.com/referencing</w:t>
+          <w:t>http://plymouth.libguides.com/referencing</w:t>
         </w:r>
       </w:hyperlink>
       <w:hyperlink r:id="rId58">
@@ -8010,7 +10249,7 @@
 </file>
 
 <file path=word/numbering.xml><?xml version="1.0" encoding="utf-8"?>
-<w:numbering xmlns:wpc="http://schemas.microsoft.com/office/word/2010/wordprocessingCanvas" xmlns:cx="http://schemas.microsoft.com/office/drawing/2014/chartex" xmlns:cx1="http://schemas.microsoft.com/office/drawing/2015/9/8/chartex" xmlns:cx2="http://schemas.microsoft.com/office/drawing/2015/10/21/chartex" xmlns:cx3="http://schemas.microsoft.com/office/drawing/2016/5/9/chartex" xmlns:cx4="http://schemas.microsoft.com/office/drawing/2016/5/10/chartex" xmlns:cx5="http://schemas.microsoft.com/office/drawing/2016/5/11/chartex" xmlns:cx6="http://schemas.microsoft.com/office/drawing/2016/5/12/chartex" xmlns:cx7="http://schemas.microsoft.com/office/drawing/2016/5/13/chartex" xmlns:cx8="http://schemas.microsoft.com/office/drawing/2016/5/14/chartex" xmlns:mc="http://schemas.openxmlformats.org/markup-compatibility/2006" xmlns:aink="http://schemas.microsoft.com/office/drawing/2016/ink" xmlns:am3d="http://schemas.microsoft.com/office/drawing/2017/model3d" xmlns:o="urn:schemas-microsoft-com:office:office" xmlns:r="http://schemas.openxmlformats.org/officeDocument/2006/relationships" xmlns:m="http://schemas.openxmlformats.org/officeDocument/2006/math" xmlns:v="urn:schemas-microsoft-com:vml" xmlns:wp14="http://schemas.microsoft.com/office/word/2010/wordprocessingDrawing" xmlns:wp="http://schemas.openxmlformats.org/drawingml/2006/wordprocessingDrawing" xmlns:w10="urn:schemas-microsoft-com:office:word" xmlns:w="http://schemas.openxmlformats.org/wordprocessingml/2006/main" xmlns:w14="http://schemas.microsoft.com/office/word/2010/wordml" xmlns:w15="http://schemas.microsoft.com/office/word/2012/wordml" xmlns:w16cid="http://schemas.microsoft.com/office/word/2016/wordml/cid" xmlns:w16se="http://schemas.microsoft.com/office/word/2015/wordml/symex" xmlns:wpg="http://schemas.microsoft.com/office/word/2010/wordprocessingGroup" xmlns:wpi="http://schemas.microsoft.com/office/word/2010/wordprocessingInk" xmlns:wne="http://schemas.microsoft.com/office/word/2006/wordml" xmlns:wps="http://schemas.microsoft.com/office/word/2010/wordprocessingShape" mc:Ignorable="w14 w15 w16se w16cid wp14">
+<w:numbering xmlns:wpc="http://schemas.microsoft.com/office/word/2010/wordprocessingCanvas" xmlns:cx="http://schemas.microsoft.com/office/drawing/2014/chartex" xmlns:cx1="http://schemas.microsoft.com/office/drawing/2015/9/8/chartex" xmlns:cx2="http://schemas.microsoft.com/office/drawing/2015/10/21/chartex" xmlns:cx3="http://schemas.microsoft.com/office/drawing/2016/5/9/chartex" xmlns:cx4="http://schemas.microsoft.com/office/drawing/2016/5/10/chartex" xmlns:cx5="http://schemas.microsoft.com/office/drawing/2016/5/11/chartex" xmlns:cx6="http://schemas.microsoft.com/office/drawing/2016/5/12/chartex" xmlns:cx7="http://schemas.microsoft.com/office/drawing/2016/5/13/chartex" xmlns:cx8="http://schemas.microsoft.com/office/drawing/2016/5/14/chartex" xmlns:mc="http://schemas.openxmlformats.org/markup-compatibility/2006" xmlns:aink="http://schemas.microsoft.com/office/drawing/2016/ink" xmlns:am3d="http://schemas.microsoft.com/office/drawing/2017/model3d" xmlns:o="urn:schemas-microsoft-com:office:office" xmlns:oel="http://schemas.microsoft.com/office/2019/extlst" xmlns:r="http://schemas.openxmlformats.org/officeDocument/2006/relationships" xmlns:m="http://schemas.openxmlformats.org/officeDocument/2006/math" xmlns:v="urn:schemas-microsoft-com:vml" xmlns:wp14="http://schemas.microsoft.com/office/word/2010/wordprocessingDrawing" xmlns:wp="http://schemas.openxmlformats.org/drawingml/2006/wordprocessingDrawing" xmlns:w10="urn:schemas-microsoft-com:office:word" xmlns:w="http://schemas.openxmlformats.org/wordprocessingml/2006/main" xmlns:w14="http://schemas.microsoft.com/office/word/2010/wordml" xmlns:w15="http://schemas.microsoft.com/office/word/2012/wordml" xmlns:w16cex="http://schemas.microsoft.com/office/word/2018/wordml/cex" xmlns:w16cid="http://schemas.microsoft.com/office/word/2016/wordml/cid" xmlns:w16="http://schemas.microsoft.com/office/word/2018/wordml" xmlns:w16du="http://schemas.microsoft.com/office/word/2023/wordml/word16du" xmlns:w16sdtdh="http://schemas.microsoft.com/office/word/2020/wordml/sdtdatahash" xmlns:w16sdtfl="http://schemas.microsoft.com/office/word/2024/wordml/sdtformatlock" xmlns:w16se="http://schemas.microsoft.com/office/word/2015/wordml/symex" xmlns:wpg="http://schemas.microsoft.com/office/word/2010/wordprocessingGroup" xmlns:wpi="http://schemas.microsoft.com/office/word/2010/wordprocessingInk" xmlns:wne="http://schemas.microsoft.com/office/word/2006/wordml" xmlns:wps="http://schemas.microsoft.com/office/word/2010/wordprocessingShape" mc:Ignorable="w14 w15 w16se w16cid w16 w16cex w16sdtdh w16sdtfl w16du wp14">
   <w:abstractNum w:abstractNumId="0" w15:restartNumberingAfterBreak="0">
     <w:nsid w:val="07A167D4"/>
     <w:multiLevelType w:val="hybridMultilevel"/>
@@ -10131,41 +12370,41 @@
       </w:rPr>
     </w:lvl>
   </w:abstractNum>
-  <w:num w:numId="1">
+  <w:num w:numId="1" w16cid:durableId="2010019222">
     <w:abstractNumId w:val="4"/>
   </w:num>
-  <w:num w:numId="2">
+  <w:num w:numId="2" w16cid:durableId="2080318999">
     <w:abstractNumId w:val="7"/>
   </w:num>
-  <w:num w:numId="3">
+  <w:num w:numId="3" w16cid:durableId="1248342322">
     <w:abstractNumId w:val="1"/>
   </w:num>
-  <w:num w:numId="4">
+  <w:num w:numId="4" w16cid:durableId="1786731238">
     <w:abstractNumId w:val="9"/>
   </w:num>
-  <w:num w:numId="5">
+  <w:num w:numId="5" w16cid:durableId="1887637684">
     <w:abstractNumId w:val="0"/>
   </w:num>
-  <w:num w:numId="6">
+  <w:num w:numId="6" w16cid:durableId="1915121462">
     <w:abstractNumId w:val="6"/>
   </w:num>
-  <w:num w:numId="7">
+  <w:num w:numId="7" w16cid:durableId="2049334918">
     <w:abstractNumId w:val="8"/>
   </w:num>
-  <w:num w:numId="8">
+  <w:num w:numId="8" w16cid:durableId="1880774740">
     <w:abstractNumId w:val="3"/>
   </w:num>
-  <w:num w:numId="9">
+  <w:num w:numId="9" w16cid:durableId="75372243">
     <w:abstractNumId w:val="2"/>
   </w:num>
-  <w:num w:numId="10">
+  <w:num w:numId="10" w16cid:durableId="1574050104">
     <w:abstractNumId w:val="5"/>
   </w:num>
 </w:numbering>
 </file>
 
 <file path=word/styles.xml><?xml version="1.0" encoding="utf-8"?>
-<w:styles xmlns:mc="http://schemas.openxmlformats.org/markup-compatibility/2006" xmlns:r="http://schemas.openxmlformats.org/officeDocument/2006/relationships" xmlns:w="http://schemas.openxmlformats.org/wordprocessingml/2006/main" xmlns:w14="http://schemas.microsoft.com/office/word/2010/wordml" xmlns:w15="http://schemas.microsoft.com/office/word/2012/wordml" xmlns:w16cid="http://schemas.microsoft.com/office/word/2016/wordml/cid" xmlns:w16se="http://schemas.microsoft.com/office/word/2015/wordml/symex" mc:Ignorable="w14 w15 w16se w16cid">
+<w:styles xmlns:mc="http://schemas.openxmlformats.org/markup-compatibility/2006" xmlns:r="http://schemas.openxmlformats.org/officeDocument/2006/relationships" xmlns:w="http://schemas.openxmlformats.org/wordprocessingml/2006/main" xmlns:w14="http://schemas.microsoft.com/office/word/2010/wordml" xmlns:w15="http://schemas.microsoft.com/office/word/2012/wordml" xmlns:w16cex="http://schemas.microsoft.com/office/word/2018/wordml/cex" xmlns:w16cid="http://schemas.microsoft.com/office/word/2016/wordml/cid" xmlns:w16="http://schemas.microsoft.com/office/word/2018/wordml" xmlns:w16du="http://schemas.microsoft.com/office/word/2023/wordml/word16du" xmlns:w16sdtdh="http://schemas.microsoft.com/office/word/2020/wordml/sdtdatahash" xmlns:w16sdtfl="http://schemas.microsoft.com/office/word/2024/wordml/sdtformatlock" xmlns:w16se="http://schemas.microsoft.com/office/word/2015/wordml/symex" mc:Ignorable="w14 w15 w16se w16cid w16 w16cex w16sdtdh w16sdtfl w16du">
   <w:docDefaults>
     <w:rPrDefault>
       <w:rPr>
@@ -10181,7 +12420,7 @@
       </w:pPr>
     </w:pPrDefault>
   </w:docDefaults>
-  <w:latentStyles w:defLockedState="0" w:defUIPriority="99" w:defSemiHidden="0" w:defUnhideWhenUsed="0" w:defQFormat="0" w:count="375">
+  <w:latentStyles w:defLockedState="0" w:defUIPriority="99" w:defSemiHidden="0" w:defUnhideWhenUsed="0" w:defQFormat="0" w:count="376">
     <w:lsdException w:name="Normal" w:uiPriority="0" w:qFormat="1"/>
     <w:lsdException w:name="heading 1" w:uiPriority="9" w:qFormat="1"/>
     <w:lsdException w:name="heading 2" w:semiHidden="1" w:uiPriority="9" w:unhideWhenUsed="1" w:qFormat="1"/>
@@ -10557,6 +12796,7 @@
     <w:lsdException w:name="Smart Hyperlink" w:semiHidden="1" w:unhideWhenUsed="1"/>
     <w:lsdException w:name="Hashtag" w:semiHidden="1" w:unhideWhenUsed="1"/>
     <w:lsdException w:name="Unresolved Mention" w:semiHidden="1" w:unhideWhenUsed="1"/>
+    <w:lsdException w:name="Smart Link" w:semiHidden="1" w:unhideWhenUsed="1"/>
   </w:latentStyles>
   <w:style w:type="paragraph" w:default="1" w:styleId="Normal">
     <w:name w:val="Normal"/>

--- a/COMP1003 - AY2526 - Assessments Specification Document_moderatedfinal.docx
+++ b/COMP1003 - AY2526 - Assessments Specification Document_moderatedfinal.docx
@@ -179,7 +179,15 @@
         <w:ind w:left="355" w:right="3082"/>
       </w:pPr>
       <w:r>
-        <w:t>You are given an integer array: A = [7, 12, 5, 9, 12, 15, 7, 20, 12]</w:t>
+        <w:t xml:space="preserve">You </w:t>
+      </w:r>
+      <w:proofErr w:type="gramStart"/>
+      <w:r>
+        <w:t>are given</w:t>
+      </w:r>
+      <w:proofErr w:type="gramEnd"/>
+      <w:r>
+        <w:t xml:space="preserve"> an integer array: A = [7, 12, 5, 9, 12, 15, 7, 20, 12]</w:t>
       </w:r>
       <w:r>
         <w:rPr>
@@ -247,15 +255,19 @@
       <w:r>
         <w:t xml:space="preserve">highest number was as it was </w:t>
       </w:r>
+      <w:proofErr w:type="gramStart"/>
       <w:r>
         <w:t>15</w:t>
       </w:r>
+      <w:proofErr w:type="gramEnd"/>
       <w:r>
         <w:t xml:space="preserve">. This is how I worked out it was </w:t>
       </w:r>
+      <w:proofErr w:type="gramStart"/>
       <w:r>
         <w:t>15</w:t>
       </w:r>
+      <w:proofErr w:type="gramEnd"/>
       <w:r>
         <w:t>.</w:t>
       </w:r>
@@ -299,7 +311,15 @@
         <w:ind w:right="57" w:hanging="360"/>
       </w:pPr>
       <w:r>
-        <w:t xml:space="preserve">If each element greater than 10 is replaced by `1`, and all others by `0`, what is the resulting array? </w:t>
+        <w:t xml:space="preserve">If each element greater than </w:t>
+      </w:r>
+      <w:proofErr w:type="gramStart"/>
+      <w:r>
+        <w:t>10</w:t>
+      </w:r>
+      <w:proofErr w:type="gramEnd"/>
+      <w:r>
+        <w:t xml:space="preserve"> is replaced by `1`, and all others by `0`, what is the resulting array? </w:t>
       </w:r>
     </w:p>
     <w:p>
@@ -582,7 +602,21 @@
         <w:rPr>
           <w:sz w:val="22"/>
         </w:rPr>
-        <w:t xml:space="preserve">You are given an empty stack. Perform the following sequence of operations using diagram representation for each operation and answer the questions that follow: </w:t>
+        <w:t xml:space="preserve">You </w:t>
+      </w:r>
+      <w:proofErr w:type="gramStart"/>
+      <w:r>
+        <w:rPr>
+          <w:sz w:val="22"/>
+        </w:rPr>
+        <w:t>are given</w:t>
+      </w:r>
+      <w:proofErr w:type="gramEnd"/>
+      <w:r>
+        <w:rPr>
+          <w:sz w:val="22"/>
+        </w:rPr>
+        <w:t xml:space="preserve"> an empty stack. Perform the following sequence of operations using diagram representation for each operation and answer the questions that follow: </w:t>
       </w:r>
       <w:r>
         <w:t xml:space="preserve">Operations: </w:t>
@@ -1450,7 +1484,15 @@
         <w:ind w:right="57" w:hanging="360"/>
       </w:pPr>
       <w:r>
-        <w:t xml:space="preserve">After the second POP operation, what element was removed? </w:t>
+        <w:t xml:space="preserve">After the second POP operation, what element </w:t>
+      </w:r>
+      <w:proofErr w:type="gramStart"/>
+      <w:r>
+        <w:t>was removed</w:t>
+      </w:r>
+      <w:proofErr w:type="gramEnd"/>
+      <w:r>
+        <w:t xml:space="preserve">? </w:t>
       </w:r>
     </w:p>
     <w:p>
@@ -1470,15 +1512,28 @@
         <w:ind w:right="57" w:hanging="360"/>
       </w:pPr>
       <w:r>
-        <w:t xml:space="preserve">How many total elements were pushed and how many were popped? </w:t>
+        <w:t xml:space="preserve">How </w:t>
+      </w:r>
+      <w:proofErr w:type="gramStart"/>
+      <w:r>
+        <w:t>many</w:t>
+      </w:r>
+      <w:proofErr w:type="gramEnd"/>
+      <w:r>
+        <w:t xml:space="preserve"> total elements were pushed and how many were popped? </w:t>
       </w:r>
     </w:p>
     <w:p>
       <w:pPr>
         <w:ind w:right="57"/>
       </w:pPr>
-      <w:r>
-        <w:t>3 where popped and 5 where pushed.</w:t>
+      <w:proofErr w:type="gramStart"/>
+      <w:r>
+        <w:t>3</w:t>
+      </w:r>
+      <w:proofErr w:type="gramEnd"/>
+      <w:r>
+        <w:t xml:space="preserve"> where popped and 5 where pushed.</w:t>
       </w:r>
     </w:p>
     <w:p>
@@ -1555,7 +1610,23 @@
         <w:t xml:space="preserve">Part B: </w:t>
       </w:r>
       <w:r>
-        <w:t xml:space="preserve">A warehouse uses a stack system to store boxes vertically. When a new box arrives, it is placed on top. When a box is needed, the top one is removed. </w:t>
+        <w:t xml:space="preserve">A warehouse uses a stack system to store boxes vertically. When a new box arrives, it </w:t>
+      </w:r>
+      <w:proofErr w:type="gramStart"/>
+      <w:r>
+        <w:t>is placed</w:t>
+      </w:r>
+      <w:proofErr w:type="gramEnd"/>
+      <w:r>
+        <w:t xml:space="preserve"> on top. When a box </w:t>
+      </w:r>
+      <w:proofErr w:type="gramStart"/>
+      <w:r>
+        <w:t>is needed</w:t>
+      </w:r>
+      <w:proofErr w:type="gramEnd"/>
+      <w:r>
+        <w:t xml:space="preserve">, the top one is removed. </w:t>
       </w:r>
     </w:p>
     <w:p>
@@ -1575,7 +1646,15 @@
         <w:ind w:right="57" w:hanging="360"/>
       </w:pPr>
       <w:r>
-        <w:t xml:space="preserve">The warehouse has 5 boxes placed in order: Box A (bottom), Box B, Box C, Box D, Box E (top) </w:t>
+        <w:t xml:space="preserve">The warehouse has </w:t>
+      </w:r>
+      <w:proofErr w:type="gramStart"/>
+      <w:r>
+        <w:t>5</w:t>
+      </w:r>
+      <w:proofErr w:type="gramEnd"/>
+      <w:r>
+        <w:t xml:space="preserve"> boxes placed in order: Box A (bottom), Box B, Box C, Box D, Box E (top) </w:t>
       </w:r>
     </w:p>
     <w:p>
@@ -1599,7 +1678,15 @@
         <w:ind w:right="57" w:hanging="360"/>
       </w:pPr>
       <w:r>
-        <w:t xml:space="preserve">Can Box B be accessed directly in this system? Why or why not? </w:t>
+        <w:t xml:space="preserve">Can Box B </w:t>
+      </w:r>
+      <w:proofErr w:type="gramStart"/>
+      <w:r>
+        <w:t>be accessed</w:t>
+      </w:r>
+      <w:proofErr w:type="gramEnd"/>
+      <w:r>
+        <w:t xml:space="preserve"> directly in this system? Why or why not? </w:t>
       </w:r>
     </w:p>
     <w:p>
@@ -1619,7 +1706,15 @@
         <w:t>cannot</w:t>
       </w:r>
       <w:r>
-        <w:t xml:space="preserve"> be directly accessed as you have to </w:t>
+        <w:t xml:space="preserve"> be directly accessed as you </w:t>
+      </w:r>
+      <w:proofErr w:type="gramStart"/>
+      <w:r>
+        <w:t>have to</w:t>
+      </w:r>
+      <w:proofErr w:type="gramEnd"/>
+      <w:r>
+        <w:t xml:space="preserve"> </w:t>
       </w:r>
       <w:r>
         <w:t>take out box E first then, box D and  then box C you can access it.</w:t>
@@ -2120,7 +2215,15 @@
         <w:ind w:right="57" w:hanging="360"/>
       </w:pPr>
       <w:r>
-        <w:t xml:space="preserve">What real-world limitation does this represent, and how might it be solved with a different data structure?    </w:t>
+        <w:t>What real-world limitation does this represent, and how might it be solved with a different data structure</w:t>
+      </w:r>
+      <w:proofErr w:type="gramStart"/>
+      <w:r>
+        <w:t xml:space="preserve">?  </w:t>
+      </w:r>
+      <w:proofErr w:type="gramEnd"/>
+      <w:r>
+        <w:t xml:space="preserve">  </w:t>
       </w:r>
     </w:p>
     <w:p>
@@ -2157,7 +2260,29 @@
         <w:ind w:right="57"/>
       </w:pPr>
       <w:r>
-        <w:t>Another data structure that you could use is an array as you can uses this data structure efficiently when removing items. This is because an array is a linear data structure that uses a index so each element has a index number that corresponds with it. This allows for data to be remove from anywhere in the array and input anywhere in it.</w:t>
+        <w:t xml:space="preserve">Another data structure that you could use is an array as you can uses this data structure efficiently when removing items. This is because an array is a linear data structure that uses </w:t>
+      </w:r>
+      <w:r>
+        <w:t>an</w:t>
+      </w:r>
+      <w:r>
+        <w:t xml:space="preserve"> </w:t>
+      </w:r>
+      <w:proofErr w:type="gramStart"/>
+      <w:r>
+        <w:t>index</w:t>
+      </w:r>
+      <w:proofErr w:type="gramEnd"/>
+      <w:r>
+        <w:t xml:space="preserve"> so each element has </w:t>
+      </w:r>
+      <w:proofErr w:type="spellStart"/>
+      <w:r>
+        <w:t>a</w:t>
+      </w:r>
+      <w:proofErr w:type="spellEnd"/>
+      <w:r>
+        <w:t xml:space="preserve"> index number that corresponds with it. This allows for data to be remove from anywhere in the array and input anywhere in it.</w:t>
       </w:r>
     </w:p>
     <w:p>
@@ -2221,7 +2346,15 @@
         <w:ind w:left="355" w:right="57"/>
       </w:pPr>
       <w:r>
-        <w:t xml:space="preserve">You are given an empty queue. Perform the following operations in sequence: </w:t>
+        <w:t xml:space="preserve">You </w:t>
+      </w:r>
+      <w:proofErr w:type="gramStart"/>
+      <w:r>
+        <w:t>are given</w:t>
+      </w:r>
+      <w:proofErr w:type="gramEnd"/>
+      <w:r>
+        <w:t xml:space="preserve"> an empty queue. Perform the following operations in sequence: </w:t>
       </w:r>
     </w:p>
     <w:p>
@@ -3352,7 +3485,15 @@
         <w:ind w:right="57"/>
       </w:pPr>
       <w:r>
-        <w:t>The element at the front is 15 and the element in the rear is 30.</w:t>
+        <w:t xml:space="preserve">The element at the front is </w:t>
+      </w:r>
+      <w:proofErr w:type="gramStart"/>
+      <w:r>
+        <w:t>15</w:t>
+      </w:r>
+      <w:proofErr w:type="gramEnd"/>
+      <w:r>
+        <w:t xml:space="preserve"> and the element in the rear is 30.</w:t>
       </w:r>
     </w:p>
     <w:p>
@@ -3369,7 +3510,15 @@
         <w:ind w:right="57" w:hanging="360"/>
       </w:pPr>
       <w:r>
-        <w:t xml:space="preserve">Which elements were removed during the DEQUEUE operations? </w:t>
+        <w:t xml:space="preserve">Which elements </w:t>
+      </w:r>
+      <w:proofErr w:type="gramStart"/>
+      <w:r>
+        <w:t>were removed</w:t>
+      </w:r>
+      <w:proofErr w:type="gramEnd"/>
+      <w:r>
+        <w:t xml:space="preserve"> during the DEQUEUE operations? </w:t>
       </w:r>
     </w:p>
     <w:p>
@@ -3399,7 +3548,15 @@
         <w:ind w:right="57" w:hanging="360"/>
       </w:pPr>
       <w:r>
-        <w:t xml:space="preserve">How many elements were added and how many were removed? </w:t>
+        <w:t xml:space="preserve">How </w:t>
+      </w:r>
+      <w:proofErr w:type="gramStart"/>
+      <w:r>
+        <w:t>many</w:t>
+      </w:r>
+      <w:proofErr w:type="gramEnd"/>
+      <w:r>
+        <w:t xml:space="preserve"> elements were added and how many were removed? </w:t>
       </w:r>
     </w:p>
     <w:p>
@@ -3407,7 +3564,23 @@
         <w:ind w:right="57"/>
       </w:pPr>
       <w:r>
-        <w:t>There where 6 elements added and 2 elements removed.</w:t>
+        <w:t xml:space="preserve">There </w:t>
+      </w:r>
+      <w:proofErr w:type="spellStart"/>
+      <w:r>
+        <w:t>where</w:t>
+      </w:r>
+      <w:proofErr w:type="spellEnd"/>
+      <w:r>
+        <w:t xml:space="preserve"> 6 elements </w:t>
+      </w:r>
+      <w:proofErr w:type="gramStart"/>
+      <w:r>
+        <w:t>added</w:t>
+      </w:r>
+      <w:proofErr w:type="gramEnd"/>
+      <w:r>
+        <w:t xml:space="preserve"> and 2 elements removed.</w:t>
       </w:r>
     </w:p>
     <w:p>
@@ -3427,7 +3600,21 @@
         <w:ind w:right="57"/>
       </w:pPr>
       <w:r>
-        <w:t>The que is a type of data structure has a first in first out property, this means that the first element that is enqueued is the first element that goes in and the first element to be removed when dequeueing.</w:t>
+        <w:t xml:space="preserve">The que is a type of data structure has a first in first out property, this means that the first element that is enqueued is the first element that goes in and the first element to </w:t>
+      </w:r>
+      <w:proofErr w:type="gramStart"/>
+      <w:r>
+        <w:t>be removed</w:t>
+      </w:r>
+      <w:proofErr w:type="gramEnd"/>
+      <w:r>
+        <w:t xml:space="preserve"> when </w:t>
+      </w:r>
+      <w:r>
+        <w:t>dequeuing</w:t>
+      </w:r>
+      <w:r>
+        <w:t>.</w:t>
       </w:r>
     </w:p>
     <w:p>
@@ -3455,7 +3642,21 @@
         <w:t xml:space="preserve">Part B: </w:t>
       </w:r>
       <w:r>
-        <w:t xml:space="preserve">A customer service center receives calls from customers. Calls are attended in the order they are received. Questions: </w:t>
+        <w:t xml:space="preserve">A customer service </w:t>
+      </w:r>
+      <w:r>
+        <w:t>centre</w:t>
+      </w:r>
+      <w:r>
+        <w:t xml:space="preserve"> receives calls from customers. Calls </w:t>
+      </w:r>
+      <w:proofErr w:type="gramStart"/>
+      <w:r>
+        <w:t>are attended</w:t>
+      </w:r>
+      <w:proofErr w:type="gramEnd"/>
+      <w:r>
+        <w:t xml:space="preserve"> in the order they are received. Questions: </w:t>
       </w:r>
     </w:p>
     <w:p>
@@ -3490,7 +3691,15 @@
         <w:ind w:right="57" w:hanging="360"/>
       </w:pPr>
       <w:r>
-        <w:t xml:space="preserve">What problem would occur if a stack was used instead of a queue? </w:t>
+        <w:t xml:space="preserve">What problem would occur if a stack </w:t>
+      </w:r>
+      <w:proofErr w:type="gramStart"/>
+      <w:r>
+        <w:t>was</w:t>
+      </w:r>
+      <w:proofErr w:type="gramEnd"/>
+      <w:r>
+        <w:t xml:space="preserve"> used instead of a queue? </w:t>
       </w:r>
     </w:p>
     <w:p>
@@ -3510,7 +3719,13 @@
         <w:t>first</w:t>
       </w:r>
       <w:r>
-        <w:t xml:space="preserve"> out , so the last call would be the first out, so it would be very unefficant as you would have to pop all the elements before you could get to the one you want each time.</w:t>
+        <w:t xml:space="preserve"> out , so the last call would be the first out, so it would be very </w:t>
+      </w:r>
+      <w:r>
+        <w:t>inefficient</w:t>
+      </w:r>
+      <w:r>
+        <w:t xml:space="preserve"> as you would have to pop all the elements before you could get to the one you want each time.</w:t>
       </w:r>
     </w:p>
     <w:p>
@@ -3533,7 +3748,21 @@
         <w:t>A queue allows</w:t>
       </w:r>
       <w:r>
-        <w:t xml:space="preserve"> the first customer in the queue to got through and the customers after are all in the order they call so the customers that ring earlyest gets to be first in the que. This makes it fare as they are all in the order they call so this far.</w:t>
+        <w:t xml:space="preserve"> the first customer in the queue to </w:t>
+      </w:r>
+      <w:proofErr w:type="spellStart"/>
+      <w:r>
+        <w:t>got</w:t>
+      </w:r>
+      <w:proofErr w:type="spellEnd"/>
+      <w:r>
+        <w:t xml:space="preserve"> through and the customers after are all in the order they call so the customers that ring </w:t>
+      </w:r>
+      <w:r>
+        <w:t>earliest</w:t>
+      </w:r>
+      <w:r>
+        <w:t xml:space="preserve"> gets to be first in the que. This makes it fare as they are all in the order they call so this far.</w:t>
       </w:r>
       <w:r>
         <w:t xml:space="preserve"> </w:t>
@@ -3729,7 +3958,19 @@
               <w:jc w:val="center"/>
             </w:pPr>
             <w:r>
-              <w:t>This is because when you go back you are more likely to need to go to the previos page first, so this means you need a first in first out so that it goes back in order of what you opened. This is also more userfreidly.</w:t>
+              <w:t xml:space="preserve">This is because when you go back you are more likely to need to go to the </w:t>
+            </w:r>
+            <w:r>
+              <w:t>previous</w:t>
+            </w:r>
+            <w:r>
+              <w:t xml:space="preserve"> page first, so this means you need a first in first out so that it goes back in order of what you opened. This is also more </w:t>
+            </w:r>
+            <w:r>
+              <w:t>user-friendly</w:t>
+            </w:r>
+            <w:r>
+              <w:t>.</w:t>
             </w:r>
             <w:r>
               <w:t xml:space="preserve"> </w:t>
@@ -3801,19 +4042,19 @@
               <w:jc w:val="center"/>
             </w:pPr>
             <w:r>
-              <w:t xml:space="preserve">This is because when you </w:t>
-            </w:r>
-            <w:r>
-              <w:t>print something off however put the request to the print first should get theres printed of first</w:t>
-            </w:r>
-            <w:r>
-              <w:t xml:space="preserve">, so this means you need a first in first out so that it </w:t>
-            </w:r>
-            <w:r>
-              <w:t>will let whoever sent the first request get theres first and then the rest in order</w:t>
-            </w:r>
-            <w:r>
-              <w:t xml:space="preserve">. </w:t>
+              <w:t xml:space="preserve">This is because when you print something off however put the request to the print first should get </w:t>
+            </w:r>
+            <w:r>
+              <w:t>there’s</w:t>
+            </w:r>
+            <w:r>
+              <w:t xml:space="preserve"> printed of first, so this means you need a first in first out so that it will let whoever sent the first request get </w:t>
+            </w:r>
+            <w:r>
+              <w:t>there’s</w:t>
+            </w:r>
+            <w:r>
+              <w:t xml:space="preserve"> first and then the rest in order. </w:t>
             </w:r>
           </w:p>
           <w:p>
@@ -3823,7 +4064,13 @@
               <w:jc w:val="center"/>
             </w:pPr>
             <w:r>
-              <w:t>You want this also so there is fareness with how the printer works.</w:t>
+              <w:t xml:space="preserve">You want this also so there is </w:t>
+            </w:r>
+            <w:r>
+              <w:t>fairness</w:t>
+            </w:r>
+            <w:r>
+              <w:t xml:space="preserve"> with how the printer works.</w:t>
             </w:r>
           </w:p>
         </w:tc>
@@ -3891,13 +4138,27 @@
               <w:jc w:val="center"/>
             </w:pPr>
             <w:r>
-              <w:t xml:space="preserve">This is because when you go back you are more likely to need to go to the </w:t>
-            </w:r>
-            <w:r>
-              <w:t>what they where typing as you are more likely to make a mistake then want to go back to how it periouviosly was then to the start</w:t>
-            </w:r>
-            <w:r>
-              <w:t xml:space="preserve">, so this means you need a first in first out so that it goes back in order of what you opened. This is also more userfreidly. </w:t>
+              <w:t xml:space="preserve">This is because when you go back you are more likely to need to go to the what </w:t>
+            </w:r>
+            <w:proofErr w:type="spellStart"/>
+            <w:r>
+              <w:t>they where</w:t>
+            </w:r>
+            <w:proofErr w:type="spellEnd"/>
+            <w:r>
+              <w:t xml:space="preserve"> typing as you are more likely to make a mistake then want to go back to how it </w:t>
+            </w:r>
+            <w:r>
+              <w:t>previously</w:t>
+            </w:r>
+            <w:r>
+              <w:t xml:space="preserve"> was then to the start, so this means you need a first in first out so that it goes back in order of what you opened. This is also more </w:t>
+            </w:r>
+            <w:r>
+              <w:t>user-friendly</w:t>
+            </w:r>
+            <w:r>
+              <w:t xml:space="preserve">. </w:t>
             </w:r>
           </w:p>
         </w:tc>
@@ -4032,31 +4293,43 @@
               <w:jc w:val="center"/>
             </w:pPr>
             <w:r>
-              <w:t xml:space="preserve">This is because when you </w:t>
-            </w:r>
-            <w:r>
-              <w:t>book a ticket it has to save the seat on the train(sometimes) and it neads to know how many passengers are on it to not over book.</w:t>
-            </w:r>
-            <w:r>
-              <w:t xml:space="preserve"> </w:t>
-            </w:r>
-            <w:r>
-              <w:t>S</w:t>
-            </w:r>
-            <w:r>
-              <w:t xml:space="preserve">o this means you need a first in first out so that it will let whoever </w:t>
-            </w:r>
-            <w:r>
-              <w:t>books the first ticket have there info recored first and the others in booking time order</w:t>
-            </w:r>
-            <w:r>
-              <w:t>.</w:t>
-            </w:r>
-            <w:r>
-              <w:t xml:space="preserve"> </w:t>
-            </w:r>
-            <w:r>
-              <w:t xml:space="preserve"> </w:t>
+              <w:t>This is because when you book a ticket it has to save the seat on the train(sometimes</w:t>
+            </w:r>
+            <w:proofErr w:type="gramStart"/>
+            <w:r>
+              <w:t>)</w:t>
+            </w:r>
+            <w:proofErr w:type="gramEnd"/>
+            <w:r>
+              <w:t xml:space="preserve"> and it </w:t>
+            </w:r>
+            <w:r>
+              <w:t>needs</w:t>
+            </w:r>
+            <w:r>
+              <w:t xml:space="preserve"> to know how many passengers are on it to not over book. </w:t>
+            </w:r>
+            <w:proofErr w:type="gramStart"/>
+            <w:r>
+              <w:t>So</w:t>
+            </w:r>
+            <w:proofErr w:type="gramEnd"/>
+            <w:r>
+              <w:t xml:space="preserve"> this means you need a first in first out so that it will let whoever books the first ticket have </w:t>
+            </w:r>
+            <w:proofErr w:type="spellStart"/>
+            <w:r>
+              <w:t>there</w:t>
+            </w:r>
+            <w:proofErr w:type="spellEnd"/>
+            <w:r>
+              <w:t xml:space="preserve"> info </w:t>
+            </w:r>
+            <w:r>
+              <w:t>recorded</w:t>
+            </w:r>
+            <w:r>
+              <w:t xml:space="preserve"> first and the others in booking time order.  </w:t>
             </w:r>
           </w:p>
           <w:p>
@@ -4066,7 +4339,27 @@
               <w:jc w:val="center"/>
             </w:pPr>
             <w:r>
-              <w:t xml:space="preserve">This is so the system can show what seats are avable and recored how many people are on the train. </w:t>
+              <w:t xml:space="preserve">This is so the system can show what seats are </w:t>
+            </w:r>
+            <w:r>
+              <w:t>avalible</w:t>
+            </w:r>
+            <w:r>
+              <w:t xml:space="preserve"> and </w:t>
+            </w:r>
+            <w:r>
+              <w:t>recorded</w:t>
+            </w:r>
+            <w:r>
+              <w:t xml:space="preserve"> how </w:t>
+            </w:r>
+            <w:proofErr w:type="gramStart"/>
+            <w:r>
+              <w:t>many</w:t>
+            </w:r>
+            <w:proofErr w:type="gramEnd"/>
+            <w:r>
+              <w:t xml:space="preserve"> people are on the train. </w:t>
             </w:r>
           </w:p>
         </w:tc>
@@ -4133,7 +4426,15 @@
         <w:ind w:left="355" w:right="57"/>
       </w:pPr>
       <w:r>
-        <w:t xml:space="preserve">You are given a singly linked list where each node contains an integer and a pointer to the next node. The list initially contains the following nodes in this order: </w:t>
+        <w:t xml:space="preserve">You </w:t>
+      </w:r>
+      <w:proofErr w:type="gramStart"/>
+      <w:r>
+        <w:t>are given</w:t>
+      </w:r>
+      <w:proofErr w:type="gramEnd"/>
+      <w:r>
+        <w:t xml:space="preserve"> a singly linked list where each node contains an integer and a pointer to the next node. The list initially contains the following nodes in this order: </w:t>
       </w:r>
     </w:p>
     <w:p>
@@ -4171,6 +4472,7 @@
         <w:ind w:left="355" w:right="57"/>
       </w:pPr>
       <w:r>
+        <w:lastRenderedPageBreak/>
         <w:t xml:space="preserve">Task to do: </w:t>
       </w:r>
     </w:p>
@@ -4183,8 +4485,15 @@
         <w:ind w:right="57" w:hanging="360"/>
       </w:pPr>
       <w:r>
-        <w:lastRenderedPageBreak/>
-        <w:t>What will be the contents of the list if a new node with value 25 is inserted after the node containing 20? (</w:t>
+        <w:t xml:space="preserve">What will be the contents of the list if a new node with value 25 is inserted after the node containing </w:t>
+      </w:r>
+      <w:proofErr w:type="gramStart"/>
+      <w:r>
+        <w:t>20</w:t>
+      </w:r>
+      <w:proofErr w:type="gramEnd"/>
+      <w:r>
+        <w:t>? (</w:t>
       </w:r>
       <w:r>
         <w:rPr>
@@ -4204,37 +4513,7 @@
         <w:t xml:space="preserve"> </w:t>
       </w:r>
       <w:r>
-        <w:t xml:space="preserve">10 </w:t>
-      </w:r>
-      <w:r>
-        <w:t>→</w:t>
-      </w:r>
-      <w:r>
-        <w:t xml:space="preserve"> 20</w:t>
-      </w:r>
-      <w:r>
-        <w:t>→</w:t>
-      </w:r>
-      <w:r>
-        <w:t>25</w:t>
-      </w:r>
-      <w:r>
-        <w:t>→</w:t>
-      </w:r>
-      <w:r>
-        <w:t>30</w:t>
-      </w:r>
-      <w:r>
-        <w:t>→</w:t>
-      </w:r>
-      <w:r>
-        <w:t>40</w:t>
-      </w:r>
-      <w:r>
-        <w:t>→</w:t>
-      </w:r>
-      <w:r>
-        <w:t>NULL</w:t>
+        <w:t>10 → 20→25→30→40→NULL</w:t>
       </w:r>
     </w:p>
     <w:p>
@@ -4246,7 +4525,15 @@
         <w:ind w:right="57" w:hanging="360"/>
       </w:pPr>
       <w:r>
-        <w:t>What will be the contents of the list if a new node with value 5 is inserted at the beginning of the list? (</w:t>
+        <w:t xml:space="preserve">What will be the contents of the list if a new node with value 5 </w:t>
+      </w:r>
+      <w:proofErr w:type="gramStart"/>
+      <w:r>
+        <w:t>is inserted</w:t>
+      </w:r>
+      <w:proofErr w:type="gramEnd"/>
+      <w:r>
+        <w:t xml:space="preserve"> at the beginning of the list? (</w:t>
       </w:r>
       <w:r>
         <w:rPr>
@@ -4263,10 +4550,7 @@
         <w:ind w:right="57"/>
       </w:pPr>
       <w:r>
-        <w:t>5</w:t>
-      </w:r>
-      <w:r>
-        <w:t>→ 10 → 20→30→40→NULL</w:t>
+        <w:t>5→ 10 → 20→30→40→NULL</w:t>
       </w:r>
     </w:p>
     <w:p>
@@ -4303,7 +4587,19 @@
         <w:t>I would first print the first element</w:t>
       </w:r>
       <w:r>
-        <w:t>, then u would use the pointer to fined the next node and show that then repeat using the point to find and print the next node untill I get to NULL which is where I would stop.</w:t>
+        <w:t xml:space="preserve">, then u would use the pointer to </w:t>
+      </w:r>
+      <w:r>
+        <w:t>fine</w:t>
+      </w:r>
+      <w:r>
+        <w:t xml:space="preserve"> the next node and show that then repeat using the point to find and print the next node </w:t>
+      </w:r>
+      <w:r>
+        <w:t>until</w:t>
+      </w:r>
+      <w:r>
+        <w:t xml:space="preserve"> I get to NULL which is where I would stop.</w:t>
       </w:r>
     </w:p>
     <w:p>
@@ -4315,7 +4611,15 @@
         <w:ind w:right="57" w:hanging="360"/>
       </w:pPr>
       <w:r>
-        <w:t>How many pointers must be updated when inserting a node between two existing nodes? (</w:t>
+        <w:t xml:space="preserve">How </w:t>
+      </w:r>
+      <w:proofErr w:type="gramStart"/>
+      <w:r>
+        <w:t>many</w:t>
+      </w:r>
+      <w:proofErr w:type="gramEnd"/>
+      <w:r>
+        <w:t xml:space="preserve"> pointers must be updated when inserting a node between two existing nodes? (</w:t>
       </w:r>
       <w:r>
         <w:rPr>
@@ -4366,7 +4670,13 @@
         <w:ind w:right="57"/>
       </w:pPr>
       <w:r>
-        <w:t>This is because they only have pointers to the next node along and not the node before so you would not have to information to find the node before , which would allow you to move backwards.</w:t>
+        <w:t xml:space="preserve">This is because they only have pointers to the next node along and not the node before so you would not have to information to find the node </w:t>
+      </w:r>
+      <w:r>
+        <w:t>before,</w:t>
+      </w:r>
+      <w:r>
+        <w:t xml:space="preserve"> which would allow you to move backwards.</w:t>
       </w:r>
     </w:p>
     <w:p>
@@ -4429,7 +4739,11 @@
         <w:t xml:space="preserve">(Part A) </w:t>
       </w:r>
       <w:r>
-        <w:t>List the (a) postorder, (b) preorder, and (c) inorder traversals of the given tree structure.</w:t>
+        <w:t>List the (a) postorder, (b) preorder, and (c) inorder traversals of the given tree structure</w:t>
+      </w:r>
+      <w:proofErr w:type="gramStart"/>
+      <w:r>
+        <w:t>.</w:t>
       </w:r>
       <w:r>
         <w:rPr>
@@ -4437,6 +4751,7 @@
         </w:rPr>
         <w:t xml:space="preserve">  </w:t>
       </w:r>
+      <w:proofErr w:type="gramEnd"/>
     </w:p>
     <w:p>
       <w:pPr>
@@ -4527,6 +4842,7 @@
         <w:rPr>
           <w:noProof/>
         </w:rPr>
+        <w:lastRenderedPageBreak/>
         <w:drawing>
           <wp:inline distT="0" distB="0" distL="0" distR="0" wp14:anchorId="77871AC6" wp14:editId="6F5E3F23">
             <wp:extent cx="2578735" cy="2296160"/>
@@ -4569,7 +4885,6 @@
         <w:jc w:val="center"/>
       </w:pPr>
       <w:r>
-        <w:lastRenderedPageBreak/>
         <w:t>4, 5, 2, 1, 3, 6, 7</w:t>
       </w:r>
     </w:p>
@@ -4731,7 +5046,19 @@
         <w:t>Q5 (Part B). Y</w:t>
       </w:r>
       <w:r>
-        <w:t xml:space="preserve">ou are given the following binary tree structure. This structure represents a complete binary tree, where each node has two children except the leaf nodes. </w:t>
+        <w:t xml:space="preserve">ou </w:t>
+      </w:r>
+      <w:proofErr w:type="gramStart"/>
+      <w:r>
+        <w:t>are given</w:t>
+      </w:r>
+      <w:proofErr w:type="gramEnd"/>
+      <w:r>
+        <w:t xml:space="preserve"> the following binary tree structure. This structure represents a complete binary tree, where each node has two children except the leaf nodes</w:t>
+      </w:r>
+      <w:proofErr w:type="gramStart"/>
+      <w:r>
+        <w:t xml:space="preserve">. </w:t>
       </w:r>
       <w:r>
         <w:rPr>
@@ -4739,6 +5066,7 @@
         </w:rPr>
         <w:t xml:space="preserve"> </w:t>
       </w:r>
+      <w:proofErr w:type="gramEnd"/>
     </w:p>
     <w:p>
       <w:pPr>
@@ -4750,6 +5078,7 @@
         <w:rPr>
           <w:noProof/>
         </w:rPr>
+        <w:lastRenderedPageBreak/>
         <w:drawing>
           <wp:inline distT="0" distB="0" distL="0" distR="0" wp14:anchorId="0DFF8EC8" wp14:editId="201543B5">
             <wp:extent cx="1985645" cy="1767840"/>
@@ -4820,13 +5149,41 @@
         <w:t>A binary search tree has a root element which is the first element</w:t>
       </w:r>
       <w:r>
-        <w:t xml:space="preserve"> and then there have to be children nodes. The child on the left of the root must be smaller then the root and the child on the right must be bigger then the root</w:t>
-      </w:r>
-      <w:r>
-        <w:t xml:space="preserve"> </w:t>
-      </w:r>
-      <w:r>
-        <w:t>. it can have as many nodes as needed.</w:t>
+        <w:t xml:space="preserve"> and then there have to be </w:t>
+      </w:r>
+      <w:proofErr w:type="gramStart"/>
+      <w:r>
+        <w:t>children</w:t>
+      </w:r>
+      <w:proofErr w:type="gramEnd"/>
+      <w:r>
+        <w:t xml:space="preserve"> nodes. The child on the left of the root must be smaller </w:t>
+      </w:r>
+      <w:r>
+        <w:t>than</w:t>
+      </w:r>
+      <w:r>
+        <w:t xml:space="preserve"> the root and the child on the right must be bigger </w:t>
+      </w:r>
+      <w:r>
+        <w:t>than</w:t>
+      </w:r>
+      <w:r>
+        <w:t xml:space="preserve"> the </w:t>
+      </w:r>
+      <w:r>
+        <w:t>root.</w:t>
+      </w:r>
+      <w:r>
+        <w:t xml:space="preserve"> it can have as </w:t>
+      </w:r>
+      <w:proofErr w:type="gramStart"/>
+      <w:r>
+        <w:t>many</w:t>
+      </w:r>
+      <w:proofErr w:type="gramEnd"/>
+      <w:r>
+        <w:t xml:space="preserve"> nodes as needed.</w:t>
       </w:r>
     </w:p>
     <w:p>
@@ -4838,8 +5195,15 @@
         <w:ind w:right="57" w:hanging="360"/>
       </w:pPr>
       <w:r>
-        <w:lastRenderedPageBreak/>
-        <w:t>Based on these properties, determine whether it is possible to construct a BST that exactly matches the above structure and node placement (i.e., node 1 as the root, 2 and 3 as its children, and so on as shown). (</w:t>
+        <w:t xml:space="preserve">Based on these properties, determine whether it is possible to construct a BST that exactly matches the above structure and node placement (i.e., node </w:t>
+      </w:r>
+      <w:proofErr w:type="gramStart"/>
+      <w:r>
+        <w:t>1</w:t>
+      </w:r>
+      <w:proofErr w:type="gramEnd"/>
+      <w:r>
+        <w:t xml:space="preserve"> as the root, 2 and 3 as its children, and so on as shown). (</w:t>
       </w:r>
       <w:r>
         <w:rPr>
@@ -4885,10 +5249,33 @@
         <w:ind w:right="57"/>
       </w:pPr>
       <w:r>
-        <w:t>Y</w:t>
-      </w:r>
-      <w:r>
-        <w:t>ou have to have the child node on the left smaller then the root node and the child on the right has to be bigger. This means that with this structure you can not make a BST.</w:t>
+        <w:t xml:space="preserve">You </w:t>
+      </w:r>
+      <w:proofErr w:type="gramStart"/>
+      <w:r>
+        <w:t>have to</w:t>
+      </w:r>
+      <w:proofErr w:type="gramEnd"/>
+      <w:r>
+        <w:t xml:space="preserve"> have the child node on the left smaller </w:t>
+      </w:r>
+      <w:r>
+        <w:t>than</w:t>
+      </w:r>
+      <w:r>
+        <w:t xml:space="preserve"> the root node and the child on the right </w:t>
+      </w:r>
+      <w:r>
+        <w:t>have</w:t>
+      </w:r>
+      <w:r>
+        <w:t xml:space="preserve"> to be bigger. This means that with this structure you </w:t>
+      </w:r>
+      <w:r>
+        <w:t>cannot</w:t>
+      </w:r>
+      <w:r>
+        <w:t xml:space="preserve"> make a BST.</w:t>
       </w:r>
     </w:p>
     <w:p>
@@ -5087,11 +5474,19 @@
       <w:r>
         <w:t>Draw the graph based on the adjacency list given</w:t>
       </w:r>
+      <w:proofErr w:type="gramStart"/>
       <w:r>
         <w:rPr>
           <w:b/>
         </w:rPr>
-        <w:t xml:space="preserve">.  (3 marks) </w:t>
+        <w:t xml:space="preserve">.  </w:t>
+      </w:r>
+      <w:proofErr w:type="gramEnd"/>
+      <w:r>
+        <w:rPr>
+          <w:b/>
+        </w:rPr>
+        <w:t xml:space="preserve">(3 marks) </w:t>
       </w:r>
     </w:p>
     <w:p>
@@ -5114,6 +5509,7 @@
         <w:rPr>
           <w:noProof/>
         </w:rPr>
+        <w:lastRenderedPageBreak/>
         <mc:AlternateContent>
           <mc:Choice Requires="wpc">
             <w:drawing>
@@ -6268,7 +6664,15 @@
         <w:ind w:right="57" w:hanging="280"/>
       </w:pPr>
       <w:r>
-        <w:t xml:space="preserve">If you perform a BFS traversal starting from A, list the order in which the nodes are visited. </w:t>
+        <w:t xml:space="preserve">If you perform a BFS traversal starting from A, list the order in which the nodes </w:t>
+      </w:r>
+      <w:proofErr w:type="gramStart"/>
+      <w:r>
+        <w:t>are visited</w:t>
+      </w:r>
+      <w:proofErr w:type="gramEnd"/>
+      <w:r>
+        <w:t xml:space="preserve">. </w:t>
       </w:r>
     </w:p>
     <w:p>
@@ -6293,7 +6697,13 @@
         <w:ind w:left="355" w:right="57"/>
       </w:pPr>
       <w:r>
-        <w:t>The first step is to visit a and add its nabours to the queue to visit from left to right is the queue would be B, C.</w:t>
+        <w:t xml:space="preserve">The first step is to visit a and add its </w:t>
+      </w:r>
+      <w:r>
+        <w:t>neighbours</w:t>
+      </w:r>
+      <w:r>
+        <w:t xml:space="preserve"> to the queue to visit from left to right is the queue would be B, C.</w:t>
       </w:r>
     </w:p>
     <w:p>
@@ -6301,7 +6711,25 @@
         <w:ind w:left="355" w:right="57"/>
       </w:pPr>
       <w:r>
-        <w:t xml:space="preserve">Then the second step is to then visit the next node in the queue and remove it , then add its nabours into the queue and then you repeat this process untill the queue is emty. </w:t>
+        <w:t xml:space="preserve">Then the second step is to then visit the next node in the queue and remove it , then add its </w:t>
+      </w:r>
+      <w:r>
+        <w:t xml:space="preserve">neighbours </w:t>
+      </w:r>
+      <w:r>
+        <w:t xml:space="preserve">into the queue and then you repeat this process </w:t>
+      </w:r>
+      <w:r>
+        <w:t>until</w:t>
+      </w:r>
+      <w:r>
+        <w:t xml:space="preserve"> the queue is </w:t>
+      </w:r>
+      <w:r>
+        <w:t>empty</w:t>
+      </w:r>
+      <w:r>
+        <w:t xml:space="preserve">. </w:t>
       </w:r>
     </w:p>
     <w:p>
@@ -6309,7 +6737,13 @@
         <w:ind w:left="355" w:right="57"/>
       </w:pPr>
       <w:r>
-        <w:t>Step 1 you vistit A and queue B,C.</w:t>
+        <w:t xml:space="preserve">Step 1 you </w:t>
+      </w:r>
+      <w:r>
+        <w:t>visit</w:t>
+      </w:r>
+      <w:r>
+        <w:t xml:space="preserve"> A and queue B,C.</w:t>
       </w:r>
     </w:p>
     <w:p>
@@ -6317,31 +6751,13 @@
         <w:ind w:left="355" w:right="57"/>
       </w:pPr>
       <w:r>
-        <w:t>Step 1 you</w:t>
-      </w:r>
-      <w:r>
-        <w:t xml:space="preserve"> remove B from the queue then</w:t>
-      </w:r>
-      <w:r>
-        <w:t xml:space="preserve"> vistit </w:t>
-      </w:r>
-      <w:r>
-        <w:t>B</w:t>
-      </w:r>
-      <w:r>
-        <w:t xml:space="preserve"> and queue </w:t>
-      </w:r>
-      <w:r>
-        <w:t>D</w:t>
-      </w:r>
-      <w:r>
-        <w:t>,</w:t>
-      </w:r>
-      <w:r>
-        <w:t>E</w:t>
-      </w:r>
-      <w:r>
-        <w:t>.</w:t>
+        <w:t xml:space="preserve">Step 1 you remove B from the queue then </w:t>
+      </w:r>
+      <w:r>
+        <w:t>visit</w:t>
+      </w:r>
+      <w:r>
+        <w:t xml:space="preserve"> B and queue D,E.</w:t>
       </w:r>
     </w:p>
     <w:p>
@@ -6349,25 +6765,13 @@
         <w:ind w:left="355" w:right="57"/>
       </w:pPr>
       <w:r>
-        <w:t xml:space="preserve">Step 1 you remove </w:t>
-      </w:r>
-      <w:r>
-        <w:t>C</w:t>
-      </w:r>
-      <w:r>
-        <w:t xml:space="preserve"> from the queue then you vistit </w:t>
-      </w:r>
-      <w:r>
-        <w:t>C</w:t>
-      </w:r>
-      <w:r>
-        <w:t xml:space="preserve"> and queue </w:t>
-      </w:r>
-      <w:r>
-        <w:t>F</w:t>
-      </w:r>
-      <w:r>
-        <w:t>.</w:t>
+        <w:t xml:space="preserve">Step 1 you remove C from the queue then you </w:t>
+      </w:r>
+      <w:r>
+        <w:t>visit</w:t>
+      </w:r>
+      <w:r>
+        <w:t xml:space="preserve"> C and queue F.</w:t>
       </w:r>
     </w:p>
     <w:p>
@@ -6375,25 +6779,13 @@
         <w:ind w:left="355" w:right="57"/>
       </w:pPr>
       <w:r>
-        <w:t xml:space="preserve">Step 1 you remove </w:t>
-      </w:r>
-      <w:r>
-        <w:t>D</w:t>
-      </w:r>
-      <w:r>
-        <w:t xml:space="preserve"> from the queue then you vistit </w:t>
-      </w:r>
-      <w:r>
-        <w:t>D</w:t>
-      </w:r>
-      <w:r>
-        <w:t xml:space="preserve"> and queue </w:t>
-      </w:r>
-      <w:r>
-        <w:t>G</w:t>
-      </w:r>
-      <w:r>
-        <w:t>.</w:t>
+        <w:t xml:space="preserve">Step 1 you remove D from the queue then you </w:t>
+      </w:r>
+      <w:r>
+        <w:t>visit</w:t>
+      </w:r>
+      <w:r>
+        <w:t xml:space="preserve"> D and queue G.</w:t>
       </w:r>
     </w:p>
     <w:p>
@@ -6401,25 +6793,13 @@
         <w:ind w:left="355" w:right="57"/>
       </w:pPr>
       <w:r>
-        <w:t xml:space="preserve">Step 1 you remove </w:t>
-      </w:r>
-      <w:r>
-        <w:t>E</w:t>
-      </w:r>
-      <w:r>
-        <w:t xml:space="preserve"> from the queue then you vistit </w:t>
-      </w:r>
-      <w:r>
-        <w:t>E</w:t>
-      </w:r>
-      <w:r>
-        <w:t xml:space="preserve"> and queue </w:t>
-      </w:r>
-      <w:r>
-        <w:t>H</w:t>
-      </w:r>
-      <w:r>
-        <w:t>.</w:t>
+        <w:t xml:space="preserve">Step 1 you remove E from the queue then you </w:t>
+      </w:r>
+      <w:r>
+        <w:t>visit</w:t>
+      </w:r>
+      <w:r>
+        <w:t xml:space="preserve"> E and queue H.</w:t>
       </w:r>
     </w:p>
     <w:p>
@@ -6427,25 +6807,13 @@
         <w:ind w:left="355" w:right="57"/>
       </w:pPr>
       <w:r>
-        <w:t xml:space="preserve">Step 1 you remove </w:t>
-      </w:r>
-      <w:r>
-        <w:t>F</w:t>
-      </w:r>
-      <w:r>
-        <w:t xml:space="preserve"> from the queue then you vistit </w:t>
-      </w:r>
-      <w:r>
-        <w:t>F</w:t>
-      </w:r>
-      <w:r>
-        <w:t xml:space="preserve"> and queue </w:t>
-      </w:r>
-      <w:r>
-        <w:t>I</w:t>
-      </w:r>
-      <w:r>
-        <w:t>.</w:t>
+        <w:t xml:space="preserve">Step 1 you remove F from the queue then you </w:t>
+      </w:r>
+      <w:r>
+        <w:t>visit</w:t>
+      </w:r>
+      <w:r>
+        <w:t xml:space="preserve"> F and queue I.</w:t>
       </w:r>
     </w:p>
     <w:p>
@@ -6459,25 +6827,13 @@
         <w:t xml:space="preserve"> </w:t>
       </w:r>
       <w:r>
-        <w:t xml:space="preserve">you remove </w:t>
-      </w:r>
-      <w:r>
-        <w:t>G</w:t>
-      </w:r>
-      <w:r>
-        <w:t xml:space="preserve"> from the queue then you vistit </w:t>
-      </w:r>
-      <w:r>
-        <w:t>G</w:t>
-      </w:r>
-      <w:r>
-        <w:t xml:space="preserve"> and queue </w:t>
-      </w:r>
-      <w:r>
-        <w:t>J</w:t>
-      </w:r>
-      <w:r>
-        <w:t>.</w:t>
+        <w:t xml:space="preserve">you remove G from the queue then you </w:t>
+      </w:r>
+      <w:r>
+        <w:t>visit</w:t>
+      </w:r>
+      <w:r>
+        <w:t xml:space="preserve"> G and queue J.</w:t>
       </w:r>
     </w:p>
     <w:p>
@@ -6485,25 +6841,13 @@
         <w:ind w:left="355" w:right="57"/>
       </w:pPr>
       <w:r>
-        <w:t xml:space="preserve">Step 1 you remove </w:t>
-      </w:r>
-      <w:r>
-        <w:t>H</w:t>
-      </w:r>
-      <w:r>
-        <w:t xml:space="preserve"> from the queue then you vistit </w:t>
-      </w:r>
-      <w:r>
-        <w:t>H</w:t>
-      </w:r>
-      <w:r>
-        <w:t xml:space="preserve"> and queue </w:t>
-      </w:r>
-      <w:r>
-        <w:t>K</w:t>
-      </w:r>
-      <w:r>
-        <w:t>.</w:t>
+        <w:t xml:space="preserve">Step 1 you remove H from the queue then you </w:t>
+      </w:r>
+      <w:r>
+        <w:t>visit</w:t>
+      </w:r>
+      <w:r>
+        <w:t xml:space="preserve"> H and queue K.</w:t>
       </w:r>
     </w:p>
     <w:p>
@@ -6511,25 +6855,13 @@
         <w:ind w:left="355" w:right="57"/>
       </w:pPr>
       <w:r>
-        <w:t xml:space="preserve">Step 1 you remove </w:t>
-      </w:r>
-      <w:r>
-        <w:t>I</w:t>
-      </w:r>
-      <w:r>
-        <w:t xml:space="preserve"> from the queue then you vistit </w:t>
-      </w:r>
-      <w:r>
-        <w:t>I</w:t>
-      </w:r>
-      <w:r>
-        <w:t xml:space="preserve"> and queue </w:t>
-      </w:r>
-      <w:r>
-        <w:t>L</w:t>
-      </w:r>
-      <w:r>
-        <w:t>.</w:t>
+        <w:t xml:space="preserve">Step 1 you remove I from the queue then you </w:t>
+      </w:r>
+      <w:r>
+        <w:t>visit</w:t>
+      </w:r>
+      <w:r>
+        <w:t xml:space="preserve"> I and queue L.</w:t>
       </w:r>
     </w:p>
     <w:p>
@@ -6543,19 +6875,13 @@
         <w:t xml:space="preserve"> </w:t>
       </w:r>
       <w:r>
-        <w:t xml:space="preserve">you remove </w:t>
-      </w:r>
-      <w:r>
-        <w:t>J</w:t>
-      </w:r>
-      <w:r>
-        <w:t xml:space="preserve"> from the queue then you vistit </w:t>
-      </w:r>
-      <w:r>
-        <w:t>J</w:t>
-      </w:r>
-      <w:r>
-        <w:t xml:space="preserve"> .</w:t>
+        <w:t xml:space="preserve">you remove J from the queue then you </w:t>
+      </w:r>
+      <w:r>
+        <w:t>visit</w:t>
+      </w:r>
+      <w:r>
+        <w:t xml:space="preserve"> J .</w:t>
       </w:r>
     </w:p>
     <w:p>
@@ -6563,19 +6889,13 @@
         <w:ind w:left="355" w:right="57"/>
       </w:pPr>
       <w:r>
-        <w:t xml:space="preserve">Step 1 you remove </w:t>
-      </w:r>
-      <w:r>
-        <w:t>K</w:t>
-      </w:r>
-      <w:r>
-        <w:t xml:space="preserve"> from the queue then you vistit </w:t>
-      </w:r>
-      <w:r>
-        <w:t>K</w:t>
-      </w:r>
-      <w:r>
-        <w:t xml:space="preserve"> .</w:t>
+        <w:t xml:space="preserve">Step 1 you remove K from the queue then you </w:t>
+      </w:r>
+      <w:r>
+        <w:t>visit</w:t>
+      </w:r>
+      <w:r>
+        <w:t xml:space="preserve"> K .</w:t>
       </w:r>
     </w:p>
     <w:p>
@@ -6583,19 +6903,13 @@
         <w:ind w:left="355" w:right="57"/>
       </w:pPr>
       <w:r>
-        <w:t xml:space="preserve">Step 1 you remove </w:t>
-      </w:r>
-      <w:r>
-        <w:t>L</w:t>
-      </w:r>
-      <w:r>
-        <w:t xml:space="preserve"> from the queue then you vistit </w:t>
-      </w:r>
-      <w:r>
-        <w:t>L</w:t>
-      </w:r>
-      <w:r>
-        <w:t>.</w:t>
+        <w:t xml:space="preserve">Step 1 you remove L from the queue then you </w:t>
+      </w:r>
+      <w:r>
+        <w:t>visit</w:t>
+      </w:r>
+      <w:r>
+        <w:t xml:space="preserve"> L.</w:t>
       </w:r>
     </w:p>
     <w:p>
@@ -6603,73 +6917,13 @@
         <w:ind w:left="355" w:right="57"/>
       </w:pPr>
       <w:r>
-        <w:t>The finly line up : A</w:t>
-      </w:r>
-      <w:r>
-        <w:t>→</w:t>
-      </w:r>
-      <w:r>
-        <w:t>B</w:t>
-      </w:r>
-      <w:r>
-        <w:t>→</w:t>
-      </w:r>
-      <w:r>
-        <w:t>C</w:t>
-      </w:r>
-      <w:r>
-        <w:t>→</w:t>
-      </w:r>
-      <w:r>
-        <w:t>D</w:t>
-      </w:r>
-      <w:r>
-        <w:t>→</w:t>
-      </w:r>
-      <w:r>
-        <w:t>E</w:t>
-      </w:r>
-      <w:r>
-        <w:t>→</w:t>
-      </w:r>
-      <w:r>
-        <w:t>F</w:t>
-      </w:r>
-      <w:r>
-        <w:t>→</w:t>
-      </w:r>
-      <w:r>
-        <w:t>G</w:t>
-      </w:r>
-      <w:r>
-        <w:t>→</w:t>
-      </w:r>
-      <w:r>
-        <w:t>H</w:t>
-      </w:r>
-      <w:r>
-        <w:t>→</w:t>
-      </w:r>
-      <w:r>
-        <w:t>I</w:t>
-      </w:r>
-      <w:r>
-        <w:t>→</w:t>
-      </w:r>
-      <w:r>
-        <w:t>J</w:t>
-      </w:r>
-      <w:r>
-        <w:t>→</w:t>
-      </w:r>
-      <w:r>
-        <w:t>K</w:t>
-      </w:r>
-      <w:r>
-        <w:t>→</w:t>
-      </w:r>
-      <w:r>
-        <w:t>L</w:t>
+        <w:t xml:space="preserve">The </w:t>
+      </w:r>
+      <w:r>
+        <w:t>finely</w:t>
+      </w:r>
+      <w:r>
+        <w:t xml:space="preserve"> line up : A→B→C→D→E→F→G→H→I→J→K→L</w:t>
       </w:r>
     </w:p>
     <w:p>
@@ -6711,7 +6965,13 @@
         <w:ind w:left="355" w:right="57"/>
       </w:pPr>
       <w:r>
-        <w:t>Step 1 you vistit A.</w:t>
+        <w:t xml:space="preserve">Step 1 you </w:t>
+      </w:r>
+      <w:r>
+        <w:t>visit</w:t>
+      </w:r>
+      <w:r>
+        <w:t xml:space="preserve"> A.</w:t>
       </w:r>
     </w:p>
     <w:p>
@@ -6719,19 +6979,13 @@
         <w:ind w:left="355" w:right="57"/>
       </w:pPr>
       <w:r>
-        <w:t xml:space="preserve">Step </w:t>
-      </w:r>
-      <w:r>
-        <w:t>2</w:t>
-      </w:r>
-      <w:r>
-        <w:t xml:space="preserve"> you vistit </w:t>
-      </w:r>
-      <w:r>
-        <w:t>B</w:t>
-      </w:r>
-      <w:r>
-        <w:t>.</w:t>
+        <w:t xml:space="preserve">Step 2 you </w:t>
+      </w:r>
+      <w:r>
+        <w:t>visit</w:t>
+      </w:r>
+      <w:r>
+        <w:t xml:space="preserve"> B.</w:t>
       </w:r>
     </w:p>
     <w:p>
@@ -6739,19 +6993,13 @@
         <w:ind w:left="355" w:right="57"/>
       </w:pPr>
       <w:r>
-        <w:t xml:space="preserve">Step </w:t>
-      </w:r>
-      <w:r>
-        <w:t>3</w:t>
-      </w:r>
-      <w:r>
-        <w:t xml:space="preserve"> you vistit </w:t>
-      </w:r>
-      <w:r>
-        <w:t>D</w:t>
-      </w:r>
-      <w:r>
-        <w:t>.</w:t>
+        <w:t xml:space="preserve">Step 3 you </w:t>
+      </w:r>
+      <w:r>
+        <w:t>visit</w:t>
+      </w:r>
+      <w:r>
+        <w:t xml:space="preserve"> D.</w:t>
       </w:r>
     </w:p>
     <w:p>
@@ -6759,19 +7007,13 @@
         <w:ind w:left="355" w:right="57"/>
       </w:pPr>
       <w:r>
-        <w:t xml:space="preserve">Step </w:t>
-      </w:r>
-      <w:r>
-        <w:t>4</w:t>
-      </w:r>
-      <w:r>
-        <w:t xml:space="preserve"> you vistit </w:t>
-      </w:r>
-      <w:r>
-        <w:t>G</w:t>
-      </w:r>
-      <w:r>
-        <w:t>.</w:t>
+        <w:t xml:space="preserve">Step 4 you </w:t>
+      </w:r>
+      <w:r>
+        <w:t>visit</w:t>
+      </w:r>
+      <w:r>
+        <w:t xml:space="preserve"> G.</w:t>
       </w:r>
     </w:p>
     <w:p>
@@ -6779,19 +7021,13 @@
         <w:ind w:left="355" w:right="57"/>
       </w:pPr>
       <w:r>
-        <w:t xml:space="preserve">Step </w:t>
-      </w:r>
-      <w:r>
-        <w:t>5</w:t>
-      </w:r>
-      <w:r>
-        <w:t xml:space="preserve"> you vistit </w:t>
-      </w:r>
-      <w:r>
-        <w:t>J</w:t>
-      </w:r>
-      <w:r>
-        <w:t>.</w:t>
+        <w:t xml:space="preserve">Step 5 you </w:t>
+      </w:r>
+      <w:r>
+        <w:t>visit</w:t>
+      </w:r>
+      <w:r>
+        <w:t xml:space="preserve"> J.</w:t>
       </w:r>
     </w:p>
     <w:p>
@@ -6799,19 +7035,20 @@
         <w:ind w:left="355" w:right="57"/>
       </w:pPr>
       <w:r>
-        <w:t xml:space="preserve">Step </w:t>
-      </w:r>
-      <w:r>
-        <w:t>6</w:t>
-      </w:r>
-      <w:r>
-        <w:t xml:space="preserve"> </w:t>
-      </w:r>
-      <w:r>
-        <w:t>as there are no nabours of node J, go back to the first node with nabours that are unvisited so go back to B</w:t>
-      </w:r>
-      <w:r>
-        <w:t>.</w:t>
+        <w:lastRenderedPageBreak/>
+        <w:t xml:space="preserve">Step 6 as there are no </w:t>
+      </w:r>
+      <w:r>
+        <w:t xml:space="preserve">neighbours </w:t>
+      </w:r>
+      <w:r>
+        <w:t xml:space="preserve">of node J, go back to the first node with </w:t>
+      </w:r>
+      <w:r>
+        <w:t xml:space="preserve">neighbours </w:t>
+      </w:r>
+      <w:r>
+        <w:t>that are unvisited so go back to B.</w:t>
       </w:r>
     </w:p>
     <w:p>
@@ -6819,19 +7056,13 @@
         <w:ind w:left="355" w:right="57"/>
       </w:pPr>
       <w:r>
-        <w:t xml:space="preserve">Step </w:t>
-      </w:r>
-      <w:r>
-        <w:t>7</w:t>
-      </w:r>
-      <w:r>
-        <w:t xml:space="preserve"> you vistit </w:t>
-      </w:r>
-      <w:r>
-        <w:t>E</w:t>
-      </w:r>
-      <w:r>
-        <w:t>.</w:t>
+        <w:t xml:space="preserve">Step 7 you </w:t>
+      </w:r>
+      <w:r>
+        <w:t>visit</w:t>
+      </w:r>
+      <w:r>
+        <w:t xml:space="preserve"> E.</w:t>
       </w:r>
     </w:p>
     <w:p>
@@ -6839,19 +7070,13 @@
         <w:ind w:left="355" w:right="57"/>
       </w:pPr>
       <w:r>
-        <w:t xml:space="preserve">Step </w:t>
-      </w:r>
-      <w:r>
-        <w:t>8</w:t>
-      </w:r>
-      <w:r>
-        <w:t xml:space="preserve"> you vistit </w:t>
-      </w:r>
-      <w:r>
-        <w:t>H</w:t>
-      </w:r>
-      <w:r>
-        <w:t>.</w:t>
+        <w:t xml:space="preserve">Step 8 you </w:t>
+      </w:r>
+      <w:r>
+        <w:t>visit</w:t>
+      </w:r>
+      <w:r>
+        <w:t xml:space="preserve"> H.</w:t>
       </w:r>
     </w:p>
     <w:p>
@@ -6859,19 +7084,13 @@
         <w:ind w:left="355" w:right="57"/>
       </w:pPr>
       <w:r>
-        <w:t xml:space="preserve">Step </w:t>
-      </w:r>
-      <w:r>
-        <w:t>9</w:t>
-      </w:r>
-      <w:r>
-        <w:t xml:space="preserve"> you vistit </w:t>
-      </w:r>
-      <w:r>
-        <w:t>K</w:t>
-      </w:r>
-      <w:r>
-        <w:t>.</w:t>
+        <w:t xml:space="preserve">Step 9 you </w:t>
+      </w:r>
+      <w:r>
+        <w:t>visit</w:t>
+      </w:r>
+      <w:r>
+        <w:t xml:space="preserve"> K.</w:t>
       </w:r>
     </w:p>
     <w:p>
@@ -6879,25 +7098,19 @@
         <w:ind w:left="355" w:right="57"/>
       </w:pPr>
       <w:r>
-        <w:t>Step 1</w:t>
-      </w:r>
-      <w:r>
-        <w:t>0</w:t>
-      </w:r>
-      <w:r>
-        <w:t xml:space="preserve"> as there are no nabours of node </w:t>
-      </w:r>
-      <w:r>
-        <w:t>K</w:t>
-      </w:r>
-      <w:r>
-        <w:t xml:space="preserve">, go back to the first node with nabours that are unvisited so go back to </w:t>
-      </w:r>
-      <w:r>
-        <w:t>A</w:t>
-      </w:r>
-      <w:r>
-        <w:t>.</w:t>
+        <w:t xml:space="preserve">Step 10 as there are no </w:t>
+      </w:r>
+      <w:r>
+        <w:t xml:space="preserve">neighbours </w:t>
+      </w:r>
+      <w:r>
+        <w:t xml:space="preserve">of node K, go back to the first node with </w:t>
+      </w:r>
+      <w:r>
+        <w:t xml:space="preserve">neighbours </w:t>
+      </w:r>
+      <w:r>
+        <w:t>that are unvisited so go back to A.</w:t>
       </w:r>
     </w:p>
     <w:p>
@@ -6905,19 +7118,13 @@
         <w:ind w:left="355" w:right="57"/>
       </w:pPr>
       <w:r>
-        <w:t>Step 1</w:t>
-      </w:r>
-      <w:r>
-        <w:t>1</w:t>
-      </w:r>
-      <w:r>
-        <w:t xml:space="preserve"> you vistit </w:t>
-      </w:r>
-      <w:r>
-        <w:t>C</w:t>
-      </w:r>
-      <w:r>
-        <w:t>.</w:t>
+        <w:t xml:space="preserve">Step 11 you </w:t>
+      </w:r>
+      <w:r>
+        <w:t>visit</w:t>
+      </w:r>
+      <w:r>
+        <w:t xml:space="preserve"> C.</w:t>
       </w:r>
     </w:p>
     <w:p>
@@ -6925,19 +7132,13 @@
         <w:ind w:left="355" w:right="57"/>
       </w:pPr>
       <w:r>
-        <w:t>Step 1</w:t>
-      </w:r>
-      <w:r>
-        <w:t>2</w:t>
-      </w:r>
-      <w:r>
-        <w:t xml:space="preserve"> you vistit </w:t>
-      </w:r>
-      <w:r>
-        <w:t>F</w:t>
-      </w:r>
-      <w:r>
-        <w:t>.</w:t>
+        <w:t xml:space="preserve">Step 12 you </w:t>
+      </w:r>
+      <w:r>
+        <w:t>visit</w:t>
+      </w:r>
+      <w:r>
+        <w:t xml:space="preserve"> F.</w:t>
       </w:r>
     </w:p>
     <w:p>
@@ -6945,19 +7146,13 @@
         <w:ind w:left="355" w:right="57"/>
       </w:pPr>
       <w:r>
-        <w:t>Step 1</w:t>
-      </w:r>
-      <w:r>
-        <w:t>3</w:t>
-      </w:r>
-      <w:r>
-        <w:t xml:space="preserve"> you vistit </w:t>
-      </w:r>
-      <w:r>
-        <w:t>I</w:t>
-      </w:r>
-      <w:r>
-        <w:t>.</w:t>
+        <w:t xml:space="preserve">Step 13 you </w:t>
+      </w:r>
+      <w:r>
+        <w:t>visit</w:t>
+      </w:r>
+      <w:r>
+        <w:t xml:space="preserve"> I.</w:t>
       </w:r>
     </w:p>
     <w:p>
@@ -6965,19 +7160,13 @@
         <w:ind w:left="355" w:right="57"/>
       </w:pPr>
       <w:r>
-        <w:t>Step 1</w:t>
-      </w:r>
-      <w:r>
-        <w:t>4</w:t>
-      </w:r>
-      <w:r>
-        <w:t xml:space="preserve"> you vistit </w:t>
-      </w:r>
-      <w:r>
-        <w:t>L</w:t>
-      </w:r>
-      <w:r>
-        <w:t>.</w:t>
+        <w:t xml:space="preserve">Step 14 you </w:t>
+      </w:r>
+      <w:r>
+        <w:t>visit</w:t>
+      </w:r>
+      <w:r>
+        <w:t xml:space="preserve"> L.</w:t>
       </w:r>
     </w:p>
     <w:p>
@@ -6985,61 +7174,13 @@
         <w:ind w:left="355" w:right="57"/>
       </w:pPr>
       <w:r>
-        <w:t>The finly line up : A→B→</w:t>
-      </w:r>
-      <w:r>
-        <w:t>D</w:t>
-      </w:r>
-      <w:r>
-        <w:t>→</w:t>
-      </w:r>
-      <w:r>
-        <w:t>G</w:t>
-      </w:r>
-      <w:r>
-        <w:t>→</w:t>
-      </w:r>
-      <w:r>
-        <w:t>J</w:t>
-      </w:r>
-      <w:r>
-        <w:t>→</w:t>
-      </w:r>
-      <w:r>
-        <w:t>E</w:t>
-      </w:r>
-      <w:r>
-        <w:t>→</w:t>
-      </w:r>
-      <w:r>
-        <w:t>H</w:t>
-      </w:r>
-      <w:r>
-        <w:t>→</w:t>
-      </w:r>
-      <w:r>
-        <w:t>K</w:t>
-      </w:r>
-      <w:r>
-        <w:t>→</w:t>
-      </w:r>
-      <w:r>
-        <w:t>C</w:t>
-      </w:r>
-      <w:r>
-        <w:t>→</w:t>
-      </w:r>
-      <w:r>
-        <w:t>F</w:t>
-      </w:r>
-      <w:r>
-        <w:t>→</w:t>
-      </w:r>
-      <w:r>
-        <w:t>I</w:t>
-      </w:r>
-      <w:r>
-        <w:t>→L</w:t>
+        <w:t xml:space="preserve">The </w:t>
+      </w:r>
+      <w:r>
+        <w:t>finely</w:t>
+      </w:r>
+      <w:r>
+        <w:t xml:space="preserve"> line up : A→B→D→G→J→E→H→K→C→F→I→L</w:t>
       </w:r>
     </w:p>
     <w:p>
@@ -7061,7 +7202,15 @@
         <w:ind w:right="57" w:hanging="280"/>
       </w:pPr>
       <w:r>
-        <w:t>What data structure is typically used to implement BFS and what data structure is typically used to implement DFS? (</w:t>
+        <w:t xml:space="preserve">What data structure </w:t>
+      </w:r>
+      <w:proofErr w:type="gramStart"/>
+      <w:r>
+        <w:t>is typically used</w:t>
+      </w:r>
+      <w:proofErr w:type="gramEnd"/>
+      <w:r>
+        <w:t xml:space="preserve"> to implement BFS and what data structure is typically used to implement DFS? (</w:t>
       </w:r>
       <w:r>
         <w:rPr>
@@ -7087,8 +7236,33 @@
         <w:rPr>
           <w:b/>
         </w:rPr>
-        <w:lastRenderedPageBreak/>
-        <w:t>BFS is typically use in the queue data structure and DFS is typicaly used in the stack data structure.</w:t>
+        <w:t xml:space="preserve">BFS is typically use in the queue data structure and DFS </w:t>
+      </w:r>
+      <w:proofErr w:type="gramStart"/>
+      <w:r>
+        <w:rPr>
+          <w:b/>
+        </w:rPr>
+        <w:t xml:space="preserve">is </w:t>
+      </w:r>
+      <w:r>
+        <w:rPr>
+          <w:b/>
+        </w:rPr>
+        <w:t>typically</w:t>
+      </w:r>
+      <w:r>
+        <w:rPr>
+          <w:b/>
+        </w:rPr>
+        <w:t xml:space="preserve"> used</w:t>
+      </w:r>
+      <w:proofErr w:type="gramEnd"/>
+      <w:r>
+        <w:rPr>
+          <w:b/>
+        </w:rPr>
+        <w:t xml:space="preserve"> in the stack data structure.</w:t>
       </w:r>
     </w:p>
     <w:p>
@@ -7163,7 +7337,15 @@
         <w:ind w:left="355" w:right="57"/>
       </w:pPr>
       <w:r>
-        <w:t xml:space="preserve">You are given an unsorted array of integers: [7, 2, 9, 4, 1]. </w:t>
+        <w:t xml:space="preserve">You </w:t>
+      </w:r>
+      <w:proofErr w:type="gramStart"/>
+      <w:r>
+        <w:t>are given</w:t>
+      </w:r>
+      <w:proofErr w:type="gramEnd"/>
+      <w:r>
+        <w:t xml:space="preserve"> an unsorted array of integers: [7, 2, 9, 4, 1]. </w:t>
       </w:r>
     </w:p>
     <w:p>
@@ -7175,7 +7357,15 @@
         <w:ind w:right="57" w:hanging="360"/>
       </w:pPr>
       <w:r>
-        <w:t xml:space="preserve">If you want to find whether the number 4 is present in the array using linear search, explain the steps the algorithm would take. How many comparisons will it make in the worst case? </w:t>
+        <w:t xml:space="preserve">If you want to find whether the number 4 is present in the array using linear search, explain the steps the algorithm would take. How </w:t>
+      </w:r>
+      <w:proofErr w:type="gramStart"/>
+      <w:r>
+        <w:t>many</w:t>
+      </w:r>
+      <w:proofErr w:type="gramEnd"/>
+      <w:r>
+        <w:t xml:space="preserve"> comparisons will it make in the worst case? </w:t>
       </w:r>
     </w:p>
     <w:p>
@@ -7183,7 +7373,15 @@
         <w:ind w:right="57"/>
       </w:pPr>
       <w:r>
-        <w:t>First look at the first element 7 , it is not 4 so move on to the next element.</w:t>
+        <w:t xml:space="preserve">First look at the first element 7 , it is not </w:t>
+      </w:r>
+      <w:proofErr w:type="gramStart"/>
+      <w:r>
+        <w:t>4</w:t>
+      </w:r>
+      <w:proofErr w:type="gramEnd"/>
+      <w:r>
+        <w:t xml:space="preserve"> so move on to the next element.</w:t>
       </w:r>
     </w:p>
     <w:p>
@@ -7197,7 +7395,15 @@
         <w:t xml:space="preserve"> </w:t>
       </w:r>
       <w:r>
-        <w:t>it is not 4 so move on to the next element.</w:t>
+        <w:t xml:space="preserve">it is not </w:t>
+      </w:r>
+      <w:proofErr w:type="gramStart"/>
+      <w:r>
+        <w:t>4</w:t>
+      </w:r>
+      <w:proofErr w:type="gramEnd"/>
+      <w:r>
+        <w:t xml:space="preserve"> so move on to the next element.</w:t>
       </w:r>
     </w:p>
     <w:p>
@@ -7205,22 +7411,21 @@
         <w:ind w:right="57"/>
       </w:pPr>
       <w:r>
-        <w:t>third</w:t>
-      </w:r>
-      <w:r>
-        <w:t xml:space="preserve"> look at the next element </w:t>
-      </w:r>
-      <w:r>
-        <w:t>9</w:t>
-      </w:r>
-      <w:r>
-        <w:t xml:space="preserve"> ,</w:t>
+        <w:t>third look at the next element 9 ,</w:t>
       </w:r>
       <w:r>
         <w:t xml:space="preserve"> </w:t>
       </w:r>
       <w:r>
-        <w:t>it is not 4 so move on to the next element.</w:t>
+        <w:t xml:space="preserve">it is not </w:t>
+      </w:r>
+      <w:proofErr w:type="gramStart"/>
+      <w:r>
+        <w:t>4</w:t>
+      </w:r>
+      <w:proofErr w:type="gramEnd"/>
+      <w:r>
+        <w:t xml:space="preserve"> so move on to the next element.</w:t>
       </w:r>
     </w:p>
     <w:p>
@@ -7228,28 +7433,21 @@
         <w:ind w:right="57"/>
       </w:pPr>
       <w:r>
-        <w:t>fourth</w:t>
-      </w:r>
-      <w:r>
-        <w:t xml:space="preserve"> look at the next element </w:t>
-      </w:r>
+        <w:t>fourth look at the next element 4 ,</w:t>
+      </w:r>
+      <w:r>
+        <w:t xml:space="preserve"> </w:t>
+      </w:r>
+      <w:r>
+        <w:t xml:space="preserve">it is </w:t>
+      </w:r>
+      <w:proofErr w:type="gramStart"/>
       <w:r>
         <w:t>4</w:t>
       </w:r>
-      <w:r>
-        <w:t xml:space="preserve"> ,</w:t>
-      </w:r>
-      <w:r>
-        <w:t xml:space="preserve"> </w:t>
-      </w:r>
-      <w:r>
-        <w:t xml:space="preserve">it is </w:t>
-      </w:r>
-      <w:r>
-        <w:t>4 so the number 4 is present</w:t>
-      </w:r>
-      <w:r>
-        <w:t>.</w:t>
+      <w:proofErr w:type="gramEnd"/>
+      <w:r>
+        <w:t xml:space="preserve"> so the number 4 is present.</w:t>
       </w:r>
     </w:p>
     <w:p>
@@ -7262,7 +7460,13 @@
         <w:ind w:right="57"/>
       </w:pPr>
       <w:r>
-        <w:t>The worst case amount of comparasons in this case is 4.</w:t>
+        <w:t xml:space="preserve">The worst case amount of </w:t>
+      </w:r>
+      <w:r>
+        <w:t>comparisons</w:t>
+      </w:r>
+      <w:r>
+        <w:t xml:space="preserve"> in this case is 4.</w:t>
       </w:r>
     </w:p>
     <w:p>
@@ -7287,7 +7491,68 @@
         <w:ind w:right="57"/>
       </w:pPr>
       <w:r>
-        <w:t>No you can not as the array is unsorted you can not. This is because you have to have a sorted array to use a binary search as it works by looing at the element in the middle of the array and check if the number matchs 4. Then if it does it ends and if not it looks left if the number 4 is smaller then the number in the middle . Then if its bigger then it looks right and it repeats these steps until its done, but this only works if the list is sorted.</w:t>
+        <w:t>No,</w:t>
+      </w:r>
+      <w:r>
+        <w:t xml:space="preserve"> you </w:t>
+      </w:r>
+      <w:r>
+        <w:t>cannot</w:t>
+      </w:r>
+      <w:r>
+        <w:t xml:space="preserve"> as the array is unsorted you </w:t>
+      </w:r>
+      <w:r>
+        <w:t>cannot</w:t>
+      </w:r>
+      <w:r>
+        <w:t xml:space="preserve">. This is because you </w:t>
+      </w:r>
+      <w:proofErr w:type="gramStart"/>
+      <w:r>
+        <w:t>have to</w:t>
+      </w:r>
+      <w:proofErr w:type="gramEnd"/>
+      <w:r>
+        <w:t xml:space="preserve"> have a sorted array to use a binary search as it works by </w:t>
+      </w:r>
+      <w:r>
+        <w:t>looking</w:t>
+      </w:r>
+      <w:r>
+        <w:t xml:space="preserve"> at the element in the middle of the array and check if the number </w:t>
+      </w:r>
+      <w:r>
+        <w:t>matches</w:t>
+      </w:r>
+      <w:r>
+        <w:t xml:space="preserve"> 4. Then if it does it ends and if </w:t>
+      </w:r>
+      <w:r>
+        <w:t>not,</w:t>
+      </w:r>
+      <w:r>
+        <w:t xml:space="preserve"> it looks left if the number 4 is smaller </w:t>
+      </w:r>
+      <w:r>
+        <w:t>than</w:t>
+      </w:r>
+      <w:r>
+        <w:t xml:space="preserve"> the number in the middle . Then if its bigger </w:t>
+      </w:r>
+      <w:r>
+        <w:t>than</w:t>
+      </w:r>
+      <w:r>
+        <w:t xml:space="preserve"> it looks right and it repeats these steps until its done, but this only works if the list </w:t>
+      </w:r>
+      <w:proofErr w:type="gramStart"/>
+      <w:r>
+        <w:t>is sorted</w:t>
+      </w:r>
+      <w:proofErr w:type="gramEnd"/>
+      <w:r>
+        <w:t>.</w:t>
       </w:r>
       <w:r>
         <w:t xml:space="preserve"> </w:t>
@@ -7309,6 +7574,304 @@
       <w:pPr>
         <w:ind w:right="57"/>
       </w:pPr>
+      <w:r>
+        <w:t>First step i</w:t>
+      </w:r>
+      <w:r>
+        <w:t>s to</w:t>
+      </w:r>
+      <w:r>
+        <w:t xml:space="preserve"> insert the first element </w:t>
+      </w:r>
+      <w:proofErr w:type="gramStart"/>
+      <w:r>
+        <w:t>7</w:t>
+      </w:r>
+      <w:proofErr w:type="gramEnd"/>
+      <w:r>
+        <w:t>.</w:t>
+      </w:r>
+      <w:r>
+        <w:t xml:space="preserve"> [7]</w:t>
+      </w:r>
+    </w:p>
+    <w:p>
+      <w:pPr>
+        <w:ind w:right="57"/>
+      </w:pPr>
+    </w:p>
+    <w:p>
+      <w:pPr>
+        <w:ind w:right="57"/>
+      </w:pPr>
+      <w:r>
+        <w:t xml:space="preserve">Second step is to see where to put the next element </w:t>
+      </w:r>
+      <w:proofErr w:type="gramStart"/>
+      <w:r>
+        <w:t>2</w:t>
+      </w:r>
+      <w:proofErr w:type="gramEnd"/>
+      <w:r>
+        <w:t xml:space="preserve">. Then you compare it to </w:t>
+      </w:r>
+      <w:proofErr w:type="gramStart"/>
+      <w:r>
+        <w:t>7</w:t>
+      </w:r>
+      <w:proofErr w:type="gramEnd"/>
+      <w:r>
+        <w:t xml:space="preserve"> and if it is smaller then you insert it before 7 and if bigger the after 7.</w:t>
+      </w:r>
+      <w:r>
+        <w:t>[2, 7]</w:t>
+      </w:r>
+    </w:p>
+    <w:p>
+      <w:pPr>
+        <w:ind w:right="57"/>
+      </w:pPr>
+    </w:p>
+    <w:p>
+      <w:pPr>
+        <w:ind w:right="57"/>
+      </w:pPr>
+      <w:r>
+        <w:lastRenderedPageBreak/>
+        <w:t xml:space="preserve">Next step is to see where to put the next element </w:t>
+      </w:r>
+      <w:proofErr w:type="gramStart"/>
+      <w:r>
+        <w:t>9</w:t>
+      </w:r>
+      <w:proofErr w:type="gramEnd"/>
+      <w:r>
+        <w:t xml:space="preserve">. You do this be comparing the </w:t>
+      </w:r>
+      <w:r>
+        <w:t xml:space="preserve">first element on the right of the array 7 and if its bigger then it goes to the right and </w:t>
+      </w:r>
+      <w:r>
+        <w:t xml:space="preserve">see if there is </w:t>
+      </w:r>
+      <w:r>
+        <w:t>an</w:t>
+      </w:r>
+      <w:r>
+        <w:t xml:space="preserve"> element then u compare, and keep doing this until you</w:t>
+      </w:r>
+      <w:r>
+        <w:t xml:space="preserve"> are</w:t>
+      </w:r>
+      <w:r>
+        <w:t xml:space="preserve"> </w:t>
+      </w:r>
+      <w:r>
+        <w:t>smaller</w:t>
+      </w:r>
+      <w:r>
+        <w:t xml:space="preserve"> </w:t>
+      </w:r>
+      <w:r>
+        <w:t>than</w:t>
+      </w:r>
+      <w:r>
+        <w:t xml:space="preserve"> </w:t>
+      </w:r>
+      <w:r>
+        <w:t>an</w:t>
+      </w:r>
+      <w:r>
+        <w:t xml:space="preserve"> element and insert the </w:t>
+      </w:r>
+      <w:r>
+        <w:t>two</w:t>
+      </w:r>
+      <w:r>
+        <w:t xml:space="preserve"> right of it or you get to the end of the array and insert</w:t>
+      </w:r>
+      <w:r>
+        <w:t>.</w:t>
+      </w:r>
+    </w:p>
+    <w:p>
+      <w:pPr>
+        <w:ind w:right="57"/>
+      </w:pPr>
+      <w:r>
+        <w:t xml:space="preserve"> If it is not then it you move left and see if there is </w:t>
+      </w:r>
+      <w:r>
+        <w:t>an</w:t>
+      </w:r>
+      <w:r>
+        <w:t xml:space="preserve"> element then u compare, and keep doing this until you are bigger than </w:t>
+      </w:r>
+      <w:r>
+        <w:t>an</w:t>
+      </w:r>
+      <w:r>
+        <w:t xml:space="preserve"> element and insert the </w:t>
+      </w:r>
+      <w:proofErr w:type="spellStart"/>
+      <w:r>
+        <w:t>to</w:t>
+      </w:r>
+      <w:proofErr w:type="spellEnd"/>
+      <w:r>
+        <w:t xml:space="preserve"> right of it or you get to the end of the array and insert. [2, 7, 9]</w:t>
+      </w:r>
+    </w:p>
+    <w:p>
+      <w:pPr>
+        <w:ind w:right="57"/>
+      </w:pPr>
+    </w:p>
+    <w:p>
+      <w:pPr>
+        <w:ind w:right="57"/>
+      </w:pPr>
+      <w:r>
+        <w:t xml:space="preserve">Next step is to see where to put the next element </w:t>
+      </w:r>
+      <w:proofErr w:type="gramStart"/>
+      <w:r>
+        <w:t>4</w:t>
+      </w:r>
+      <w:proofErr w:type="gramEnd"/>
+      <w:r>
+        <w:t xml:space="preserve">. You do this be comparing the first element on the right of the array </w:t>
+      </w:r>
+      <w:r>
+        <w:t>9</w:t>
+      </w:r>
+      <w:r>
+        <w:t xml:space="preserve"> and if its bigger then it goes to the right and see if there is </w:t>
+      </w:r>
+      <w:r>
+        <w:t>an</w:t>
+      </w:r>
+      <w:r>
+        <w:t xml:space="preserve"> element then u compare, and keep doing this until you are smaller </w:t>
+      </w:r>
+      <w:r>
+        <w:t>than</w:t>
+      </w:r>
+      <w:r>
+        <w:t xml:space="preserve"> </w:t>
+      </w:r>
+      <w:r>
+        <w:t>an</w:t>
+      </w:r>
+      <w:r>
+        <w:t xml:space="preserve"> element and insert the to right of it or you get to the end of the array and insert.</w:t>
+      </w:r>
+    </w:p>
+    <w:p>
+      <w:pPr>
+        <w:ind w:right="57"/>
+      </w:pPr>
+      <w:r>
+        <w:t xml:space="preserve"> If it is not then it you move left and see if there is </w:t>
+      </w:r>
+      <w:r>
+        <w:t>an</w:t>
+      </w:r>
+      <w:r>
+        <w:t xml:space="preserve"> element then u compare, and keep doing this until you are bigger than </w:t>
+      </w:r>
+      <w:r>
+        <w:t>an</w:t>
+      </w:r>
+      <w:r>
+        <w:t xml:space="preserve"> element and insert the to right of it or you get to the end of the array and insert. [2,</w:t>
+      </w:r>
+      <w:r>
+        <w:t xml:space="preserve"> 4,</w:t>
+      </w:r>
+      <w:r>
+        <w:t xml:space="preserve"> 7, 9]</w:t>
+      </w:r>
+    </w:p>
+    <w:p>
+      <w:pPr>
+        <w:ind w:right="57"/>
+      </w:pPr>
+    </w:p>
+    <w:p>
+      <w:pPr>
+        <w:ind w:right="57"/>
+      </w:pPr>
+      <w:r>
+        <w:t xml:space="preserve">Next step is to see where to put the next element </w:t>
+      </w:r>
+      <w:proofErr w:type="gramStart"/>
+      <w:r>
+        <w:t>4</w:t>
+      </w:r>
+      <w:proofErr w:type="gramEnd"/>
+      <w:r>
+        <w:t xml:space="preserve">. You do this be comparing the first element on the right of the array 9 and if its bigger then it goes to the right and see if there is </w:t>
+      </w:r>
+      <w:r>
+        <w:t>an</w:t>
+      </w:r>
+      <w:r>
+        <w:t xml:space="preserve"> element then u compare, and keep doing this until you are smaller </w:t>
+      </w:r>
+      <w:r>
+        <w:t>than</w:t>
+      </w:r>
+      <w:r>
+        <w:t xml:space="preserve"> </w:t>
+      </w:r>
+      <w:proofErr w:type="spellStart"/>
+      <w:r>
+        <w:t>a</w:t>
+      </w:r>
+      <w:proofErr w:type="spellEnd"/>
+      <w:r>
+        <w:t xml:space="preserve"> element and insert the to right of it or you get to the end of the array and insert.</w:t>
+      </w:r>
+    </w:p>
+    <w:p>
+      <w:pPr>
+        <w:ind w:right="57"/>
+      </w:pPr>
+      <w:r>
+        <w:t xml:space="preserve"> If it is not then it you move left and see if there is </w:t>
+      </w:r>
+      <w:r>
+        <w:t>an</w:t>
+      </w:r>
+      <w:r>
+        <w:t xml:space="preserve"> element then u </w:t>
+      </w:r>
+      <w:proofErr w:type="gramStart"/>
+      <w:r>
+        <w:t>compare, and</w:t>
+      </w:r>
+      <w:proofErr w:type="gramEnd"/>
+      <w:r>
+        <w:t xml:space="preserve"> keep doing this until you are bigger than </w:t>
+      </w:r>
+      <w:r>
+        <w:t>an</w:t>
+      </w:r>
+      <w:r>
+        <w:t xml:space="preserve"> element and insert the to right of it or you get to the end of the array and insert. [</w:t>
+      </w:r>
+      <w:r>
+        <w:t xml:space="preserve">1, </w:t>
+      </w:r>
+      <w:r>
+        <w:t>2, 4, 7, 9]</w:t>
+      </w:r>
+    </w:p>
+    <w:p>
+      <w:pPr>
+        <w:ind w:right="57"/>
+      </w:pPr>
     </w:p>
     <w:p>
       <w:pPr>
@@ -7319,7 +7882,26 @@
         <w:ind w:right="57" w:hanging="360"/>
       </w:pPr>
       <w:r>
-        <w:t xml:space="preserve">Among the three sorting algorithms (insertion, selection, bubble), which one is generally more efficient for small nearly sorted arrays? Briefly explain why. </w:t>
+        <w:t xml:space="preserve">Among the three sorting algorithms (insertion, selection, bubble), which one is </w:t>
+      </w:r>
+      <w:proofErr w:type="gramStart"/>
+      <w:r>
+        <w:t>generally more</w:t>
+      </w:r>
+      <w:proofErr w:type="gramEnd"/>
+      <w:r>
+        <w:t xml:space="preserve"> efficient for small nearly sorted arrays? Briefly explain why. </w:t>
+      </w:r>
+    </w:p>
+    <w:p>
+      <w:pPr>
+        <w:ind w:right="57"/>
+      </w:pPr>
+      <w:r>
+        <w:t xml:space="preserve">This would be insertion as when it is a small array it does not have to much to search through </w:t>
+      </w:r>
+      <w:r>
+        <w:t>and this type has better short array efficiency then others as they are more efficient in bigger arrays also as it is nearly sorted already this would be the best as if will not require to make to many operations so it would be the most efficient on for this task.</w:t>
       </w:r>
     </w:p>
     <w:p>
@@ -7332,6 +7914,45 @@
       </w:pPr>
       <w:r>
         <w:t xml:space="preserve">write the best, average, and worst time complexities of these three algorithms. </w:t>
+      </w:r>
+    </w:p>
+    <w:p>
+      <w:pPr>
+        <w:ind w:right="57"/>
+      </w:pPr>
+      <w:r>
+        <w:t>Insertion has the best time complexities.</w:t>
+      </w:r>
+    </w:p>
+    <w:p>
+      <w:pPr>
+        <w:ind w:right="57"/>
+      </w:pPr>
+      <w:r>
+        <w:t xml:space="preserve">Bubble has </w:t>
+      </w:r>
+      <w:r>
+        <w:t>an</w:t>
+      </w:r>
+      <w:r>
+        <w:t xml:space="preserve"> average </w:t>
+      </w:r>
+      <w:r>
+        <w:t>time complexities.</w:t>
+      </w:r>
+    </w:p>
+    <w:p>
+      <w:pPr>
+        <w:ind w:right="57"/>
+      </w:pPr>
+      <w:r>
+        <w:t>and selection has the worst</w:t>
+      </w:r>
+      <w:r>
+        <w:t xml:space="preserve"> </w:t>
+      </w:r>
+      <w:r>
+        <w:t>time complexities.</w:t>
       </w:r>
     </w:p>
     <w:p>
@@ -7344,7 +7965,36 @@
         <w:ind w:right="57" w:hanging="360"/>
       </w:pPr>
       <w:r>
-        <w:t xml:space="preserve">Which of these sorting algorithms is stable, and why is stability important in sorting? </w:t>
+        <w:t>Which of these sorting algorithms is stable, and why is stability important in sorting?</w:t>
+      </w:r>
+    </w:p>
+    <w:p>
+      <w:pPr>
+        <w:spacing w:after="0" w:line="259" w:lineRule="auto"/>
+        <w:ind w:right="57"/>
+      </w:pPr>
+      <w:r>
+        <w:t xml:space="preserve"> </w:t>
+      </w:r>
+      <w:r>
+        <w:t>The bubble sort is the most stable algorithm and stability is important in sorting as it keeps the order of a sort, which is helpful as if you as for example sorting a array that is already sorted by names and you want to sort it to a different field and keep the alphabetical order then as its stable you can.</w:t>
+      </w:r>
+    </w:p>
+    <w:p>
+      <w:pPr>
+        <w:spacing w:after="0" w:line="259" w:lineRule="auto"/>
+        <w:ind w:right="57"/>
+      </w:pPr>
+      <w:r>
+        <w:t xml:space="preserve">So, you can do multi level sorting where you have multiple fields you sort by. And also, if you don’t sort in the original order this can </w:t>
+      </w:r>
+      <w:proofErr w:type="gramStart"/>
+      <w:r>
+        <w:t>effect</w:t>
+      </w:r>
+      <w:proofErr w:type="gramEnd"/>
+      <w:r>
+        <w:t xml:space="preserve"> thing negatively.</w:t>
       </w:r>
     </w:p>
     <w:p>
@@ -7467,6 +8117,7 @@
         <w:rPr>
           <w:b/>
         </w:rPr>
+        <w:lastRenderedPageBreak/>
         <w:t xml:space="preserve"> </w:t>
       </w:r>
     </w:p>
@@ -7517,8 +8168,13 @@
         <w:ind w:left="355" w:right="57"/>
       </w:pPr>
       <w:r>
-        <w:t xml:space="preserve">Every student is expected to answer all questions in each step in each section in detail and the report must be submitted in the DLE page of COMP1003.  </w:t>
-      </w:r>
+        <w:t>Every student is expected to answer all questions in each step in each section in detail and the report must be submitted in the DLE page of COMP1003</w:t>
+      </w:r>
+      <w:proofErr w:type="gramStart"/>
+      <w:r>
+        <w:t xml:space="preserve">.  </w:t>
+      </w:r>
+      <w:proofErr w:type="gramEnd"/>
     </w:p>
     <w:p>
       <w:pPr>
@@ -7600,8 +8256,13 @@
         <w:spacing w:after="79"/>
         <w:ind w:right="57" w:hanging="360"/>
       </w:pPr>
-      <w:r>
-        <w:t xml:space="preserve">Be formatted single-spaced with 11pt font size;  </w:t>
+      <w:proofErr w:type="gramStart"/>
+      <w:r>
+        <w:t>Be formatted</w:t>
+      </w:r>
+      <w:proofErr w:type="gramEnd"/>
+      <w:r>
+        <w:t xml:space="preserve"> single-spaced with 11pt font size;  </w:t>
       </w:r>
     </w:p>
     <w:p>
@@ -7633,8 +8294,13 @@
         <w:ind w:left="355" w:right="57"/>
       </w:pPr>
       <w:r>
-        <w:t xml:space="preserve">This assessment is an individually assessed component.  </w:t>
-      </w:r>
+        <w:t>This assessment is an individually assessed component</w:t>
+      </w:r>
+      <w:proofErr w:type="gramStart"/>
+      <w:r>
+        <w:t xml:space="preserve">.  </w:t>
+      </w:r>
+      <w:proofErr w:type="gramEnd"/>
     </w:p>
     <w:p>
       <w:pPr>
@@ -7708,7 +8374,15 @@
         <w:ind w:left="355" w:right="57"/>
       </w:pPr>
       <w:r>
-        <w:t>The acceptable level of GenAI use for this coursework is detailed with the allowed uses listed below. This is split into three categories (</w:t>
+        <w:t xml:space="preserve">The acceptable level of GenAI use for this coursework </w:t>
+      </w:r>
+      <w:proofErr w:type="gramStart"/>
+      <w:r>
+        <w:t>is detailed</w:t>
+      </w:r>
+      <w:proofErr w:type="gramEnd"/>
+      <w:r>
+        <w:t xml:space="preserve"> with the allowed uses listed below. This is split into three categories (</w:t>
       </w:r>
       <w:r>
         <w:rPr>
@@ -7897,7 +8571,15 @@
               <w:jc w:val="left"/>
             </w:pPr>
             <w:r>
-              <w:t xml:space="preserve">You are permitted to use generative AI tools in an assistive role. </w:t>
+              <w:t xml:space="preserve">You </w:t>
+            </w:r>
+            <w:proofErr w:type="gramStart"/>
+            <w:r>
+              <w:t>are permitted</w:t>
+            </w:r>
+            <w:proofErr w:type="gramEnd"/>
+            <w:r>
+              <w:t xml:space="preserve"> to use generative AI tools in an assistive role. </w:t>
             </w:r>
           </w:p>
         </w:tc>
@@ -7982,7 +8664,15 @@
               <w:jc w:val="left"/>
             </w:pPr>
             <w:r>
-              <w:t xml:space="preserve">Generative AI tool use is required as an integral part of the assessment, but transparency is required. </w:t>
+              <w:t xml:space="preserve">Generative AI tool use </w:t>
+            </w:r>
+            <w:proofErr w:type="gramStart"/>
+            <w:r>
+              <w:t>is required</w:t>
+            </w:r>
+            <w:proofErr w:type="gramEnd"/>
+            <w:r>
+              <w:t xml:space="preserve"> as an integral part of the assessment, but transparency is required. </w:t>
             </w:r>
           </w:p>
         </w:tc>
@@ -8145,7 +8835,15 @@
         <w:ind w:left="355" w:right="57"/>
       </w:pPr>
       <w:r>
-        <w:t xml:space="preserve">Any use of AI in your work must be declared within your documentation. You </w:t>
+        <w:t xml:space="preserve">Any use of AI in your work must </w:t>
+      </w:r>
+      <w:proofErr w:type="gramStart"/>
+      <w:r>
+        <w:t>be declared</w:t>
+      </w:r>
+      <w:proofErr w:type="gramEnd"/>
+      <w:r>
+        <w:t xml:space="preserve"> within your documentation. You </w:t>
       </w:r>
       <w:r>
         <w:rPr>
@@ -8156,9 +8854,22 @@
       <w:r>
         <w:t xml:space="preserve">. The declaration form can </w:t>
       </w:r>
+      <w:proofErr w:type="gramStart"/>
       <w:r>
         <w:lastRenderedPageBreak/>
-        <w:t xml:space="preserve">be found on the module DLE. This form will not be included in any word count associated with this assignment. </w:t>
+        <w:t>be found</w:t>
+      </w:r>
+      <w:proofErr w:type="gramEnd"/>
+      <w:r>
+        <w:t xml:space="preserve"> on the module DLE. This form will not </w:t>
+      </w:r>
+      <w:proofErr w:type="gramStart"/>
+      <w:r>
+        <w:t>be included</w:t>
+      </w:r>
+      <w:proofErr w:type="gramEnd"/>
+      <w:r>
+        <w:t xml:space="preserve"> in any word count associated with this assignment. </w:t>
       </w:r>
     </w:p>
     <w:p>
@@ -8410,7 +9121,15 @@
         <w:jc w:val="left"/>
       </w:pPr>
       <w:r>
-        <w:t xml:space="preserve">The table below provides the acceptable use categories for GenAI. Each assessment element may allow different uses. Please check the brief for each element carefully to see what uses are allowed. </w:t>
+        <w:t xml:space="preserve">The table below provides the acceptable use categories for GenAI. Each assessment element may allow different uses. Please check the brief for each element carefully to see what uses </w:t>
+      </w:r>
+      <w:proofErr w:type="gramStart"/>
+      <w:r>
+        <w:t>are allowed</w:t>
+      </w:r>
+      <w:proofErr w:type="gramEnd"/>
+      <w:r>
+        <w:t xml:space="preserve">. </w:t>
       </w:r>
     </w:p>
     <w:p>
@@ -8502,7 +9221,23 @@
                 <w:b/>
                 <w:sz w:val="20"/>
               </w:rPr>
-              <w:t>S1 - Generative AI tools have not been used for this assessment.</w:t>
+              <w:t xml:space="preserve">S1 - Generative AI tools have not </w:t>
+            </w:r>
+            <w:proofErr w:type="gramStart"/>
+            <w:r>
+              <w:rPr>
+                <w:b/>
+                <w:sz w:val="20"/>
+              </w:rPr>
+              <w:t>been used</w:t>
+            </w:r>
+            <w:proofErr w:type="gramEnd"/>
+            <w:r>
+              <w:rPr>
+                <w:b/>
+                <w:sz w:val="20"/>
+              </w:rPr>
+              <w:t xml:space="preserve"> for this assessment.</w:t>
             </w:r>
             <w:r>
               <w:rPr>
@@ -8668,7 +9403,21 @@
               <w:rPr>
                 <w:sz w:val="20"/>
               </w:rPr>
-              <w:t>AI may help outline the structure of reports, documentation and projects. The final structure and implementation must be the student’s own work.</w:t>
+              <w:t xml:space="preserve">AI may help outline the structure of reports, </w:t>
+            </w:r>
+            <w:proofErr w:type="gramStart"/>
+            <w:r>
+              <w:rPr>
+                <w:sz w:val="20"/>
+              </w:rPr>
+              <w:t>documentation</w:t>
+            </w:r>
+            <w:proofErr w:type="gramEnd"/>
+            <w:r>
+              <w:rPr>
+                <w:sz w:val="20"/>
+              </w:rPr>
+              <w:t xml:space="preserve"> and projects. The final structure and implementation must be the student’s own work.</w:t>
             </w:r>
             <w:r>
               <w:rPr>
@@ -8743,7 +9492,21 @@
               <w:rPr>
                 <w:sz w:val="20"/>
               </w:rPr>
-              <w:t>AI tools maybe used to help outline code architecture (e.g. suggesting class hierarchies or module breakdowns). The final code structure must be the student’s own work.</w:t>
+              <w:t xml:space="preserve">AI tools </w:t>
+            </w:r>
+            <w:proofErr w:type="gramStart"/>
+            <w:r>
+              <w:rPr>
+                <w:sz w:val="20"/>
+              </w:rPr>
+              <w:t>maybe used</w:t>
+            </w:r>
+            <w:proofErr w:type="gramEnd"/>
+            <w:r>
+              <w:rPr>
+                <w:sz w:val="20"/>
+              </w:rPr>
+              <w:t xml:space="preserve"> to help outline code architecture (e.g. suggesting class hierarchies or module breakdowns). The final code structure must be the student’s own work.</w:t>
             </w:r>
             <w:r>
               <w:rPr>
@@ -8892,7 +9655,21 @@
               <w:rPr>
                 <w:sz w:val="20"/>
               </w:rPr>
-              <w:t>Used to check grammar, refine language, improve sentence structure in documentation not code. AI should be used only to provide suggestions for improvement. Students must ensure that the documentation accurately reflects the code and is technically correct.</w:t>
+              <w:t xml:space="preserve">Used to check grammar, refine language, improve sentence structure in documentation not code. AI should </w:t>
+            </w:r>
+            <w:proofErr w:type="gramStart"/>
+            <w:r>
+              <w:rPr>
+                <w:sz w:val="20"/>
+              </w:rPr>
+              <w:t>be used</w:t>
+            </w:r>
+            <w:proofErr w:type="gramEnd"/>
+            <w:r>
+              <w:rPr>
+                <w:sz w:val="20"/>
+              </w:rPr>
+              <w:t xml:space="preserve"> only to provide suggestions for improvement. Students must ensure that the documentation accurately reflects the code and is technically correct.</w:t>
             </w:r>
             <w:r>
               <w:rPr>
@@ -8967,7 +9744,35 @@
               <w:rPr>
                 <w:sz w:val="20"/>
               </w:rPr>
-              <w:t>AI tools can be used to check comments within the code and to suggest improvements to code readability, structure or syntax.  AI should be used only to provide suggestions for improvement. Students must ensure that the code accurately reflects their knowledge and is technically correct.</w:t>
+              <w:t xml:space="preserve">AI tools can be used to check comments within the code and to suggest improvements to code readability, </w:t>
+            </w:r>
+            <w:proofErr w:type="gramStart"/>
+            <w:r>
+              <w:rPr>
+                <w:sz w:val="20"/>
+              </w:rPr>
+              <w:t>structure</w:t>
+            </w:r>
+            <w:proofErr w:type="gramEnd"/>
+            <w:r>
+              <w:rPr>
+                <w:sz w:val="20"/>
+              </w:rPr>
+              <w:t xml:space="preserve"> or syntax.  AI should </w:t>
+            </w:r>
+            <w:proofErr w:type="gramStart"/>
+            <w:r>
+              <w:rPr>
+                <w:sz w:val="20"/>
+              </w:rPr>
+              <w:t>be used</w:t>
+            </w:r>
+            <w:proofErr w:type="gramEnd"/>
+            <w:r>
+              <w:rPr>
+                <w:sz w:val="20"/>
+              </w:rPr>
+              <w:t xml:space="preserve"> only to provide suggestions for improvement. Students must ensure that the code accurately reflects their knowledge and is technically correct.</w:t>
             </w:r>
             <w:r>
               <w:rPr>
@@ -9115,7 +9920,49 @@
               <w:rPr>
                 <w:sz w:val="20"/>
               </w:rPr>
-              <w:t>AI tools can be used to explain algorithms, programming concepts, or debugging strategies. Students may also help interpret error messages or suggest possible fixes. However, students must write, test, and debug their own code independently and understand all solutions submitted.</w:t>
+              <w:t xml:space="preserve">AI tools can </w:t>
+            </w:r>
+            <w:proofErr w:type="gramStart"/>
+            <w:r>
+              <w:rPr>
+                <w:sz w:val="20"/>
+              </w:rPr>
+              <w:t>be used</w:t>
+            </w:r>
+            <w:proofErr w:type="gramEnd"/>
+            <w:r>
+              <w:rPr>
+                <w:sz w:val="20"/>
+              </w:rPr>
+              <w:t xml:space="preserve"> to explain algorithms, programming concepts, or debugging strategies. Students may also help interpret error messages or suggest </w:t>
+            </w:r>
+            <w:proofErr w:type="gramStart"/>
+            <w:r>
+              <w:rPr>
+                <w:sz w:val="20"/>
+              </w:rPr>
+              <w:t>possible fixes</w:t>
+            </w:r>
+            <w:proofErr w:type="gramEnd"/>
+            <w:r>
+              <w:rPr>
+                <w:sz w:val="20"/>
+              </w:rPr>
+              <w:t xml:space="preserve">. However, students must write, </w:t>
+            </w:r>
+            <w:proofErr w:type="gramStart"/>
+            <w:r>
+              <w:rPr>
+                <w:sz w:val="20"/>
+              </w:rPr>
+              <w:t>test</w:t>
+            </w:r>
+            <w:proofErr w:type="gramEnd"/>
+            <w:r>
+              <w:rPr>
+                <w:sz w:val="20"/>
+              </w:rPr>
+              <w:t>, and debug their own code independently and understand all solutions submitted.</w:t>
             </w:r>
             <w:r>
               <w:rPr>
@@ -9418,7 +10265,23 @@
                 <w:b/>
                 <w:sz w:val="20"/>
               </w:rPr>
-              <w:t>P1 - Generative AI tool usage has been used integrally for this assessment</w:t>
+              <w:t xml:space="preserve">P1 - Generative AI tool usage has </w:t>
+            </w:r>
+            <w:proofErr w:type="gramStart"/>
+            <w:r>
+              <w:rPr>
+                <w:b/>
+                <w:sz w:val="20"/>
+              </w:rPr>
+              <w:t>been used</w:t>
+            </w:r>
+            <w:proofErr w:type="gramEnd"/>
+            <w:r>
+              <w:rPr>
+                <w:b/>
+                <w:sz w:val="20"/>
+              </w:rPr>
+              <w:t xml:space="preserve"> integrally for this assessment</w:t>
             </w:r>
             <w:r>
               <w:rPr>
@@ -9554,7 +10417,23 @@
         <w:ind w:left="355" w:right="57"/>
       </w:pPr>
       <w:r>
-        <w:t xml:space="preserve">There may be a time during this module where you experience a serious situation which has a significant impact on your ability to complete the assessments.  The definition of these can be found in the University Policy on Extenuating Circumstances here: </w:t>
+        <w:t>There may be a time during this module where you experience a serious situation which has a significant impact on your ability to complete the assessments</w:t>
+      </w:r>
+      <w:proofErr w:type="gramStart"/>
+      <w:r>
+        <w:t xml:space="preserve">.  </w:t>
+      </w:r>
+      <w:proofErr w:type="gramEnd"/>
+      <w:r>
+        <w:t xml:space="preserve">The definition of these can </w:t>
+      </w:r>
+      <w:proofErr w:type="gramStart"/>
+      <w:r>
+        <w:t>be found</w:t>
+      </w:r>
+      <w:proofErr w:type="gramEnd"/>
+      <w:r>
+        <w:t xml:space="preserve"> in the University Policy on Extenuating Circumstances here: </w:t>
       </w:r>
     </w:p>
     <w:p>
@@ -9723,8 +10602,13 @@
       <w:pPr>
         <w:ind w:left="355" w:right="57"/>
       </w:pPr>
-      <w:r>
-        <w:t xml:space="preserve">All of your work must be of your own words.  You must use references for your sources, however you acquire them.  Where you wish to use quotations, these must be a very minor part of your overall work. </w:t>
+      <w:proofErr w:type="gramStart"/>
+      <w:r>
+        <w:t>All of</w:t>
+      </w:r>
+      <w:proofErr w:type="gramEnd"/>
+      <w:r>
+        <w:t xml:space="preserve"> your work must be of your own words.  You must use references for your sources, however you acquire them.  Where you wish to use quotations, these must be a very minor part of your overall work. </w:t>
       </w:r>
     </w:p>
     <w:p>
@@ -9742,8 +10626,37 @@
         <w:ind w:left="355" w:right="57"/>
       </w:pPr>
       <w:r>
-        <w:t xml:space="preserve">To copy another person’s work is viewed as plagiarism and is not allowed.  Any issues of plagiarism and any form of academic dishonesty are treated very seriously.  All your work must be your own and other sources must be identified as being theirs, not yours.  The copying of another persons’ work could result in a penalty being invoked.  </w:t>
-      </w:r>
+        <w:t>To copy another person’s work is viewed as plagiarism and is not allowed</w:t>
+      </w:r>
+      <w:proofErr w:type="gramStart"/>
+      <w:r>
+        <w:t xml:space="preserve">.  </w:t>
+      </w:r>
+      <w:proofErr w:type="gramEnd"/>
+      <w:r>
+        <w:t>Any issues of plagiarism and any form of academic dishonesty are treated very seriously</w:t>
+      </w:r>
+      <w:proofErr w:type="gramStart"/>
+      <w:r>
+        <w:t xml:space="preserve">.  </w:t>
+      </w:r>
+      <w:proofErr w:type="gramEnd"/>
+      <w:r>
+        <w:t>All your work must be your own and other sources must be identified as being theirs, not yours</w:t>
+      </w:r>
+      <w:proofErr w:type="gramStart"/>
+      <w:r>
+        <w:t xml:space="preserve">.  </w:t>
+      </w:r>
+      <w:proofErr w:type="gramEnd"/>
+      <w:r>
+        <w:t>The copying of another persons’ work could result in a penalty being invoked</w:t>
+      </w:r>
+      <w:proofErr w:type="gramStart"/>
+      <w:r>
+        <w:t xml:space="preserve">.  </w:t>
+      </w:r>
+      <w:proofErr w:type="gramEnd"/>
     </w:p>
     <w:p>
       <w:pPr>
@@ -9760,7 +10673,15 @@
         <w:ind w:left="355" w:right="57"/>
       </w:pPr>
       <w:r>
-        <w:t xml:space="preserve">Further information on plagiarism policy can be found here: </w:t>
+        <w:t xml:space="preserve">Further information on plagiarism policy can </w:t>
+      </w:r>
+      <w:proofErr w:type="gramStart"/>
+      <w:r>
+        <w:t>be found</w:t>
+      </w:r>
+      <w:proofErr w:type="gramEnd"/>
+      <w:r>
+        <w:t xml:space="preserve"> here: </w:t>
       </w:r>
     </w:p>
     <w:p>
@@ -10051,7 +10972,15 @@
         </w:r>
       </w:hyperlink>
       <w:r>
-        <w:t xml:space="preserve"> is an Internet-based 'originality checking tool' which allows documents to be compared with content on the Internet, in journals and in an archive of previously submitted works.  It can help to detect unintentional or deliberate plagiarism.   </w:t>
+        <w:t xml:space="preserve"> is an Internet-based 'originality checking tool' which allows documents to be compared with content on the Internet, in journals and in an archive of previously submitted works.  It can help to detect unintentional or deliberate plagiarism</w:t>
+      </w:r>
+      <w:proofErr w:type="gramStart"/>
+      <w:r>
+        <w:t xml:space="preserve">.  </w:t>
+      </w:r>
+      <w:proofErr w:type="gramEnd"/>
+      <w:r>
+        <w:t xml:space="preserve"> </w:t>
       </w:r>
     </w:p>
     <w:p>
@@ -10069,8 +10998,13 @@
         <w:ind w:left="355" w:right="57"/>
       </w:pPr>
       <w:r>
-        <w:t xml:space="preserve">It is a formative tool that makes it easy for students to review their citations and referencing as an aid to learning good academic practice. Turnitin produces an ‘originality report’ to help guide you.  </w:t>
-      </w:r>
+        <w:t>It is a formative tool that makes it easy for students to review their citations and referencing as an aid to learning good academic practice. Turnitin produces an ‘originality report’ to help guide you</w:t>
+      </w:r>
+      <w:proofErr w:type="gramStart"/>
+      <w:r>
+        <w:t xml:space="preserve">.  </w:t>
+      </w:r>
+      <w:proofErr w:type="gramEnd"/>
     </w:p>
     <w:p>
       <w:pPr>

--- a/COMP1003 - AY2526 - Assessments Specification Document_moderatedfinal.docx
+++ b/COMP1003 - AY2526 - Assessments Specification Document_moderatedfinal.docx
@@ -179,15 +179,7 @@
         <w:ind w:left="355" w:right="3082"/>
       </w:pPr>
       <w:r>
-        <w:t xml:space="preserve">You </w:t>
-      </w:r>
-      <w:proofErr w:type="gramStart"/>
-      <w:r>
-        <w:t>are given</w:t>
-      </w:r>
-      <w:proofErr w:type="gramEnd"/>
-      <w:r>
-        <w:t xml:space="preserve"> an integer array: A = [7, 12, 5, 9, 12, 15, 7, 20, 12]</w:t>
+        <w:t>You are given an integer array: A = [7, 12, 5, 9, 12, 15, 7, 20, 12]</w:t>
       </w:r>
       <w:r>
         <w:rPr>
@@ -255,19 +247,15 @@
       <w:r>
         <w:t xml:space="preserve">highest number was as it was </w:t>
       </w:r>
-      <w:proofErr w:type="gramStart"/>
       <w:r>
         <w:t>15</w:t>
       </w:r>
-      <w:proofErr w:type="gramEnd"/>
       <w:r>
         <w:t xml:space="preserve">. This is how I worked out it was </w:t>
       </w:r>
-      <w:proofErr w:type="gramStart"/>
       <w:r>
         <w:t>15</w:t>
       </w:r>
-      <w:proofErr w:type="gramEnd"/>
       <w:r>
         <w:t>.</w:t>
       </w:r>
@@ -311,15 +299,7 @@
         <w:ind w:right="57" w:hanging="360"/>
       </w:pPr>
       <w:r>
-        <w:t xml:space="preserve">If each element greater than </w:t>
-      </w:r>
-      <w:proofErr w:type="gramStart"/>
-      <w:r>
-        <w:t>10</w:t>
-      </w:r>
-      <w:proofErr w:type="gramEnd"/>
-      <w:r>
-        <w:t xml:space="preserve"> is replaced by `1`, and all others by `0`, what is the resulting array? </w:t>
+        <w:t xml:space="preserve">If each element greater than 10 is replaced by `1`, and all others by `0`, what is the resulting array? </w:t>
       </w:r>
     </w:p>
     <w:p>
@@ -602,21 +582,7 @@
         <w:rPr>
           <w:sz w:val="22"/>
         </w:rPr>
-        <w:t xml:space="preserve">You </w:t>
-      </w:r>
-      <w:proofErr w:type="gramStart"/>
-      <w:r>
-        <w:rPr>
-          <w:sz w:val="22"/>
-        </w:rPr>
-        <w:t>are given</w:t>
-      </w:r>
-      <w:proofErr w:type="gramEnd"/>
-      <w:r>
-        <w:rPr>
-          <w:sz w:val="22"/>
-        </w:rPr>
-        <w:t xml:space="preserve"> an empty stack. Perform the following sequence of operations using diagram representation for each operation and answer the questions that follow: </w:t>
+        <w:t xml:space="preserve">You are given an empty stack. Perform the following sequence of operations using diagram representation for each operation and answer the questions that follow: </w:t>
       </w:r>
       <w:r>
         <w:t xml:space="preserve">Operations: </w:t>
@@ -1484,15 +1450,7 @@
         <w:ind w:right="57" w:hanging="360"/>
       </w:pPr>
       <w:r>
-        <w:t xml:space="preserve">After the second POP operation, what element </w:t>
-      </w:r>
-      <w:proofErr w:type="gramStart"/>
-      <w:r>
-        <w:t>was removed</w:t>
-      </w:r>
-      <w:proofErr w:type="gramEnd"/>
-      <w:r>
-        <w:t xml:space="preserve">? </w:t>
+        <w:t xml:space="preserve">After the second POP operation, what element was removed? </w:t>
       </w:r>
     </w:p>
     <w:p>
@@ -1512,28 +1470,15 @@
         <w:ind w:right="57" w:hanging="360"/>
       </w:pPr>
       <w:r>
-        <w:t xml:space="preserve">How </w:t>
-      </w:r>
-      <w:proofErr w:type="gramStart"/>
-      <w:r>
-        <w:t>many</w:t>
-      </w:r>
-      <w:proofErr w:type="gramEnd"/>
-      <w:r>
-        <w:t xml:space="preserve"> total elements were pushed and how many were popped? </w:t>
+        <w:t xml:space="preserve">How many total elements were pushed and how many were popped? </w:t>
       </w:r>
     </w:p>
     <w:p>
       <w:pPr>
         <w:ind w:right="57"/>
       </w:pPr>
-      <w:proofErr w:type="gramStart"/>
-      <w:r>
-        <w:t>3</w:t>
-      </w:r>
-      <w:proofErr w:type="gramEnd"/>
-      <w:r>
-        <w:t xml:space="preserve"> where popped and 5 where pushed.</w:t>
+      <w:r>
+        <w:t>3 where popped and 5 where pushed.</w:t>
       </w:r>
     </w:p>
     <w:p>
@@ -1610,23 +1555,7 @@
         <w:t xml:space="preserve">Part B: </w:t>
       </w:r>
       <w:r>
-        <w:t xml:space="preserve">A warehouse uses a stack system to store boxes vertically. When a new box arrives, it </w:t>
-      </w:r>
-      <w:proofErr w:type="gramStart"/>
-      <w:r>
-        <w:t>is placed</w:t>
-      </w:r>
-      <w:proofErr w:type="gramEnd"/>
-      <w:r>
-        <w:t xml:space="preserve"> on top. When a box </w:t>
-      </w:r>
-      <w:proofErr w:type="gramStart"/>
-      <w:r>
-        <w:t>is needed</w:t>
-      </w:r>
-      <w:proofErr w:type="gramEnd"/>
-      <w:r>
-        <w:t xml:space="preserve">, the top one is removed. </w:t>
+        <w:t xml:space="preserve">A warehouse uses a stack system to store boxes vertically. When a new box arrives, it is placed on top. When a box is needed, the top one is removed. </w:t>
       </w:r>
     </w:p>
     <w:p>
@@ -1646,15 +1575,7 @@
         <w:ind w:right="57" w:hanging="360"/>
       </w:pPr>
       <w:r>
-        <w:t xml:space="preserve">The warehouse has </w:t>
-      </w:r>
-      <w:proofErr w:type="gramStart"/>
-      <w:r>
-        <w:t>5</w:t>
-      </w:r>
-      <w:proofErr w:type="gramEnd"/>
-      <w:r>
-        <w:t xml:space="preserve"> boxes placed in order: Box A (bottom), Box B, Box C, Box D, Box E (top) </w:t>
+        <w:t xml:space="preserve">The warehouse has 5 boxes placed in order: Box A (bottom), Box B, Box C, Box D, Box E (top) </w:t>
       </w:r>
     </w:p>
     <w:p>
@@ -1678,15 +1599,7 @@
         <w:ind w:right="57" w:hanging="360"/>
       </w:pPr>
       <w:r>
-        <w:t xml:space="preserve">Can Box B </w:t>
-      </w:r>
-      <w:proofErr w:type="gramStart"/>
-      <w:r>
-        <w:t>be accessed</w:t>
-      </w:r>
-      <w:proofErr w:type="gramEnd"/>
-      <w:r>
-        <w:t xml:space="preserve"> directly in this system? Why or why not? </w:t>
+        <w:t xml:space="preserve">Can Box B be accessed directly in this system? Why or why not? </w:t>
       </w:r>
     </w:p>
     <w:p>
@@ -1706,15 +1619,7 @@
         <w:t>cannot</w:t>
       </w:r>
       <w:r>
-        <w:t xml:space="preserve"> be directly accessed as you </w:t>
-      </w:r>
-      <w:proofErr w:type="gramStart"/>
-      <w:r>
-        <w:t>have to</w:t>
-      </w:r>
-      <w:proofErr w:type="gramEnd"/>
-      <w:r>
-        <w:t xml:space="preserve"> </w:t>
+        <w:t xml:space="preserve"> be directly accessed as you have to </w:t>
       </w:r>
       <w:r>
         <w:t>take out box E first then, box D and  then box C you can access it.</w:t>
@@ -2215,15 +2120,7 @@
         <w:ind w:right="57" w:hanging="360"/>
       </w:pPr>
       <w:r>
-        <w:t>What real-world limitation does this represent, and how might it be solved with a different data structure</w:t>
-      </w:r>
-      <w:proofErr w:type="gramStart"/>
-      <w:r>
-        <w:t xml:space="preserve">?  </w:t>
-      </w:r>
-      <w:proofErr w:type="gramEnd"/>
-      <w:r>
-        <w:t xml:space="preserve">  </w:t>
+        <w:t xml:space="preserve">What real-world limitation does this represent, and how might it be solved with a different data structure?    </w:t>
       </w:r>
     </w:p>
     <w:p>
@@ -2266,23 +2163,7 @@
         <w:t>an</w:t>
       </w:r>
       <w:r>
-        <w:t xml:space="preserve"> </w:t>
-      </w:r>
-      <w:proofErr w:type="gramStart"/>
-      <w:r>
-        <w:t>index</w:t>
-      </w:r>
-      <w:proofErr w:type="gramEnd"/>
-      <w:r>
-        <w:t xml:space="preserve"> so each element has </w:t>
-      </w:r>
-      <w:proofErr w:type="spellStart"/>
-      <w:r>
-        <w:t>a</w:t>
-      </w:r>
-      <w:proofErr w:type="spellEnd"/>
-      <w:r>
-        <w:t xml:space="preserve"> index number that corresponds with it. This allows for data to be remove from anywhere in the array and input anywhere in it.</w:t>
+        <w:t xml:space="preserve"> index so each element has a index number that corresponds with it. This allows for data to be remove from anywhere in the array and input anywhere in it.</w:t>
       </w:r>
     </w:p>
     <w:p>
@@ -2346,15 +2227,7 @@
         <w:ind w:left="355" w:right="57"/>
       </w:pPr>
       <w:r>
-        <w:t xml:space="preserve">You </w:t>
-      </w:r>
-      <w:proofErr w:type="gramStart"/>
-      <w:r>
-        <w:t>are given</w:t>
-      </w:r>
-      <w:proofErr w:type="gramEnd"/>
-      <w:r>
-        <w:t xml:space="preserve"> an empty queue. Perform the following operations in sequence: </w:t>
+        <w:t xml:space="preserve">You are given an empty queue. Perform the following operations in sequence: </w:t>
       </w:r>
     </w:p>
     <w:p>
@@ -3485,15 +3358,7 @@
         <w:ind w:right="57"/>
       </w:pPr>
       <w:r>
-        <w:t xml:space="preserve">The element at the front is </w:t>
-      </w:r>
-      <w:proofErr w:type="gramStart"/>
-      <w:r>
-        <w:t>15</w:t>
-      </w:r>
-      <w:proofErr w:type="gramEnd"/>
-      <w:r>
-        <w:t xml:space="preserve"> and the element in the rear is 30.</w:t>
+        <w:t>The element at the front is 15 and the element in the rear is 30.</w:t>
       </w:r>
     </w:p>
     <w:p>
@@ -3510,15 +3375,7 @@
         <w:ind w:right="57" w:hanging="360"/>
       </w:pPr>
       <w:r>
-        <w:t xml:space="preserve">Which elements </w:t>
-      </w:r>
-      <w:proofErr w:type="gramStart"/>
-      <w:r>
-        <w:t>were removed</w:t>
-      </w:r>
-      <w:proofErr w:type="gramEnd"/>
-      <w:r>
-        <w:t xml:space="preserve"> during the DEQUEUE operations? </w:t>
+        <w:t xml:space="preserve">Which elements were removed during the DEQUEUE operations? </w:t>
       </w:r>
     </w:p>
     <w:p>
@@ -3548,15 +3405,7 @@
         <w:ind w:right="57" w:hanging="360"/>
       </w:pPr>
       <w:r>
-        <w:t xml:space="preserve">How </w:t>
-      </w:r>
-      <w:proofErr w:type="gramStart"/>
-      <w:r>
-        <w:t>many</w:t>
-      </w:r>
-      <w:proofErr w:type="gramEnd"/>
-      <w:r>
-        <w:t xml:space="preserve"> elements were added and how many were removed? </w:t>
+        <w:t xml:space="preserve">How many elements were added and how many were removed? </w:t>
       </w:r>
     </w:p>
     <w:p>
@@ -3564,23 +3413,7 @@
         <w:ind w:right="57"/>
       </w:pPr>
       <w:r>
-        <w:t xml:space="preserve">There </w:t>
-      </w:r>
-      <w:proofErr w:type="spellStart"/>
-      <w:r>
-        <w:t>where</w:t>
-      </w:r>
-      <w:proofErr w:type="spellEnd"/>
-      <w:r>
-        <w:t xml:space="preserve"> 6 elements </w:t>
-      </w:r>
-      <w:proofErr w:type="gramStart"/>
-      <w:r>
-        <w:t>added</w:t>
-      </w:r>
-      <w:proofErr w:type="gramEnd"/>
-      <w:r>
-        <w:t xml:space="preserve"> and 2 elements removed.</w:t>
+        <w:t>There where 6 elements added and 2 elements removed.</w:t>
       </w:r>
     </w:p>
     <w:p>
@@ -3600,15 +3433,7 @@
         <w:ind w:right="57"/>
       </w:pPr>
       <w:r>
-        <w:t xml:space="preserve">The que is a type of data structure has a first in first out property, this means that the first element that is enqueued is the first element that goes in and the first element to </w:t>
-      </w:r>
-      <w:proofErr w:type="gramStart"/>
-      <w:r>
-        <w:t>be removed</w:t>
-      </w:r>
-      <w:proofErr w:type="gramEnd"/>
-      <w:r>
-        <w:t xml:space="preserve"> when </w:t>
+        <w:t xml:space="preserve">The que is a type of data structure has a first in first out property, this means that the first element that is enqueued is the first element that goes in and the first element to be removed when </w:t>
       </w:r>
       <w:r>
         <w:t>dequeuing</w:t>
@@ -3648,15 +3473,7 @@
         <w:t>centre</w:t>
       </w:r>
       <w:r>
-        <w:t xml:space="preserve"> receives calls from customers. Calls </w:t>
-      </w:r>
-      <w:proofErr w:type="gramStart"/>
-      <w:r>
-        <w:t>are attended</w:t>
-      </w:r>
-      <w:proofErr w:type="gramEnd"/>
-      <w:r>
-        <w:t xml:space="preserve"> in the order they are received. Questions: </w:t>
+        <w:t xml:space="preserve"> receives calls from customers. Calls are attended in the order they are received. Questions: </w:t>
       </w:r>
     </w:p>
     <w:p>
@@ -3691,15 +3508,7 @@
         <w:ind w:right="57" w:hanging="360"/>
       </w:pPr>
       <w:r>
-        <w:t xml:space="preserve">What problem would occur if a stack </w:t>
-      </w:r>
-      <w:proofErr w:type="gramStart"/>
-      <w:r>
-        <w:t>was</w:t>
-      </w:r>
-      <w:proofErr w:type="gramEnd"/>
-      <w:r>
-        <w:t xml:space="preserve"> used instead of a queue? </w:t>
+        <w:t xml:space="preserve">What problem would occur if a stack was used instead of a queue? </w:t>
       </w:r>
     </w:p>
     <w:p>
@@ -3748,15 +3557,7 @@
         <w:t>A queue allows</w:t>
       </w:r>
       <w:r>
-        <w:t xml:space="preserve"> the first customer in the queue to </w:t>
-      </w:r>
-      <w:proofErr w:type="spellStart"/>
-      <w:r>
-        <w:t>got</w:t>
-      </w:r>
-      <w:proofErr w:type="spellEnd"/>
-      <w:r>
-        <w:t xml:space="preserve"> through and the customers after are all in the order they call so the customers that ring </w:t>
+        <w:t xml:space="preserve"> the first customer in the queue to got through and the customers after are all in the order they call so the customers that ring </w:t>
       </w:r>
       <w:r>
         <w:t>earliest</w:t>
@@ -3937,7 +3738,7 @@
               <w:t xml:space="preserve"> </w:t>
             </w:r>
             <w:r>
-              <w:t>queue</w:t>
+              <w:t>stack</w:t>
             </w:r>
           </w:p>
         </w:tc>
@@ -3964,16 +3765,13 @@
               <w:t>previous</w:t>
             </w:r>
             <w:r>
-              <w:t xml:space="preserve"> page first, so this means you need a first in first out so that it goes back in order of what you opened. This is also more </w:t>
-            </w:r>
-            <w:r>
-              <w:t>user-friendly</w:t>
-            </w:r>
-            <w:r>
-              <w:t>.</w:t>
-            </w:r>
-            <w:r>
-              <w:t xml:space="preserve"> </w:t>
+              <w:t xml:space="preserve"> page first, so this means you need a </w:t>
+            </w:r>
+            <w:r>
+              <w:t>last</w:t>
+            </w:r>
+            <w:r>
+              <w:t xml:space="preserve"> in first out so that it goes back in order of what you opened. </w:t>
             </w:r>
           </w:p>
         </w:tc>
@@ -3999,7 +3797,6 @@
               <w:jc w:val="right"/>
             </w:pPr>
             <w:r>
-              <w:lastRenderedPageBreak/>
               <w:t xml:space="preserve">2. Print job management in a printer </w:t>
             </w:r>
           </w:p>
@@ -4042,7 +3839,11 @@
               <w:jc w:val="center"/>
             </w:pPr>
             <w:r>
-              <w:t xml:space="preserve">This is because when you print something off however put the request to the print first should get </w:t>
+              <w:t xml:space="preserve">This is because when you print something off however put the </w:t>
+            </w:r>
+            <w:r>
+              <w:lastRenderedPageBreak/>
+              <w:t xml:space="preserve">request to the print first should get </w:t>
             </w:r>
             <w:r>
               <w:t>there’s</w:t>
@@ -4096,6 +3897,7 @@
               <w:jc w:val="left"/>
             </w:pPr>
             <w:r>
+              <w:lastRenderedPageBreak/>
               <w:t xml:space="preserve">3. Undo operations in a text editor </w:t>
             </w:r>
           </w:p>
@@ -4117,7 +3919,10 @@
               <w:jc w:val="left"/>
             </w:pPr>
             <w:r>
-              <w:t xml:space="preserve"> queue</w:t>
+              <w:t xml:space="preserve"> </w:t>
+            </w:r>
+            <w:r>
+              <w:t>stack</w:t>
             </w:r>
           </w:p>
         </w:tc>
@@ -4138,27 +3943,79 @@
               <w:jc w:val="center"/>
             </w:pPr>
             <w:r>
-              <w:t xml:space="preserve">This is because when you go back you are more likely to need to go to the what </w:t>
-            </w:r>
-            <w:proofErr w:type="spellStart"/>
-            <w:r>
-              <w:t>they where</w:t>
-            </w:r>
-            <w:proofErr w:type="spellEnd"/>
-            <w:r>
-              <w:t xml:space="preserve"> typing as you are more likely to make a mistake then want to go back to how it </w:t>
+              <w:t xml:space="preserve">This is because when </w:t>
+            </w:r>
+            <w:r>
+              <w:t>the user</w:t>
+            </w:r>
+            <w:r>
+              <w:t xml:space="preserve"> go</w:t>
+            </w:r>
+            <w:r>
+              <w:t>es</w:t>
+            </w:r>
+            <w:r>
+              <w:t xml:space="preserve"> back</w:t>
+            </w:r>
+            <w:r>
+              <w:t>,</w:t>
+            </w:r>
+            <w:r>
+              <w:t xml:space="preserve"> </w:t>
+            </w:r>
+            <w:r>
+              <w:t>they</w:t>
+            </w:r>
+            <w:r>
+              <w:t xml:space="preserve"> are more likely to need to go to the what </w:t>
+            </w:r>
+            <w:r>
+              <w:t>they were</w:t>
+            </w:r>
+            <w:r>
+              <w:t xml:space="preserve"> </w:t>
+            </w:r>
+            <w:r>
+              <w:t xml:space="preserve">just </w:t>
+            </w:r>
+            <w:r>
+              <w:t xml:space="preserve">typing as </w:t>
+            </w:r>
+            <w:r>
+              <w:t>users</w:t>
+            </w:r>
+            <w:r>
+              <w:t xml:space="preserve"> are more likely to make a mistake</w:t>
+            </w:r>
+            <w:r>
+              <w:t>s</w:t>
+            </w:r>
+            <w:r>
+              <w:t xml:space="preserve"> then want to go back to how it </w:t>
             </w:r>
             <w:r>
               <w:t>previously</w:t>
             </w:r>
             <w:r>
-              <w:t xml:space="preserve"> was then to the start, so this means you need a first in first out so that it goes back in order of what you opened. This is also more </w:t>
-            </w:r>
-            <w:r>
-              <w:t>user-friendly</w:t>
-            </w:r>
-            <w:r>
-              <w:t xml:space="preserve">. </w:t>
+              <w:t xml:space="preserve"> was then to the start</w:t>
+            </w:r>
+            <w:r>
+              <w:t>.</w:t>
+            </w:r>
+            <w:r>
+              <w:t xml:space="preserve"> so this means you need a </w:t>
+            </w:r>
+            <w:r>
+              <w:t>last</w:t>
+            </w:r>
+            <w:r>
+              <w:t xml:space="preserve"> in </w:t>
+            </w:r>
+            <w:r>
+              <w:t>first</w:t>
+            </w:r>
+            <w:r>
+              <w:t xml:space="preserve"> out so that it goes back in order of what you opened. </w:t>
             </w:r>
           </w:p>
         </w:tc>
@@ -4293,37 +4150,13 @@
               <w:jc w:val="center"/>
             </w:pPr>
             <w:r>
-              <w:t>This is because when you book a ticket it has to save the seat on the train(sometimes</w:t>
-            </w:r>
-            <w:proofErr w:type="gramStart"/>
-            <w:r>
-              <w:t>)</w:t>
-            </w:r>
-            <w:proofErr w:type="gramEnd"/>
-            <w:r>
-              <w:t xml:space="preserve"> and it </w:t>
+              <w:t xml:space="preserve">This is because when you book a ticket it has to save the seat on the train(sometimes) and it </w:t>
             </w:r>
             <w:r>
               <w:t>needs</w:t>
             </w:r>
             <w:r>
-              <w:t xml:space="preserve"> to know how many passengers are on it to not over book. </w:t>
-            </w:r>
-            <w:proofErr w:type="gramStart"/>
-            <w:r>
-              <w:t>So</w:t>
-            </w:r>
-            <w:proofErr w:type="gramEnd"/>
-            <w:r>
-              <w:t xml:space="preserve"> this means you need a first in first out so that it will let whoever books the first ticket have </w:t>
-            </w:r>
-            <w:proofErr w:type="spellStart"/>
-            <w:r>
-              <w:t>there</w:t>
-            </w:r>
-            <w:proofErr w:type="spellEnd"/>
-            <w:r>
-              <w:t xml:space="preserve"> info </w:t>
+              <w:t xml:space="preserve"> to know how many passengers are on it to not over book. So this means you need a first in first out so that it will let whoever books the first ticket have there info </w:t>
             </w:r>
             <w:r>
               <w:t>recorded</w:t>
@@ -4351,15 +4184,7 @@
               <w:t>recorded</w:t>
             </w:r>
             <w:r>
-              <w:t xml:space="preserve"> how </w:t>
-            </w:r>
-            <w:proofErr w:type="gramStart"/>
-            <w:r>
-              <w:t>many</w:t>
-            </w:r>
-            <w:proofErr w:type="gramEnd"/>
-            <w:r>
-              <w:t xml:space="preserve"> people are on the train. </w:t>
+              <w:t xml:space="preserve"> how many people are on the train. </w:t>
             </w:r>
           </w:p>
         </w:tc>
@@ -4426,15 +4251,7 @@
         <w:ind w:left="355" w:right="57"/>
       </w:pPr>
       <w:r>
-        <w:t xml:space="preserve">You </w:t>
-      </w:r>
-      <w:proofErr w:type="gramStart"/>
-      <w:r>
-        <w:t>are given</w:t>
-      </w:r>
-      <w:proofErr w:type="gramEnd"/>
-      <w:r>
-        <w:t xml:space="preserve"> a singly linked list where each node contains an integer and a pointer to the next node. The list initially contains the following nodes in this order: </w:t>
+        <w:t xml:space="preserve">You are given a singly linked list where each node contains an integer and a pointer to the next node. The list initially contains the following nodes in this order: </w:t>
       </w:r>
     </w:p>
     <w:p>
@@ -4472,7 +4289,6 @@
         <w:ind w:left="355" w:right="57"/>
       </w:pPr>
       <w:r>
-        <w:lastRenderedPageBreak/>
         <w:t xml:space="preserve">Task to do: </w:t>
       </w:r>
     </w:p>
@@ -4485,15 +4301,7 @@
         <w:ind w:right="57" w:hanging="360"/>
       </w:pPr>
       <w:r>
-        <w:t xml:space="preserve">What will be the contents of the list if a new node with value 25 is inserted after the node containing </w:t>
-      </w:r>
-      <w:proofErr w:type="gramStart"/>
-      <w:r>
-        <w:t>20</w:t>
-      </w:r>
-      <w:proofErr w:type="gramEnd"/>
-      <w:r>
-        <w:t>? (</w:t>
+        <w:t>What will be the contents of the list if a new node with value 25 is inserted after the node containing 20? (</w:t>
       </w:r>
       <w:r>
         <w:rPr>
@@ -4510,6 +4318,7 @@
         <w:ind w:right="57"/>
       </w:pPr>
       <w:r>
+        <w:lastRenderedPageBreak/>
         <w:t xml:space="preserve"> </w:t>
       </w:r>
       <w:r>
@@ -4525,15 +4334,7 @@
         <w:ind w:right="57" w:hanging="360"/>
       </w:pPr>
       <w:r>
-        <w:t xml:space="preserve">What will be the contents of the list if a new node with value 5 </w:t>
-      </w:r>
-      <w:proofErr w:type="gramStart"/>
-      <w:r>
-        <w:t>is inserted</w:t>
-      </w:r>
-      <w:proofErr w:type="gramEnd"/>
-      <w:r>
-        <w:t xml:space="preserve"> at the beginning of the list? (</w:t>
+        <w:t>What will be the contents of the list if a new node with value 5 is inserted at the beginning of the list? (</w:t>
       </w:r>
       <w:r>
         <w:rPr>
@@ -4611,15 +4412,7 @@
         <w:ind w:right="57" w:hanging="360"/>
       </w:pPr>
       <w:r>
-        <w:t xml:space="preserve">How </w:t>
-      </w:r>
-      <w:proofErr w:type="gramStart"/>
-      <w:r>
-        <w:t>many</w:t>
-      </w:r>
-      <w:proofErr w:type="gramEnd"/>
-      <w:r>
-        <w:t xml:space="preserve"> pointers must be updated when inserting a node between two existing nodes? (</w:t>
+        <w:t>How many pointers must be updated when inserting a node between two existing nodes? (</w:t>
       </w:r>
       <w:r>
         <w:rPr>
@@ -4739,11 +4532,7 @@
         <w:t xml:space="preserve">(Part A) </w:t>
       </w:r>
       <w:r>
-        <w:t>List the (a) postorder, (b) preorder, and (c) inorder traversals of the given tree structure</w:t>
-      </w:r>
-      <w:proofErr w:type="gramStart"/>
-      <w:r>
-        <w:t>.</w:t>
+        <w:t>List the (a) postorder, (b) preorder, and (c) inorder traversals of the given tree structure.</w:t>
       </w:r>
       <w:r>
         <w:rPr>
@@ -4751,7 +4540,6 @@
         </w:rPr>
         <w:t xml:space="preserve">  </w:t>
       </w:r>
-      <w:proofErr w:type="gramEnd"/>
     </w:p>
     <w:p>
       <w:pPr>
@@ -4842,7 +4630,6 @@
         <w:rPr>
           <w:noProof/>
         </w:rPr>
-        <w:lastRenderedPageBreak/>
         <w:drawing>
           <wp:inline distT="0" distB="0" distL="0" distR="0" wp14:anchorId="77871AC6" wp14:editId="6F5E3F23">
             <wp:extent cx="2578735" cy="2296160"/>
@@ -4905,6 +4692,7 @@
         <w:jc w:val="center"/>
       </w:pPr>
       <w:r>
+        <w:lastRenderedPageBreak/>
         <w:t xml:space="preserve"> </w:t>
       </w:r>
     </w:p>
@@ -5046,19 +4834,7 @@
         <w:t>Q5 (Part B). Y</w:t>
       </w:r>
       <w:r>
-        <w:t xml:space="preserve">ou </w:t>
-      </w:r>
-      <w:proofErr w:type="gramStart"/>
-      <w:r>
-        <w:t>are given</w:t>
-      </w:r>
-      <w:proofErr w:type="gramEnd"/>
-      <w:r>
-        <w:t xml:space="preserve"> the following binary tree structure. This structure represents a complete binary tree, where each node has two children except the leaf nodes</w:t>
-      </w:r>
-      <w:proofErr w:type="gramStart"/>
-      <w:r>
-        <w:t xml:space="preserve">. </w:t>
+        <w:t xml:space="preserve">ou are given the following binary tree structure. This structure represents a complete binary tree, where each node has two children except the leaf nodes. </w:t>
       </w:r>
       <w:r>
         <w:rPr>
@@ -5066,7 +4842,6 @@
         </w:rPr>
         <w:t xml:space="preserve"> </w:t>
       </w:r>
-      <w:proofErr w:type="gramEnd"/>
     </w:p>
     <w:p>
       <w:pPr>
@@ -5078,7 +4853,6 @@
         <w:rPr>
           <w:noProof/>
         </w:rPr>
-        <w:lastRenderedPageBreak/>
         <w:drawing>
           <wp:inline distT="0" distB="0" distL="0" distR="0" wp14:anchorId="0DFF8EC8" wp14:editId="201543B5">
             <wp:extent cx="1985645" cy="1767840"/>
@@ -5149,15 +4923,7 @@
         <w:t>A binary search tree has a root element which is the first element</w:t>
       </w:r>
       <w:r>
-        <w:t xml:space="preserve"> and then there have to be </w:t>
-      </w:r>
-      <w:proofErr w:type="gramStart"/>
-      <w:r>
-        <w:t>children</w:t>
-      </w:r>
-      <w:proofErr w:type="gramEnd"/>
-      <w:r>
-        <w:t xml:space="preserve"> nodes. The child on the left of the root must be smaller </w:t>
+        <w:t xml:space="preserve"> and then there have to be children nodes. The child on the left of the root must be smaller </w:t>
       </w:r>
       <w:r>
         <w:t>than</w:t>
@@ -5175,15 +4941,7 @@
         <w:t>root.</w:t>
       </w:r>
       <w:r>
-        <w:t xml:space="preserve"> it can have as </w:t>
-      </w:r>
-      <w:proofErr w:type="gramStart"/>
-      <w:r>
-        <w:t>many</w:t>
-      </w:r>
-      <w:proofErr w:type="gramEnd"/>
-      <w:r>
-        <w:t xml:space="preserve"> nodes as needed.</w:t>
+        <w:t xml:space="preserve"> it can have as many nodes as needed.</w:t>
       </w:r>
     </w:p>
     <w:p>
@@ -5195,15 +4953,7 @@
         <w:ind w:right="57" w:hanging="360"/>
       </w:pPr>
       <w:r>
-        <w:t xml:space="preserve">Based on these properties, determine whether it is possible to construct a BST that exactly matches the above structure and node placement (i.e., node </w:t>
-      </w:r>
-      <w:proofErr w:type="gramStart"/>
-      <w:r>
-        <w:t>1</w:t>
-      </w:r>
-      <w:proofErr w:type="gramEnd"/>
-      <w:r>
-        <w:t xml:space="preserve"> as the root, 2 and 3 as its children, and so on as shown). (</w:t>
+        <w:t>Based on these properties, determine whether it is possible to construct a BST that exactly matches the above structure and node placement (i.e., node 1 as the root, 2 and 3 as its children, and so on as shown). (</w:t>
       </w:r>
       <w:r>
         <w:rPr>
@@ -5220,6 +4970,7 @@
         <w:ind w:right="57"/>
       </w:pPr>
       <w:r>
+        <w:lastRenderedPageBreak/>
         <w:t>Based on these properties you could not construct a BST.</w:t>
       </w:r>
     </w:p>
@@ -5249,15 +5000,7 @@
         <w:ind w:right="57"/>
       </w:pPr>
       <w:r>
-        <w:t xml:space="preserve">You </w:t>
-      </w:r>
-      <w:proofErr w:type="gramStart"/>
-      <w:r>
-        <w:t>have to</w:t>
-      </w:r>
-      <w:proofErr w:type="gramEnd"/>
-      <w:r>
-        <w:t xml:space="preserve"> have the child node on the left smaller </w:t>
+        <w:t xml:space="preserve">You have to have the child node on the left smaller </w:t>
       </w:r>
       <w:r>
         <w:t>than</w:t>
@@ -5474,19 +5217,11 @@
       <w:r>
         <w:t>Draw the graph based on the adjacency list given</w:t>
       </w:r>
-      <w:proofErr w:type="gramStart"/>
       <w:r>
         <w:rPr>
           <w:b/>
         </w:rPr>
-        <w:t xml:space="preserve">.  </w:t>
-      </w:r>
-      <w:proofErr w:type="gramEnd"/>
-      <w:r>
-        <w:rPr>
-          <w:b/>
-        </w:rPr>
-        <w:t xml:space="preserve">(3 marks) </w:t>
+        <w:t xml:space="preserve">.  (3 marks) </w:t>
       </w:r>
     </w:p>
     <w:p>
@@ -6664,15 +6399,7 @@
         <w:ind w:right="57" w:hanging="280"/>
       </w:pPr>
       <w:r>
-        <w:t xml:space="preserve">If you perform a BFS traversal starting from A, list the order in which the nodes </w:t>
-      </w:r>
-      <w:proofErr w:type="gramStart"/>
-      <w:r>
-        <w:t>are visited</w:t>
-      </w:r>
-      <w:proofErr w:type="gramEnd"/>
-      <w:r>
-        <w:t xml:space="preserve">. </w:t>
+        <w:t xml:space="preserve">If you perform a BFS traversal starting from A, list the order in which the nodes are visited. </w:t>
       </w:r>
     </w:p>
     <w:p>
@@ -7202,15 +6929,7 @@
         <w:ind w:right="57" w:hanging="280"/>
       </w:pPr>
       <w:r>
-        <w:t xml:space="preserve">What data structure </w:t>
-      </w:r>
-      <w:proofErr w:type="gramStart"/>
-      <w:r>
-        <w:t>is typically used</w:t>
-      </w:r>
-      <w:proofErr w:type="gramEnd"/>
-      <w:r>
-        <w:t xml:space="preserve"> to implement BFS and what data structure is typically used to implement DFS? (</w:t>
+        <w:t>What data structure is typically used to implement BFS and what data structure is typically used to implement DFS? (</w:t>
       </w:r>
       <w:r>
         <w:rPr>
@@ -7236,14 +6955,7 @@
         <w:rPr>
           <w:b/>
         </w:rPr>
-        <w:t xml:space="preserve">BFS is typically use in the queue data structure and DFS </w:t>
-      </w:r>
-      <w:proofErr w:type="gramStart"/>
-      <w:r>
-        <w:rPr>
-          <w:b/>
-        </w:rPr>
-        <w:t xml:space="preserve">is </w:t>
+        <w:t xml:space="preserve">BFS is typically use in the queue data structure and DFS is </w:t>
       </w:r>
       <w:r>
         <w:rPr>
@@ -7255,14 +6967,7 @@
         <w:rPr>
           <w:b/>
         </w:rPr>
-        <w:t xml:space="preserve"> used</w:t>
-      </w:r>
-      <w:proofErr w:type="gramEnd"/>
-      <w:r>
-        <w:rPr>
-          <w:b/>
-        </w:rPr>
-        <w:t xml:space="preserve"> in the stack data structure.</w:t>
+        <w:t xml:space="preserve"> used in the stack data structure.</w:t>
       </w:r>
     </w:p>
     <w:p>
@@ -7337,15 +7042,7 @@
         <w:ind w:left="355" w:right="57"/>
       </w:pPr>
       <w:r>
-        <w:t xml:space="preserve">You </w:t>
-      </w:r>
-      <w:proofErr w:type="gramStart"/>
-      <w:r>
-        <w:t>are given</w:t>
-      </w:r>
-      <w:proofErr w:type="gramEnd"/>
-      <w:r>
-        <w:t xml:space="preserve"> an unsorted array of integers: [7, 2, 9, 4, 1]. </w:t>
+        <w:t xml:space="preserve">You are given an unsorted array of integers: [7, 2, 9, 4, 1]. </w:t>
       </w:r>
     </w:p>
     <w:p>
@@ -7357,15 +7054,7 @@
         <w:ind w:right="57" w:hanging="360"/>
       </w:pPr>
       <w:r>
-        <w:t xml:space="preserve">If you want to find whether the number 4 is present in the array using linear search, explain the steps the algorithm would take. How </w:t>
-      </w:r>
-      <w:proofErr w:type="gramStart"/>
-      <w:r>
-        <w:t>many</w:t>
-      </w:r>
-      <w:proofErr w:type="gramEnd"/>
-      <w:r>
-        <w:t xml:space="preserve"> comparisons will it make in the worst case? </w:t>
+        <w:t xml:space="preserve">If you want to find whether the number 4 is present in the array using linear search, explain the steps the algorithm would take. How many comparisons will it make in the worst case? </w:t>
       </w:r>
     </w:p>
     <w:p>
@@ -7373,15 +7062,7 @@
         <w:ind w:right="57"/>
       </w:pPr>
       <w:r>
-        <w:t xml:space="preserve">First look at the first element 7 , it is not </w:t>
-      </w:r>
-      <w:proofErr w:type="gramStart"/>
-      <w:r>
-        <w:t>4</w:t>
-      </w:r>
-      <w:proofErr w:type="gramEnd"/>
-      <w:r>
-        <w:t xml:space="preserve"> so move on to the next element.</w:t>
+        <w:t>First look at the first element 7 , it is not 4 so move on to the next element.</w:t>
       </w:r>
     </w:p>
     <w:p>
@@ -7395,15 +7076,7 @@
         <w:t xml:space="preserve"> </w:t>
       </w:r>
       <w:r>
-        <w:t xml:space="preserve">it is not </w:t>
-      </w:r>
-      <w:proofErr w:type="gramStart"/>
-      <w:r>
-        <w:t>4</w:t>
-      </w:r>
-      <w:proofErr w:type="gramEnd"/>
-      <w:r>
-        <w:t xml:space="preserve"> so move on to the next element.</w:t>
+        <w:t>it is not 4 so move on to the next element.</w:t>
       </w:r>
     </w:p>
     <w:p>
@@ -7417,15 +7090,7 @@
         <w:t xml:space="preserve"> </w:t>
       </w:r>
       <w:r>
-        <w:t xml:space="preserve">it is not </w:t>
-      </w:r>
-      <w:proofErr w:type="gramStart"/>
-      <w:r>
-        <w:t>4</w:t>
-      </w:r>
-      <w:proofErr w:type="gramEnd"/>
-      <w:r>
-        <w:t xml:space="preserve"> so move on to the next element.</w:t>
+        <w:t>it is not 4 so move on to the next element.</w:t>
       </w:r>
     </w:p>
     <w:p>
@@ -7439,15 +7104,7 @@
         <w:t xml:space="preserve"> </w:t>
       </w:r>
       <w:r>
-        <w:t xml:space="preserve">it is </w:t>
-      </w:r>
-      <w:proofErr w:type="gramStart"/>
-      <w:r>
-        <w:t>4</w:t>
-      </w:r>
-      <w:proofErr w:type="gramEnd"/>
-      <w:r>
-        <w:t xml:space="preserve"> so the number 4 is present.</w:t>
+        <w:t>it is 4 so the number 4 is present.</w:t>
       </w:r>
     </w:p>
     <w:p>
@@ -7506,15 +7163,7 @@
         <w:t>cannot</w:t>
       </w:r>
       <w:r>
-        <w:t xml:space="preserve">. This is because you </w:t>
-      </w:r>
-      <w:proofErr w:type="gramStart"/>
-      <w:r>
-        <w:t>have to</w:t>
-      </w:r>
-      <w:proofErr w:type="gramEnd"/>
-      <w:r>
-        <w:t xml:space="preserve"> have a sorted array to use a binary search as it works by </w:t>
+        <w:t xml:space="preserve">. This is because you have to have a sorted array to use a binary search as it works by </w:t>
       </w:r>
       <w:r>
         <w:t>looking</w:t>
@@ -7544,15 +7193,7 @@
         <w:t>than</w:t>
       </w:r>
       <w:r>
-        <w:t xml:space="preserve"> it looks right and it repeats these steps until its done, but this only works if the list </w:t>
-      </w:r>
-      <w:proofErr w:type="gramStart"/>
-      <w:r>
-        <w:t>is sorted</w:t>
-      </w:r>
-      <w:proofErr w:type="gramEnd"/>
-      <w:r>
-        <w:t>.</w:t>
+        <w:t xml:space="preserve"> it looks right and it repeats these steps until its done, but this only works if the list is sorted.</w:t>
       </w:r>
       <w:r>
         <w:t xml:space="preserve"> </w:t>
@@ -7581,15 +7222,7 @@
         <w:t>s to</w:t>
       </w:r>
       <w:r>
-        <w:t xml:space="preserve"> insert the first element </w:t>
-      </w:r>
-      <w:proofErr w:type="gramStart"/>
-      <w:r>
-        <w:t>7</w:t>
-      </w:r>
-      <w:proofErr w:type="gramEnd"/>
-      <w:r>
-        <w:t>.</w:t>
+        <w:t xml:space="preserve"> insert the first element 7.</w:t>
       </w:r>
       <w:r>
         <w:t xml:space="preserve"> [7]</w:t>
@@ -7605,23 +7238,7 @@
         <w:ind w:right="57"/>
       </w:pPr>
       <w:r>
-        <w:t xml:space="preserve">Second step is to see where to put the next element </w:t>
-      </w:r>
-      <w:proofErr w:type="gramStart"/>
-      <w:r>
-        <w:t>2</w:t>
-      </w:r>
-      <w:proofErr w:type="gramEnd"/>
-      <w:r>
-        <w:t xml:space="preserve">. Then you compare it to </w:t>
-      </w:r>
-      <w:proofErr w:type="gramStart"/>
-      <w:r>
-        <w:t>7</w:t>
-      </w:r>
-      <w:proofErr w:type="gramEnd"/>
-      <w:r>
-        <w:t xml:space="preserve"> and if it is smaller then you insert it before 7 and if bigger the after 7.</w:t>
+        <w:t>Second step is to see where to put the next element 2. Then you compare it to 7 and if it is smaller then you insert it before 7 and if bigger the after 7.</w:t>
       </w:r>
       <w:r>
         <w:t>[2, 7]</w:t>
@@ -7638,234 +7255,156 @@
       </w:pPr>
       <w:r>
         <w:lastRenderedPageBreak/>
-        <w:t xml:space="preserve">Next step is to see where to put the next element </w:t>
-      </w:r>
-      <w:proofErr w:type="gramStart"/>
-      <w:r>
-        <w:t>9</w:t>
-      </w:r>
-      <w:proofErr w:type="gramEnd"/>
-      <w:r>
-        <w:t xml:space="preserve">. You do this be comparing the </w:t>
-      </w:r>
-      <w:r>
-        <w:t xml:space="preserve">first element on the right of the array 7 and if its bigger then it goes to the right and </w:t>
-      </w:r>
-      <w:r>
-        <w:t xml:space="preserve">see if there is </w:t>
+        <w:t xml:space="preserve">Next step is to see where to put the next element 9. You do this be comparing the </w:t>
+      </w:r>
+      <w:r>
+        <w:t xml:space="preserve">first element on the right of the array 7 and if its bigger then it goes to the right and see if there is </w:t>
       </w:r>
       <w:r>
         <w:t>an</w:t>
       </w:r>
       <w:r>
-        <w:t xml:space="preserve"> element then u compare, and keep doing this until you</w:t>
-      </w:r>
-      <w:r>
-        <w:t xml:space="preserve"> are</w:t>
+        <w:t xml:space="preserve"> element then u compare, and keep doing this until you are smaller </w:t>
+      </w:r>
+      <w:r>
+        <w:t>than</w:t>
       </w:r>
       <w:r>
         <w:t xml:space="preserve"> </w:t>
       </w:r>
       <w:r>
-        <w:t>smaller</w:t>
+        <w:t>an</w:t>
+      </w:r>
+      <w:r>
+        <w:t xml:space="preserve"> element and insert the </w:t>
+      </w:r>
+      <w:r>
+        <w:t>two</w:t>
+      </w:r>
+      <w:r>
+        <w:t xml:space="preserve"> right of it or you get to the end of the array and insert.</w:t>
+      </w:r>
+    </w:p>
+    <w:p>
+      <w:pPr>
+        <w:ind w:right="57"/>
+      </w:pPr>
+      <w:r>
+        <w:t xml:space="preserve"> If it is not then it you move left and see if there is </w:t>
+      </w:r>
+      <w:r>
+        <w:t>an</w:t>
+      </w:r>
+      <w:r>
+        <w:t xml:space="preserve"> element then u compare, and keep doing this until you are bigger than </w:t>
+      </w:r>
+      <w:r>
+        <w:t>an</w:t>
+      </w:r>
+      <w:r>
+        <w:t xml:space="preserve"> element and insert the </w:t>
+      </w:r>
+      <w:r>
+        <w:t>to</w:t>
+      </w:r>
+      <w:r>
+        <w:t xml:space="preserve"> right of it or you get to the end of the array and insert. [2, 7, 9]</w:t>
+      </w:r>
+    </w:p>
+    <w:p>
+      <w:pPr>
+        <w:ind w:right="57"/>
+      </w:pPr>
+    </w:p>
+    <w:p>
+      <w:pPr>
+        <w:ind w:right="57"/>
+      </w:pPr>
+      <w:r>
+        <w:t xml:space="preserve">Next step is to see where to put the next element 4. You do this be comparing the first element on the right of the array 9 and if its bigger then it goes to the right and see if there is </w:t>
+      </w:r>
+      <w:r>
+        <w:t>an</w:t>
+      </w:r>
+      <w:r>
+        <w:t xml:space="preserve"> element then u compare, and keep doing this until you are smaller </w:t>
+      </w:r>
+      <w:r>
+        <w:t>than</w:t>
       </w:r>
       <w:r>
         <w:t xml:space="preserve"> </w:t>
       </w:r>
       <w:r>
+        <w:t>an</w:t>
+      </w:r>
+      <w:r>
+        <w:t xml:space="preserve"> element and insert the to right of it or you get to the end of the array and insert.</w:t>
+      </w:r>
+    </w:p>
+    <w:p>
+      <w:pPr>
+        <w:ind w:right="57"/>
+      </w:pPr>
+      <w:r>
+        <w:t xml:space="preserve"> If it is not then it you move left and see if there is </w:t>
+      </w:r>
+      <w:r>
+        <w:t>an</w:t>
+      </w:r>
+      <w:r>
+        <w:t xml:space="preserve"> element then u compare, and keep doing this until you are bigger than </w:t>
+      </w:r>
+      <w:r>
+        <w:t>an</w:t>
+      </w:r>
+      <w:r>
+        <w:t xml:space="preserve"> element and insert the to right of it or you get to the end of the array and insert. [2, 4, 7, 9]</w:t>
+      </w:r>
+    </w:p>
+    <w:p>
+      <w:pPr>
+        <w:ind w:right="57"/>
+      </w:pPr>
+    </w:p>
+    <w:p>
+      <w:pPr>
+        <w:ind w:right="57"/>
+      </w:pPr>
+      <w:r>
+        <w:t xml:space="preserve">Next step is to see where to put the next element 4. You do this be comparing the first element on the right of the array 9 and if its bigger then it goes to the right and see if there is </w:t>
+      </w:r>
+      <w:r>
+        <w:t>an</w:t>
+      </w:r>
+      <w:r>
+        <w:t xml:space="preserve"> element then u compare, and keep doing this until you are smaller </w:t>
+      </w:r>
+      <w:r>
         <w:t>than</w:t>
       </w:r>
       <w:r>
-        <w:t xml:space="preserve"> </w:t>
+        <w:t xml:space="preserve"> a element and insert the to right of it or you get to the end of the array and insert.</w:t>
+      </w:r>
+    </w:p>
+    <w:p>
+      <w:pPr>
+        <w:ind w:right="57"/>
+      </w:pPr>
+      <w:r>
+        <w:t xml:space="preserve"> If it is not then it you move left and see if there is </w:t>
       </w:r>
       <w:r>
         <w:t>an</w:t>
       </w:r>
       <w:r>
-        <w:t xml:space="preserve"> element and insert the </w:t>
-      </w:r>
-      <w:r>
-        <w:t>two</w:t>
-      </w:r>
-      <w:r>
-        <w:t xml:space="preserve"> right of it or you get to the end of the array and insert</w:t>
-      </w:r>
-      <w:r>
-        <w:t>.</w:t>
-      </w:r>
-    </w:p>
-    <w:p>
-      <w:pPr>
-        <w:ind w:right="57"/>
-      </w:pPr>
-      <w:r>
-        <w:t xml:space="preserve"> If it is not then it you move left and see if there is </w:t>
+        <w:t xml:space="preserve"> element then u compare, and keep doing this until you are bigger than </w:t>
       </w:r>
       <w:r>
         <w:t>an</w:t>
       </w:r>
       <w:r>
-        <w:t xml:space="preserve"> element then u compare, and keep doing this until you are bigger than </w:t>
-      </w:r>
-      <w:r>
-        <w:t>an</w:t>
-      </w:r>
-      <w:r>
-        <w:t xml:space="preserve"> element and insert the </w:t>
-      </w:r>
-      <w:proofErr w:type="spellStart"/>
-      <w:r>
-        <w:t>to</w:t>
-      </w:r>
-      <w:proofErr w:type="spellEnd"/>
-      <w:r>
-        <w:t xml:space="preserve"> right of it or you get to the end of the array and insert. [2, 7, 9]</w:t>
-      </w:r>
-    </w:p>
-    <w:p>
-      <w:pPr>
-        <w:ind w:right="57"/>
-      </w:pPr>
-    </w:p>
-    <w:p>
-      <w:pPr>
-        <w:ind w:right="57"/>
-      </w:pPr>
-      <w:r>
-        <w:t xml:space="preserve">Next step is to see where to put the next element </w:t>
-      </w:r>
-      <w:proofErr w:type="gramStart"/>
-      <w:r>
-        <w:t>4</w:t>
-      </w:r>
-      <w:proofErr w:type="gramEnd"/>
-      <w:r>
-        <w:t xml:space="preserve">. You do this be comparing the first element on the right of the array </w:t>
-      </w:r>
-      <w:r>
-        <w:t>9</w:t>
-      </w:r>
-      <w:r>
-        <w:t xml:space="preserve"> and if its bigger then it goes to the right and see if there is </w:t>
-      </w:r>
-      <w:r>
-        <w:t>an</w:t>
-      </w:r>
-      <w:r>
-        <w:t xml:space="preserve"> element then u compare, and keep doing this until you are smaller </w:t>
-      </w:r>
-      <w:r>
-        <w:t>than</w:t>
-      </w:r>
-      <w:r>
-        <w:t xml:space="preserve"> </w:t>
-      </w:r>
-      <w:r>
-        <w:t>an</w:t>
-      </w:r>
-      <w:r>
-        <w:t xml:space="preserve"> element and insert the to right of it or you get to the end of the array and insert.</w:t>
-      </w:r>
-    </w:p>
-    <w:p>
-      <w:pPr>
-        <w:ind w:right="57"/>
-      </w:pPr>
-      <w:r>
-        <w:t xml:space="preserve"> If it is not then it you move left and see if there is </w:t>
-      </w:r>
-      <w:r>
-        <w:t>an</w:t>
-      </w:r>
-      <w:r>
-        <w:t xml:space="preserve"> element then u compare, and keep doing this until you are bigger than </w:t>
-      </w:r>
-      <w:r>
-        <w:t>an</w:t>
-      </w:r>
-      <w:r>
-        <w:t xml:space="preserve"> element and insert the to right of it or you get to the end of the array and insert. [2,</w:t>
-      </w:r>
-      <w:r>
-        <w:t xml:space="preserve"> 4,</w:t>
-      </w:r>
-      <w:r>
-        <w:t xml:space="preserve"> 7, 9]</w:t>
-      </w:r>
-    </w:p>
-    <w:p>
-      <w:pPr>
-        <w:ind w:right="57"/>
-      </w:pPr>
-    </w:p>
-    <w:p>
-      <w:pPr>
-        <w:ind w:right="57"/>
-      </w:pPr>
-      <w:r>
-        <w:t xml:space="preserve">Next step is to see where to put the next element </w:t>
-      </w:r>
-      <w:proofErr w:type="gramStart"/>
-      <w:r>
-        <w:t>4</w:t>
-      </w:r>
-      <w:proofErr w:type="gramEnd"/>
-      <w:r>
-        <w:t xml:space="preserve">. You do this be comparing the first element on the right of the array 9 and if its bigger then it goes to the right and see if there is </w:t>
-      </w:r>
-      <w:r>
-        <w:t>an</w:t>
-      </w:r>
-      <w:r>
-        <w:t xml:space="preserve"> element then u compare, and keep doing this until you are smaller </w:t>
-      </w:r>
-      <w:r>
-        <w:t>than</w:t>
-      </w:r>
-      <w:r>
-        <w:t xml:space="preserve"> </w:t>
-      </w:r>
-      <w:proofErr w:type="spellStart"/>
-      <w:r>
-        <w:t>a</w:t>
-      </w:r>
-      <w:proofErr w:type="spellEnd"/>
-      <w:r>
-        <w:t xml:space="preserve"> element and insert the to right of it or you get to the end of the array and insert.</w:t>
-      </w:r>
-    </w:p>
-    <w:p>
-      <w:pPr>
-        <w:ind w:right="57"/>
-      </w:pPr>
-      <w:r>
-        <w:t xml:space="preserve"> If it is not then it you move left and see if there is </w:t>
-      </w:r>
-      <w:r>
-        <w:t>an</w:t>
-      </w:r>
-      <w:r>
-        <w:t xml:space="preserve"> element then u </w:t>
-      </w:r>
-      <w:proofErr w:type="gramStart"/>
-      <w:r>
-        <w:t>compare, and</w:t>
-      </w:r>
-      <w:proofErr w:type="gramEnd"/>
-      <w:r>
-        <w:t xml:space="preserve"> keep doing this until you are bigger than </w:t>
-      </w:r>
-      <w:r>
-        <w:t>an</w:t>
-      </w:r>
-      <w:r>
-        <w:t xml:space="preserve"> element and insert the to right of it or you get to the end of the array and insert. [</w:t>
-      </w:r>
-      <w:r>
-        <w:t xml:space="preserve">1, </w:t>
-      </w:r>
-      <w:r>
-        <w:t>2, 4, 7, 9]</w:t>
+        <w:t xml:space="preserve"> element and insert the to right of it or you get to the end of the array and insert. [1, 2, 4, 7, 9]</w:t>
       </w:r>
     </w:p>
     <w:p>
@@ -7882,15 +7421,7 @@
         <w:ind w:right="57" w:hanging="360"/>
       </w:pPr>
       <w:r>
-        <w:t xml:space="preserve">Among the three sorting algorithms (insertion, selection, bubble), which one is </w:t>
-      </w:r>
-      <w:proofErr w:type="gramStart"/>
-      <w:r>
-        <w:t>generally more</w:t>
-      </w:r>
-      <w:proofErr w:type="gramEnd"/>
-      <w:r>
-        <w:t xml:space="preserve"> efficient for small nearly sorted arrays? Briefly explain why. </w:t>
+        <w:t xml:space="preserve">Among the three sorting algorithms (insertion, selection, bubble), which one is generally more efficient for small nearly sorted arrays? Briefly explain why. </w:t>
       </w:r>
     </w:p>
     <w:p>
@@ -7935,10 +7466,7 @@
         <w:t>an</w:t>
       </w:r>
       <w:r>
-        <w:t xml:space="preserve"> average </w:t>
-      </w:r>
-      <w:r>
-        <w:t>time complexities.</w:t>
+        <w:t xml:space="preserve"> average time complexities.</w:t>
       </w:r>
     </w:p>
     <w:p>
@@ -7986,15 +7514,7 @@
         <w:ind w:right="57"/>
       </w:pPr>
       <w:r>
-        <w:t xml:space="preserve">So, you can do multi level sorting where you have multiple fields you sort by. And also, if you don’t sort in the original order this can </w:t>
-      </w:r>
-      <w:proofErr w:type="gramStart"/>
-      <w:r>
-        <w:t>effect</w:t>
-      </w:r>
-      <w:proofErr w:type="gramEnd"/>
-      <w:r>
-        <w:t xml:space="preserve"> thing negatively.</w:t>
+        <w:t>So, you can do multi level sorting where you have multiple fields you sort by. And also, if you don’t sort in the original order this can effect thing negatively.</w:t>
       </w:r>
     </w:p>
     <w:p>
@@ -8168,13 +7688,8 @@
         <w:ind w:left="355" w:right="57"/>
       </w:pPr>
       <w:r>
-        <w:t>Every student is expected to answer all questions in each step in each section in detail and the report must be submitted in the DLE page of COMP1003</w:t>
-      </w:r>
-      <w:proofErr w:type="gramStart"/>
-      <w:r>
-        <w:t xml:space="preserve">.  </w:t>
-      </w:r>
-      <w:proofErr w:type="gramEnd"/>
+        <w:t xml:space="preserve">Every student is expected to answer all questions in each step in each section in detail and the report must be submitted in the DLE page of COMP1003.  </w:t>
+      </w:r>
     </w:p>
     <w:p>
       <w:pPr>
@@ -8256,13 +7771,8 @@
         <w:spacing w:after="79"/>
         <w:ind w:right="57" w:hanging="360"/>
       </w:pPr>
-      <w:proofErr w:type="gramStart"/>
-      <w:r>
-        <w:t>Be formatted</w:t>
-      </w:r>
-      <w:proofErr w:type="gramEnd"/>
-      <w:r>
-        <w:t xml:space="preserve"> single-spaced with 11pt font size;  </w:t>
+      <w:r>
+        <w:t xml:space="preserve">Be formatted single-spaced with 11pt font size;  </w:t>
       </w:r>
     </w:p>
     <w:p>
@@ -8294,13 +7804,8 @@
         <w:ind w:left="355" w:right="57"/>
       </w:pPr>
       <w:r>
-        <w:t>This assessment is an individually assessed component</w:t>
-      </w:r>
-      <w:proofErr w:type="gramStart"/>
-      <w:r>
-        <w:t xml:space="preserve">.  </w:t>
-      </w:r>
-      <w:proofErr w:type="gramEnd"/>
+        <w:t xml:space="preserve">This assessment is an individually assessed component.  </w:t>
+      </w:r>
     </w:p>
     <w:p>
       <w:pPr>
@@ -8374,15 +7879,7 @@
         <w:ind w:left="355" w:right="57"/>
       </w:pPr>
       <w:r>
-        <w:t xml:space="preserve">The acceptable level of GenAI use for this coursework </w:t>
-      </w:r>
-      <w:proofErr w:type="gramStart"/>
-      <w:r>
-        <w:t>is detailed</w:t>
-      </w:r>
-      <w:proofErr w:type="gramEnd"/>
-      <w:r>
-        <w:t xml:space="preserve"> with the allowed uses listed below. This is split into three categories (</w:t>
+        <w:t>The acceptable level of GenAI use for this coursework is detailed with the allowed uses listed below. This is split into three categories (</w:t>
       </w:r>
       <w:r>
         <w:rPr>
@@ -8571,15 +8068,7 @@
               <w:jc w:val="left"/>
             </w:pPr>
             <w:r>
-              <w:t xml:space="preserve">You </w:t>
-            </w:r>
-            <w:proofErr w:type="gramStart"/>
-            <w:r>
-              <w:t>are permitted</w:t>
-            </w:r>
-            <w:proofErr w:type="gramEnd"/>
-            <w:r>
-              <w:t xml:space="preserve"> to use generative AI tools in an assistive role. </w:t>
+              <w:t xml:space="preserve">You are permitted to use generative AI tools in an assistive role. </w:t>
             </w:r>
           </w:p>
         </w:tc>
@@ -8664,15 +8153,7 @@
               <w:jc w:val="left"/>
             </w:pPr>
             <w:r>
-              <w:t xml:space="preserve">Generative AI tool use </w:t>
-            </w:r>
-            <w:proofErr w:type="gramStart"/>
-            <w:r>
-              <w:t>is required</w:t>
-            </w:r>
-            <w:proofErr w:type="gramEnd"/>
-            <w:r>
-              <w:t xml:space="preserve"> as an integral part of the assessment, but transparency is required. </w:t>
+              <w:t xml:space="preserve">Generative AI tool use is required as an integral part of the assessment, but transparency is required. </w:t>
             </w:r>
           </w:p>
         </w:tc>
@@ -8835,15 +8316,7 @@
         <w:ind w:left="355" w:right="57"/>
       </w:pPr>
       <w:r>
-        <w:t xml:space="preserve">Any use of AI in your work must </w:t>
-      </w:r>
-      <w:proofErr w:type="gramStart"/>
-      <w:r>
-        <w:t>be declared</w:t>
-      </w:r>
-      <w:proofErr w:type="gramEnd"/>
-      <w:r>
-        <w:t xml:space="preserve"> within your documentation. You </w:t>
+        <w:t xml:space="preserve">Any use of AI in your work must be declared within your documentation. You </w:t>
       </w:r>
       <w:r>
         <w:rPr>
@@ -8854,22 +8327,9 @@
       <w:r>
         <w:t xml:space="preserve">. The declaration form can </w:t>
       </w:r>
-      <w:proofErr w:type="gramStart"/>
       <w:r>
         <w:lastRenderedPageBreak/>
-        <w:t>be found</w:t>
-      </w:r>
-      <w:proofErr w:type="gramEnd"/>
-      <w:r>
-        <w:t xml:space="preserve"> on the module DLE. This form will not </w:t>
-      </w:r>
-      <w:proofErr w:type="gramStart"/>
-      <w:r>
-        <w:t>be included</w:t>
-      </w:r>
-      <w:proofErr w:type="gramEnd"/>
-      <w:r>
-        <w:t xml:space="preserve"> in any word count associated with this assignment. </w:t>
+        <w:t xml:space="preserve">be found on the module DLE. This form will not be included in any word count associated with this assignment. </w:t>
       </w:r>
     </w:p>
     <w:p>
@@ -9121,15 +8581,7 @@
         <w:jc w:val="left"/>
       </w:pPr>
       <w:r>
-        <w:t xml:space="preserve">The table below provides the acceptable use categories for GenAI. Each assessment element may allow different uses. Please check the brief for each element carefully to see what uses </w:t>
-      </w:r>
-      <w:proofErr w:type="gramStart"/>
-      <w:r>
-        <w:t>are allowed</w:t>
-      </w:r>
-      <w:proofErr w:type="gramEnd"/>
-      <w:r>
-        <w:t xml:space="preserve">. </w:t>
+        <w:t xml:space="preserve">The table below provides the acceptable use categories for GenAI. Each assessment element may allow different uses. Please check the brief for each element carefully to see what uses are allowed. </w:t>
       </w:r>
     </w:p>
     <w:p>
@@ -9221,23 +8673,7 @@
                 <w:b/>
                 <w:sz w:val="20"/>
               </w:rPr>
-              <w:t xml:space="preserve">S1 - Generative AI tools have not </w:t>
-            </w:r>
-            <w:proofErr w:type="gramStart"/>
-            <w:r>
-              <w:rPr>
-                <w:b/>
-                <w:sz w:val="20"/>
-              </w:rPr>
-              <w:t>been used</w:t>
-            </w:r>
-            <w:proofErr w:type="gramEnd"/>
-            <w:r>
-              <w:rPr>
-                <w:b/>
-                <w:sz w:val="20"/>
-              </w:rPr>
-              <w:t xml:space="preserve"> for this assessment.</w:t>
+              <w:t>S1 - Generative AI tools have not been used for this assessment.</w:t>
             </w:r>
             <w:r>
               <w:rPr>
@@ -9403,21 +8839,7 @@
               <w:rPr>
                 <w:sz w:val="20"/>
               </w:rPr>
-              <w:t xml:space="preserve">AI may help outline the structure of reports, </w:t>
-            </w:r>
-            <w:proofErr w:type="gramStart"/>
-            <w:r>
-              <w:rPr>
-                <w:sz w:val="20"/>
-              </w:rPr>
-              <w:t>documentation</w:t>
-            </w:r>
-            <w:proofErr w:type="gramEnd"/>
-            <w:r>
-              <w:rPr>
-                <w:sz w:val="20"/>
-              </w:rPr>
-              <w:t xml:space="preserve"> and projects. The final structure and implementation must be the student’s own work.</w:t>
+              <w:t>AI may help outline the structure of reports, documentation and projects. The final structure and implementation must be the student’s own work.</w:t>
             </w:r>
             <w:r>
               <w:rPr>
@@ -9492,21 +8914,7 @@
               <w:rPr>
                 <w:sz w:val="20"/>
               </w:rPr>
-              <w:t xml:space="preserve">AI tools </w:t>
-            </w:r>
-            <w:proofErr w:type="gramStart"/>
-            <w:r>
-              <w:rPr>
-                <w:sz w:val="20"/>
-              </w:rPr>
-              <w:t>maybe used</w:t>
-            </w:r>
-            <w:proofErr w:type="gramEnd"/>
-            <w:r>
-              <w:rPr>
-                <w:sz w:val="20"/>
-              </w:rPr>
-              <w:t xml:space="preserve"> to help outline code architecture (e.g. suggesting class hierarchies or module breakdowns). The final code structure must be the student’s own work.</w:t>
+              <w:t>AI tools maybe used to help outline code architecture (e.g. suggesting class hierarchies or module breakdowns). The final code structure must be the student’s own work.</w:t>
             </w:r>
             <w:r>
               <w:rPr>
@@ -9655,21 +9063,7 @@
               <w:rPr>
                 <w:sz w:val="20"/>
               </w:rPr>
-              <w:t xml:space="preserve">Used to check grammar, refine language, improve sentence structure in documentation not code. AI should </w:t>
-            </w:r>
-            <w:proofErr w:type="gramStart"/>
-            <w:r>
-              <w:rPr>
-                <w:sz w:val="20"/>
-              </w:rPr>
-              <w:t>be used</w:t>
-            </w:r>
-            <w:proofErr w:type="gramEnd"/>
-            <w:r>
-              <w:rPr>
-                <w:sz w:val="20"/>
-              </w:rPr>
-              <w:t xml:space="preserve"> only to provide suggestions for improvement. Students must ensure that the documentation accurately reflects the code and is technically correct.</w:t>
+              <w:t>Used to check grammar, refine language, improve sentence structure in documentation not code. AI should be used only to provide suggestions for improvement. Students must ensure that the documentation accurately reflects the code and is technically correct.</w:t>
             </w:r>
             <w:r>
               <w:rPr>
@@ -9744,35 +9138,7 @@
               <w:rPr>
                 <w:sz w:val="20"/>
               </w:rPr>
-              <w:t xml:space="preserve">AI tools can be used to check comments within the code and to suggest improvements to code readability, </w:t>
-            </w:r>
-            <w:proofErr w:type="gramStart"/>
-            <w:r>
-              <w:rPr>
-                <w:sz w:val="20"/>
-              </w:rPr>
-              <w:t>structure</w:t>
-            </w:r>
-            <w:proofErr w:type="gramEnd"/>
-            <w:r>
-              <w:rPr>
-                <w:sz w:val="20"/>
-              </w:rPr>
-              <w:t xml:space="preserve"> or syntax.  AI should </w:t>
-            </w:r>
-            <w:proofErr w:type="gramStart"/>
-            <w:r>
-              <w:rPr>
-                <w:sz w:val="20"/>
-              </w:rPr>
-              <w:t>be used</w:t>
-            </w:r>
-            <w:proofErr w:type="gramEnd"/>
-            <w:r>
-              <w:rPr>
-                <w:sz w:val="20"/>
-              </w:rPr>
-              <w:t xml:space="preserve"> only to provide suggestions for improvement. Students must ensure that the code accurately reflects their knowledge and is technically correct.</w:t>
+              <w:t>AI tools can be used to check comments within the code and to suggest improvements to code readability, structure or syntax.  AI should be used only to provide suggestions for improvement. Students must ensure that the code accurately reflects their knowledge and is technically correct.</w:t>
             </w:r>
             <w:r>
               <w:rPr>
@@ -9920,49 +9286,7 @@
               <w:rPr>
                 <w:sz w:val="20"/>
               </w:rPr>
-              <w:t xml:space="preserve">AI tools can </w:t>
-            </w:r>
-            <w:proofErr w:type="gramStart"/>
-            <w:r>
-              <w:rPr>
-                <w:sz w:val="20"/>
-              </w:rPr>
-              <w:t>be used</w:t>
-            </w:r>
-            <w:proofErr w:type="gramEnd"/>
-            <w:r>
-              <w:rPr>
-                <w:sz w:val="20"/>
-              </w:rPr>
-              <w:t xml:space="preserve"> to explain algorithms, programming concepts, or debugging strategies. Students may also help interpret error messages or suggest </w:t>
-            </w:r>
-            <w:proofErr w:type="gramStart"/>
-            <w:r>
-              <w:rPr>
-                <w:sz w:val="20"/>
-              </w:rPr>
-              <w:t>possible fixes</w:t>
-            </w:r>
-            <w:proofErr w:type="gramEnd"/>
-            <w:r>
-              <w:rPr>
-                <w:sz w:val="20"/>
-              </w:rPr>
-              <w:t xml:space="preserve">. However, students must write, </w:t>
-            </w:r>
-            <w:proofErr w:type="gramStart"/>
-            <w:r>
-              <w:rPr>
-                <w:sz w:val="20"/>
-              </w:rPr>
-              <w:t>test</w:t>
-            </w:r>
-            <w:proofErr w:type="gramEnd"/>
-            <w:r>
-              <w:rPr>
-                <w:sz w:val="20"/>
-              </w:rPr>
-              <w:t>, and debug their own code independently and understand all solutions submitted.</w:t>
+              <w:t>AI tools can be used to explain algorithms, programming concepts, or debugging strategies. Students may also help interpret error messages or suggest possible fixes. However, students must write, test, and debug their own code independently and understand all solutions submitted.</w:t>
             </w:r>
             <w:r>
               <w:rPr>
@@ -10231,7 +9555,6 @@
                 <w:b/>
                 <w:sz w:val="20"/>
               </w:rPr>
-              <w:lastRenderedPageBreak/>
               <w:t>Partnered Work</w:t>
             </w:r>
             <w:r>
@@ -10265,23 +9588,7 @@
                 <w:b/>
                 <w:sz w:val="20"/>
               </w:rPr>
-              <w:t xml:space="preserve">P1 - Generative AI tool usage has </w:t>
-            </w:r>
-            <w:proofErr w:type="gramStart"/>
-            <w:r>
-              <w:rPr>
-                <w:b/>
-                <w:sz w:val="20"/>
-              </w:rPr>
-              <w:t>been used</w:t>
-            </w:r>
-            <w:proofErr w:type="gramEnd"/>
-            <w:r>
-              <w:rPr>
-                <w:b/>
-                <w:sz w:val="20"/>
-              </w:rPr>
-              <w:t xml:space="preserve"> integrally for this assessment</w:t>
+              <w:t>P1 - Generative AI tool usage has been used integrally for this assessment</w:t>
             </w:r>
             <w:r>
               <w:rPr>
@@ -10417,23 +9724,7 @@
         <w:ind w:left="355" w:right="57"/>
       </w:pPr>
       <w:r>
-        <w:t>There may be a time during this module where you experience a serious situation which has a significant impact on your ability to complete the assessments</w:t>
-      </w:r>
-      <w:proofErr w:type="gramStart"/>
-      <w:r>
-        <w:t xml:space="preserve">.  </w:t>
-      </w:r>
-      <w:proofErr w:type="gramEnd"/>
-      <w:r>
-        <w:t xml:space="preserve">The definition of these can </w:t>
-      </w:r>
-      <w:proofErr w:type="gramStart"/>
-      <w:r>
-        <w:t>be found</w:t>
-      </w:r>
-      <w:proofErr w:type="gramEnd"/>
-      <w:r>
-        <w:t xml:space="preserve"> in the University Policy on Extenuating Circumstances here: </w:t>
+        <w:t xml:space="preserve">There may be a time during this module where you experience a serious situation which has a significant impact on your ability to complete the assessments.  The definition of these can be found in the University Policy on Extenuating Circumstances here: </w:t>
       </w:r>
     </w:p>
     <w:p>
@@ -10602,13 +9893,8 @@
       <w:pPr>
         <w:ind w:left="355" w:right="57"/>
       </w:pPr>
-      <w:proofErr w:type="gramStart"/>
-      <w:r>
-        <w:t>All of</w:t>
-      </w:r>
-      <w:proofErr w:type="gramEnd"/>
-      <w:r>
-        <w:t xml:space="preserve"> your work must be of your own words.  You must use references for your sources, however you acquire them.  Where you wish to use quotations, these must be a very minor part of your overall work. </w:t>
+      <w:r>
+        <w:t xml:space="preserve">All of your work must be of your own words.  You must use references for your sources, however you acquire them.  Where you wish to use quotations, these must be a very minor part of your overall work. </w:t>
       </w:r>
     </w:p>
     <w:p>
@@ -10626,37 +9912,8 @@
         <w:ind w:left="355" w:right="57"/>
       </w:pPr>
       <w:r>
-        <w:t>To copy another person’s work is viewed as plagiarism and is not allowed</w:t>
-      </w:r>
-      <w:proofErr w:type="gramStart"/>
-      <w:r>
-        <w:t xml:space="preserve">.  </w:t>
-      </w:r>
-      <w:proofErr w:type="gramEnd"/>
-      <w:r>
-        <w:t>Any issues of plagiarism and any form of academic dishonesty are treated very seriously</w:t>
-      </w:r>
-      <w:proofErr w:type="gramStart"/>
-      <w:r>
-        <w:t xml:space="preserve">.  </w:t>
-      </w:r>
-      <w:proofErr w:type="gramEnd"/>
-      <w:r>
-        <w:t>All your work must be your own and other sources must be identified as being theirs, not yours</w:t>
-      </w:r>
-      <w:proofErr w:type="gramStart"/>
-      <w:r>
-        <w:t xml:space="preserve">.  </w:t>
-      </w:r>
-      <w:proofErr w:type="gramEnd"/>
-      <w:r>
-        <w:t>The copying of another persons’ work could result in a penalty being invoked</w:t>
-      </w:r>
-      <w:proofErr w:type="gramStart"/>
-      <w:r>
-        <w:t xml:space="preserve">.  </w:t>
-      </w:r>
-      <w:proofErr w:type="gramEnd"/>
+        <w:t xml:space="preserve">To copy another person’s work is viewed as plagiarism and is not allowed.  Any issues of plagiarism and any form of academic dishonesty are treated very seriously.  All your work must be your own and other sources must be identified as being theirs, not yours.  The copying of another persons’ work could result in a penalty being invoked.  </w:t>
+      </w:r>
     </w:p>
     <w:p>
       <w:pPr>
@@ -10673,15 +9930,7 @@
         <w:ind w:left="355" w:right="57"/>
       </w:pPr>
       <w:r>
-        <w:t xml:space="preserve">Further information on plagiarism policy can </w:t>
-      </w:r>
-      <w:proofErr w:type="gramStart"/>
-      <w:r>
-        <w:t>be found</w:t>
-      </w:r>
-      <w:proofErr w:type="gramEnd"/>
-      <w:r>
-        <w:t xml:space="preserve"> here: </w:t>
+        <w:t xml:space="preserve">Further information on plagiarism policy can be found here: </w:t>
       </w:r>
     </w:p>
     <w:p>
@@ -10972,15 +10221,7 @@
         </w:r>
       </w:hyperlink>
       <w:r>
-        <w:t xml:space="preserve"> is an Internet-based 'originality checking tool' which allows documents to be compared with content on the Internet, in journals and in an archive of previously submitted works.  It can help to detect unintentional or deliberate plagiarism</w:t>
-      </w:r>
-      <w:proofErr w:type="gramStart"/>
-      <w:r>
-        <w:t xml:space="preserve">.  </w:t>
-      </w:r>
-      <w:proofErr w:type="gramEnd"/>
-      <w:r>
-        <w:t xml:space="preserve"> </w:t>
+        <w:t xml:space="preserve"> is an Internet-based 'originality checking tool' which allows documents to be compared with content on the Internet, in journals and in an archive of previously submitted works.  It can help to detect unintentional or deliberate plagiarism.   </w:t>
       </w:r>
     </w:p>
     <w:p>
@@ -10998,13 +10239,8 @@
         <w:ind w:left="355" w:right="57"/>
       </w:pPr>
       <w:r>
-        <w:t>It is a formative tool that makes it easy for students to review their citations and referencing as an aid to learning good academic practice. Turnitin produces an ‘originality report’ to help guide you</w:t>
-      </w:r>
-      <w:proofErr w:type="gramStart"/>
-      <w:r>
-        <w:t xml:space="preserve">.  </w:t>
-      </w:r>
-      <w:proofErr w:type="gramEnd"/>
+        <w:t xml:space="preserve">It is a formative tool that makes it easy for students to review their citations and referencing as an aid to learning good academic practice. Turnitin produces an ‘originality report’ to help guide you.  </w:t>
+      </w:r>
     </w:p>
     <w:p>
       <w:pPr>
@@ -11084,7 +10320,6 @@
           <w:b/>
           <w:sz w:val="28"/>
         </w:rPr>
-        <w:lastRenderedPageBreak/>
         <w:t xml:space="preserve"> </w:t>
       </w:r>
     </w:p>
